--- a/docs/manuales/Manual_Personal.docx
+++ b/docs/manuales/Manual_Personal.docx
@@ -49,7 +49,7 @@
         <w:pStyle w:val="Portadadato"/>
       </w:pPr>
       <w:r>
-        <w:t>Versión 1.0 · 19 de octubre de 2026</w:t>
+        <w:t>Versión 1.1 · 19 de octubre de 2026</w:t>
       </w:r>
     </w:p>
     <w:p>
@@ -104,7 +104,7 @@
       <w:r>
         <w:fldChar w:fldCharType="separate"/>
       </w:r>
-      <w:hyperlink w:anchor="_Toc243317940" w:history="1">
+      <w:hyperlink w:anchor="_Toc243319456" w:history="1">
         <w:r>
           <w:rPr>
             <w:rStyle w:val="Hipervnculo"/>
@@ -131,7 +131,7 @@
             <w:noProof/>
             <w:webHidden/>
           </w:rPr>
-          <w:instrText xml:space="preserve"> PAGEREF _Toc243317940 \h </w:instrText>
+          <w:instrText xml:space="preserve"> PAGEREF _Toc243319456 \h </w:instrText>
         </w:r>
         <w:r>
           <w:rPr>
@@ -175,7 +175,7 @@
           <w14:ligatures w14:val="standardContextual"/>
         </w:rPr>
       </w:pPr>
-      <w:hyperlink w:anchor="_Toc243317941" w:history="1">
+      <w:hyperlink w:anchor="_Toc243319457" w:history="1">
         <w:r>
           <w:rPr>
             <w:rStyle w:val="Hipervnculo"/>
@@ -202,7 +202,7 @@
             <w:noProof/>
             <w:webHidden/>
           </w:rPr>
-          <w:instrText xml:space="preserve"> PAGEREF _Toc243317941 \h </w:instrText>
+          <w:instrText xml:space="preserve"> PAGEREF _Toc243319457 \h </w:instrText>
         </w:r>
         <w:r>
           <w:rPr>
@@ -245,7 +245,7 @@
           <w14:ligatures w14:val="standardContextual"/>
         </w:rPr>
       </w:pPr>
-      <w:hyperlink w:anchor="_Toc243317942" w:history="1">
+      <w:hyperlink w:anchor="_Toc243319458" w:history="1">
         <w:r>
           <w:rPr>
             <w:rStyle w:val="Hipervnculo"/>
@@ -272,7 +272,7 @@
             <w:noProof/>
             <w:webHidden/>
           </w:rPr>
-          <w:instrText xml:space="preserve"> PAGEREF _Toc243317942 \h </w:instrText>
+          <w:instrText xml:space="preserve"> PAGEREF _Toc243319458 \h </w:instrText>
         </w:r>
         <w:r>
           <w:rPr>
@@ -315,7 +315,7 @@
           <w14:ligatures w14:val="standardContextual"/>
         </w:rPr>
       </w:pPr>
-      <w:hyperlink w:anchor="_Toc243317943" w:history="1">
+      <w:hyperlink w:anchor="_Toc243319459" w:history="1">
         <w:r>
           <w:rPr>
             <w:rStyle w:val="Hipervnculo"/>
@@ -342,7 +342,7 @@
             <w:noProof/>
             <w:webHidden/>
           </w:rPr>
-          <w:instrText xml:space="preserve"> PAGEREF _Toc243317943 \h </w:instrText>
+          <w:instrText xml:space="preserve"> PAGEREF _Toc243319459 \h </w:instrText>
         </w:r>
         <w:r>
           <w:rPr>
@@ -386,7 +386,7 @@
           <w14:ligatures w14:val="standardContextual"/>
         </w:rPr>
       </w:pPr>
-      <w:hyperlink w:anchor="_Toc243317944" w:history="1">
+      <w:hyperlink w:anchor="_Toc243319460" w:history="1">
         <w:r>
           <w:rPr>
             <w:rStyle w:val="Hipervnculo"/>
@@ -413,7 +413,7 @@
             <w:noProof/>
             <w:webHidden/>
           </w:rPr>
-          <w:instrText xml:space="preserve"> PAGEREF _Toc243317944 \h </w:instrText>
+          <w:instrText xml:space="preserve"> PAGEREF _Toc243319460 \h </w:instrText>
         </w:r>
         <w:r>
           <w:rPr>
@@ -457,7 +457,7 @@
           <w14:ligatures w14:val="standardContextual"/>
         </w:rPr>
       </w:pPr>
-      <w:hyperlink w:anchor="_Toc243317945" w:history="1">
+      <w:hyperlink w:anchor="_Toc243319461" w:history="1">
         <w:r>
           <w:rPr>
             <w:rStyle w:val="Hipervnculo"/>
@@ -484,7 +484,7 @@
             <w:noProof/>
             <w:webHidden/>
           </w:rPr>
-          <w:instrText xml:space="preserve"> PAGEREF _Toc243317945 \h </w:instrText>
+          <w:instrText xml:space="preserve"> PAGEREF _Toc243319461 \h </w:instrText>
         </w:r>
         <w:r>
           <w:rPr>
@@ -527,7 +527,7 @@
           <w14:ligatures w14:val="standardContextual"/>
         </w:rPr>
       </w:pPr>
-      <w:hyperlink w:anchor="_Toc243317946" w:history="1">
+      <w:hyperlink w:anchor="_Toc243319462" w:history="1">
         <w:r>
           <w:rPr>
             <w:rStyle w:val="Hipervnculo"/>
@@ -554,7 +554,7 @@
             <w:noProof/>
             <w:webHidden/>
           </w:rPr>
-          <w:instrText xml:space="preserve"> PAGEREF _Toc243317946 \h </w:instrText>
+          <w:instrText xml:space="preserve"> PAGEREF _Toc243319462 \h </w:instrText>
         </w:r>
         <w:r>
           <w:rPr>
@@ -597,7 +597,7 @@
           <w14:ligatures w14:val="standardContextual"/>
         </w:rPr>
       </w:pPr>
-      <w:hyperlink w:anchor="_Toc243317947" w:history="1">
+      <w:hyperlink w:anchor="_Toc243319463" w:history="1">
         <w:r>
           <w:rPr>
             <w:rStyle w:val="Hipervnculo"/>
@@ -624,7 +624,7 @@
             <w:noProof/>
             <w:webHidden/>
           </w:rPr>
-          <w:instrText xml:space="preserve"> PAGEREF _Toc243317947 \h </w:instrText>
+          <w:instrText xml:space="preserve"> PAGEREF _Toc243319463 \h </w:instrText>
         </w:r>
         <w:r>
           <w:rPr>
@@ -667,7 +667,7 @@
           <w14:ligatures w14:val="standardContextual"/>
         </w:rPr>
       </w:pPr>
-      <w:hyperlink w:anchor="_Toc243317948" w:history="1">
+      <w:hyperlink w:anchor="_Toc243319464" w:history="1">
         <w:r>
           <w:rPr>
             <w:rStyle w:val="Hipervnculo"/>
@@ -694,7 +694,7 @@
             <w:noProof/>
             <w:webHidden/>
           </w:rPr>
-          <w:instrText xml:space="preserve"> PAGEREF _Toc243317948 \h </w:instrText>
+          <w:instrText xml:space="preserve"> PAGEREF _Toc243319464 \h </w:instrText>
         </w:r>
         <w:r>
           <w:rPr>
@@ -737,7 +737,7 @@
           <w14:ligatures w14:val="standardContextual"/>
         </w:rPr>
       </w:pPr>
-      <w:hyperlink w:anchor="_Toc243317949" w:history="1">
+      <w:hyperlink w:anchor="_Toc243319465" w:history="1">
         <w:r>
           <w:rPr>
             <w:rStyle w:val="Hipervnculo"/>
@@ -764,7 +764,7 @@
             <w:noProof/>
             <w:webHidden/>
           </w:rPr>
-          <w:instrText xml:space="preserve"> PAGEREF _Toc243317949 \h </w:instrText>
+          <w:instrText xml:space="preserve"> PAGEREF _Toc243319465 \h </w:instrText>
         </w:r>
         <w:r>
           <w:rPr>
@@ -807,7 +807,7 @@
           <w14:ligatures w14:val="standardContextual"/>
         </w:rPr>
       </w:pPr>
-      <w:hyperlink w:anchor="_Toc243317950" w:history="1">
+      <w:hyperlink w:anchor="_Toc243319466" w:history="1">
         <w:r>
           <w:rPr>
             <w:rStyle w:val="Hipervnculo"/>
@@ -834,7 +834,7 @@
             <w:noProof/>
             <w:webHidden/>
           </w:rPr>
-          <w:instrText xml:space="preserve"> PAGEREF _Toc243317950 \h </w:instrText>
+          <w:instrText xml:space="preserve"> PAGEREF _Toc243319466 \h </w:instrText>
         </w:r>
         <w:r>
           <w:rPr>
@@ -877,7 +877,7 @@
           <w14:ligatures w14:val="standardContextual"/>
         </w:rPr>
       </w:pPr>
-      <w:hyperlink w:anchor="_Toc243317951" w:history="1">
+      <w:hyperlink w:anchor="_Toc243319467" w:history="1">
         <w:r>
           <w:rPr>
             <w:rStyle w:val="Hipervnculo"/>
@@ -904,7 +904,7 @@
             <w:noProof/>
             <w:webHidden/>
           </w:rPr>
-          <w:instrText xml:space="preserve"> PAGEREF _Toc243317951 \h </w:instrText>
+          <w:instrText xml:space="preserve"> PAGEREF _Toc243319467 \h </w:instrText>
         </w:r>
         <w:r>
           <w:rPr>
@@ -947,7 +947,7 @@
           <w14:ligatures w14:val="standardContextual"/>
         </w:rPr>
       </w:pPr>
-      <w:hyperlink w:anchor="_Toc243317952" w:history="1">
+      <w:hyperlink w:anchor="_Toc243319468" w:history="1">
         <w:r>
           <w:rPr>
             <w:rStyle w:val="Hipervnculo"/>
@@ -974,7 +974,7 @@
             <w:noProof/>
             <w:webHidden/>
           </w:rPr>
-          <w:instrText xml:space="preserve"> PAGEREF _Toc243317952 \h </w:instrText>
+          <w:instrText xml:space="preserve"> PAGEREF _Toc243319468 \h </w:instrText>
         </w:r>
         <w:r>
           <w:rPr>
@@ -1017,7 +1017,7 @@
           <w14:ligatures w14:val="standardContextual"/>
         </w:rPr>
       </w:pPr>
-      <w:hyperlink w:anchor="_Toc243317953" w:history="1">
+      <w:hyperlink w:anchor="_Toc243319469" w:history="1">
         <w:r>
           <w:rPr>
             <w:rStyle w:val="Hipervnculo"/>
@@ -1044,7 +1044,7 @@
             <w:noProof/>
             <w:webHidden/>
           </w:rPr>
-          <w:instrText xml:space="preserve"> PAGEREF _Toc243317953 \h </w:instrText>
+          <w:instrText xml:space="preserve"> PAGEREF _Toc243319469 \h </w:instrText>
         </w:r>
         <w:r>
           <w:rPr>
@@ -1087,7 +1087,7 @@
           <w14:ligatures w14:val="standardContextual"/>
         </w:rPr>
       </w:pPr>
-      <w:hyperlink w:anchor="_Toc243317954" w:history="1">
+      <w:hyperlink w:anchor="_Toc243319470" w:history="1">
         <w:r>
           <w:rPr>
             <w:rStyle w:val="Hipervnculo"/>
@@ -1114,7 +1114,7 @@
             <w:noProof/>
             <w:webHidden/>
           </w:rPr>
-          <w:instrText xml:space="preserve"> PAGEREF _Toc243317954 \h </w:instrText>
+          <w:instrText xml:space="preserve"> PAGEREF _Toc243319470 \h </w:instrText>
         </w:r>
         <w:r>
           <w:rPr>
@@ -1157,7 +1157,7 @@
           <w14:ligatures w14:val="standardContextual"/>
         </w:rPr>
       </w:pPr>
-      <w:hyperlink w:anchor="_Toc243317955" w:history="1">
+      <w:hyperlink w:anchor="_Toc243319471" w:history="1">
         <w:r>
           <w:rPr>
             <w:rStyle w:val="Hipervnculo"/>
@@ -1184,7 +1184,7 @@
             <w:noProof/>
             <w:webHidden/>
           </w:rPr>
-          <w:instrText xml:space="preserve"> PAGEREF _Toc243317955 \h </w:instrText>
+          <w:instrText xml:space="preserve"> PAGEREF _Toc243319471 \h </w:instrText>
         </w:r>
         <w:r>
           <w:rPr>
@@ -1228,7 +1228,7 @@
           <w14:ligatures w14:val="standardContextual"/>
         </w:rPr>
       </w:pPr>
-      <w:hyperlink w:anchor="_Toc243317956" w:history="1">
+      <w:hyperlink w:anchor="_Toc243319472" w:history="1">
         <w:r>
           <w:rPr>
             <w:rStyle w:val="Hipervnculo"/>
@@ -1255,7 +1255,7 @@
             <w:noProof/>
             <w:webHidden/>
           </w:rPr>
-          <w:instrText xml:space="preserve"> PAGEREF _Toc243317956 \h </w:instrText>
+          <w:instrText xml:space="preserve"> PAGEREF _Toc243319472 \h </w:instrText>
         </w:r>
         <w:r>
           <w:rPr>
@@ -1299,7 +1299,7 @@
           <w14:ligatures w14:val="standardContextual"/>
         </w:rPr>
       </w:pPr>
-      <w:hyperlink w:anchor="_Toc243317957" w:history="1">
+      <w:hyperlink w:anchor="_Toc243319473" w:history="1">
         <w:r>
           <w:rPr>
             <w:rStyle w:val="Hipervnculo"/>
@@ -1326,7 +1326,7 @@
             <w:noProof/>
             <w:webHidden/>
           </w:rPr>
-          <w:instrText xml:space="preserve"> PAGEREF _Toc243317957 \h </w:instrText>
+          <w:instrText xml:space="preserve"> PAGEREF _Toc243319473 \h </w:instrText>
         </w:r>
         <w:r>
           <w:rPr>
@@ -1370,7 +1370,7 @@
           <w14:ligatures w14:val="standardContextual"/>
         </w:rPr>
       </w:pPr>
-      <w:hyperlink w:anchor="_Toc243317958" w:history="1">
+      <w:hyperlink w:anchor="_Toc243319474" w:history="1">
         <w:r>
           <w:rPr>
             <w:rStyle w:val="Hipervnculo"/>
@@ -1397,7 +1397,7 @@
             <w:noProof/>
             <w:webHidden/>
           </w:rPr>
-          <w:instrText xml:space="preserve"> PAGEREF _Toc243317958 \h </w:instrText>
+          <w:instrText xml:space="preserve"> PAGEREF _Toc243319474 \h </w:instrText>
         </w:r>
         <w:r>
           <w:rPr>
@@ -1441,7 +1441,7 @@
           <w14:ligatures w14:val="standardContextual"/>
         </w:rPr>
       </w:pPr>
-      <w:hyperlink w:anchor="_Toc243317959" w:history="1">
+      <w:hyperlink w:anchor="_Toc243319475" w:history="1">
         <w:r>
           <w:rPr>
             <w:rStyle w:val="Hipervnculo"/>
@@ -1468,7 +1468,7 @@
             <w:noProof/>
             <w:webHidden/>
           </w:rPr>
-          <w:instrText xml:space="preserve"> PAGEREF _Toc243317959 \h </w:instrText>
+          <w:instrText xml:space="preserve"> PAGEREF _Toc243319475 \h </w:instrText>
         </w:r>
         <w:r>
           <w:rPr>
@@ -1488,7 +1488,7 @@
             <w:noProof/>
             <w:webHidden/>
           </w:rPr>
-          <w:t>9</w:t>
+          <w:t>10</w:t>
         </w:r>
         <w:r>
           <w:rPr>
@@ -1513,7 +1513,7 @@
       <w:pPr>
         <w:pStyle w:val="Ttulo1"/>
       </w:pPr>
-      <w:bookmarkStart w:id="0" w:name="_Toc243317940"/>
+      <w:bookmarkStart w:id="0" w:name="_Toc243319456"/>
       <w:r>
         <w:lastRenderedPageBreak/>
         <w:t>1. Introducción</w:t>
@@ -1544,7 +1544,7 @@
       <w:pPr>
         <w:pStyle w:val="Ttulo1"/>
       </w:pPr>
-      <w:bookmarkStart w:id="1" w:name="_Toc243317941"/>
+      <w:bookmarkStart w:id="1" w:name="_Toc243319457"/>
       <w:r>
         <w:t>2. Requisitos y cómo ingresar</w:t>
       </w:r>
@@ -1566,7 +1566,7 @@
       <w:pPr>
         <w:pStyle w:val="Ttulo2"/>
       </w:pPr>
-      <w:bookmarkStart w:id="2" w:name="_Toc243317942"/>
+      <w:bookmarkStart w:id="2" w:name="_Toc243319458"/>
       <w:r>
         <w:t>2.1 Iniciar sesión</w:t>
       </w:r>
@@ -1766,7 +1766,7 @@
       <w:pPr>
         <w:pStyle w:val="Ttulo2"/>
       </w:pPr>
-      <w:bookmarkStart w:id="3" w:name="_Toc243317943"/>
+      <w:bookmarkStart w:id="3" w:name="_Toc243319459"/>
       <w:r>
         <w:t>2.2 Si olvidó su clave o no puede entrar</w:t>
       </w:r>
@@ -1833,7 +1833,7 @@
       <w:pPr>
         <w:pStyle w:val="Ttulo1"/>
       </w:pPr>
-      <w:bookmarkStart w:id="4" w:name="_Toc243317944"/>
+      <w:bookmarkStart w:id="4" w:name="_Toc243319460"/>
       <w:r>
         <w:t>3. La pantalla principal y el menú</w:t>
       </w:r>
@@ -2477,37 +2477,37 @@
         <w:t>Nota:</w:t>
       </w:r>
       <w:r>
-        <w:t xml:space="preserve"> el personal de tienda no ve las secciones Reportes, Pagos ni Usuarios; son exclusivas del administrador. En las ventanas de confirmación los botones aparecen en inglés: </w:t>
-      </w:r>
-      <w:r>
-        <w:rPr>
-          <w:b/>
-          <w:bCs/>
-        </w:rPr>
-        <w:t>OK</w:t>
-      </w:r>
-      <w:r>
-        <w:t xml:space="preserve"> (aceptar), </w:t>
-      </w:r>
-      <w:r>
-        <w:rPr>
-          <w:b/>
-          <w:bCs/>
-        </w:rPr>
-        <w:t>Cancel</w:t>
-      </w:r>
-      <w:r>
-        <w:t xml:space="preserve"> (cancelar), </w:t>
-      </w:r>
-      <w:r>
-        <w:rPr>
-          <w:b/>
-          <w:bCs/>
-        </w:rPr>
-        <w:t>Yes</w:t>
-      </w:r>
-      <w:r>
-        <w:t xml:space="preserve"> (sí) y </w:t>
+        <w:t xml:space="preserve"> el personal de tienda no ve las secciones Reportes, Pagos ni Usuarios; son exclusivas del administrador. Las ventanas de confirmación tienen los botones </w:t>
+      </w:r>
+      <w:r>
+        <w:rPr>
+          <w:b/>
+          <w:bCs/>
+        </w:rPr>
+        <w:t>Aceptar</w:t>
+      </w:r>
+      <w:r>
+        <w:t xml:space="preserve">, </w:t>
+      </w:r>
+      <w:r>
+        <w:rPr>
+          <w:b/>
+          <w:bCs/>
+        </w:rPr>
+        <w:t>Cancelar</w:t>
+      </w:r>
+      <w:r>
+        <w:t xml:space="preserve">, </w:t>
+      </w:r>
+      <w:r>
+        <w:rPr>
+          <w:b/>
+          <w:bCs/>
+        </w:rPr>
+        <w:t>Sí</w:t>
+      </w:r>
+      <w:r>
+        <w:t xml:space="preserve"> y </w:t>
       </w:r>
       <w:r>
         <w:rPr>
@@ -2524,7 +2524,7 @@
       <w:pPr>
         <w:pStyle w:val="Ttulo1"/>
       </w:pPr>
-      <w:bookmarkStart w:id="5" w:name="_Toc243317945"/>
+      <w:bookmarkStart w:id="5" w:name="_Toc243319461"/>
       <w:r>
         <w:t>4. Procedimientos paso a paso</w:t>
       </w:r>
@@ -2534,7 +2534,7 @@
       <w:pPr>
         <w:pStyle w:val="Ttulo2"/>
       </w:pPr>
-      <w:bookmarkStart w:id="6" w:name="_Toc243317946"/>
+      <w:bookmarkStart w:id="6" w:name="_Toc243319462"/>
       <w:r>
         <w:t>4.1 Abrir el turno de caja</w:t>
       </w:r>
@@ -2767,7 +2767,7 @@
       <w:pPr>
         <w:pStyle w:val="Ttulo2"/>
       </w:pPr>
-      <w:bookmarkStart w:id="7" w:name="_Toc243317947"/>
+      <w:bookmarkStart w:id="7" w:name="_Toc243319463"/>
       <w:r>
         <w:t>4.2 Registrar una venta</w:t>
       </w:r>
@@ -3134,7 +3134,7 @@
       <w:pPr>
         <w:pStyle w:val="Ttulo2"/>
       </w:pPr>
-      <w:bookmarkStart w:id="8" w:name="_Toc243317948"/>
+      <w:bookmarkStart w:id="8" w:name="_Toc243319464"/>
       <w:r>
         <w:t>4.3 Elegir al cliente y aplicar el descuento VIP</w:t>
       </w:r>
@@ -3354,7 +3354,7 @@
           <w:b/>
           <w:bCs/>
         </w:rPr>
-        <w:t>OK</w:t>
+        <w:t>Aceptar</w:t>
       </w:r>
       <w:r>
         <w:t>.</w:t>
@@ -3848,12 +3848,12 @@
     <w:p>
       <w:pPr>
         <w:pBdr>
-          <w:top w:val="single" w:sz="4" w:space="4" w:color="5B7FA6"/>
-          <w:left w:val="single" w:sz="24" w:space="6" w:color="5B7FA6"/>
-          <w:bottom w:val="single" w:sz="4" w:space="4" w:color="5B7FA6"/>
-          <w:right w:val="single" w:sz="4" w:space="4" w:color="5B7FA6"/>
+          <w:top w:val="single" w:sz="4" w:space="4" w:color="D9822B"/>
+          <w:left w:val="single" w:sz="24" w:space="6" w:color="D9822B"/>
+          <w:bottom w:val="single" w:sz="4" w:space="4" w:color="D9822B"/>
+          <w:right w:val="single" w:sz="4" w:space="4" w:color="D9822B"/>
         </w:pBdr>
-        <w:shd w:val="clear" w:color="auto" w:fill="EEF3F8"/>
+        <w:shd w:val="clear" w:color="auto" w:fill="FFF4E5"/>
         <w:spacing w:before="120" w:after="160"/>
         <w:ind w:left="140" w:right="140"/>
       </w:pPr>
@@ -3862,10 +3862,10 @@
           <w:b/>
           <w:bCs/>
         </w:rPr>
-        <w:t>Nota:</w:t>
-      </w:r>
-      <w:r>
-        <w:t xml:space="preserve"> el botón </w:t>
+        <w:t>Advertencia:</w:t>
+      </w:r>
+      <w:r>
+        <w:t xml:space="preserve"> con el botón </w:t>
       </w:r>
       <w:r>
         <w:rPr>
@@ -3875,14 +3875,24 @@
         <w:t>Descuento (F6)</w:t>
       </w:r>
       <w:r>
-        <w:t xml:space="preserve"> permite escribir un porcentaje (0 a 100) para toda la venta. El sistema no pide autorización para usarlo; aplíquelo solo cuando la tienda lo haya autorizado.</w:t>
+        <w:t xml:space="preserve"> puede escribir un descuento manual para toda la venta, </w:t>
+      </w:r>
+      <w:r>
+        <w:rPr>
+          <w:b/>
+          <w:bCs/>
+        </w:rPr>
+        <w:t>como máximo 10 %</w:t>
+      </w:r>
+      <w:r>
+        <w:t>. Si escribe más, aparece "El personal puede aplicar como máximo 10 % de descuento manual. Para un descuento mayor, pida al administrador que lo aplique.". El descuento VIP del cliente siempre se respeta, aunque sea mayor (Platino, 15 %).</w:t>
       </w:r>
     </w:p>
     <w:p>
       <w:pPr>
         <w:pStyle w:val="Ttulo2"/>
       </w:pPr>
-      <w:bookmarkStart w:id="9" w:name="_Toc243317949"/>
+      <w:bookmarkStart w:id="9" w:name="_Toc243319465"/>
       <w:r>
         <w:t>4.4 Cobrar en efectivo y dar el vuelto</w:t>
       </w:r>
@@ -4146,7 +4156,7 @@
       <w:pPr>
         <w:pStyle w:val="Ttulo2"/>
       </w:pPr>
-      <w:bookmarkStart w:id="10" w:name="_Toc243317950"/>
+      <w:bookmarkStart w:id="10" w:name="_Toc243319466"/>
       <w:r>
         <w:t>4.5 Cobrar con Yape o con Plin</w:t>
       </w:r>
@@ -4437,7 +4447,7 @@
       <w:pPr>
         <w:pStyle w:val="Ttulo2"/>
       </w:pPr>
-      <w:bookmarkStart w:id="11" w:name="_Toc243317951"/>
+      <w:bookmarkStart w:id="11" w:name="_Toc243319467"/>
       <w:r>
         <w:t>4.6 Emitir la boleta o la factura</w:t>
       </w:r>
@@ -4679,7 +4689,7 @@
       <w:pPr>
         <w:pStyle w:val="Ttulo2"/>
       </w:pPr>
-      <w:bookmarkStart w:id="12" w:name="_Toc243317952"/>
+      <w:bookmarkStart w:id="12" w:name="_Toc243319468"/>
       <w:r>
         <w:t>4.7 Registrar una merma</w:t>
       </w:r>
@@ -4897,7 +4907,7 @@
           <w:b/>
           <w:bCs/>
         </w:rPr>
-        <w:t>OK</w:t>
+        <w:t>Aceptar</w:t>
       </w:r>
       <w:r>
         <w:t>.</w:t>
@@ -4970,7 +4980,7 @@
       <w:pPr>
         <w:pStyle w:val="Ttulo2"/>
       </w:pPr>
-      <w:bookmarkStart w:id="13" w:name="_Toc243317953"/>
+      <w:bookmarkStart w:id="13" w:name="_Toc243319469"/>
       <w:r>
         <w:t>4.8 Consultar el stock y las alertas</w:t>
       </w:r>
@@ -5367,7 +5377,7 @@
       <w:pPr>
         <w:pStyle w:val="Ttulo2"/>
       </w:pPr>
-      <w:bookmarkStart w:id="14" w:name="_Toc243317954"/>
+      <w:bookmarkStart w:id="14" w:name="_Toc243319470"/>
       <w:r>
         <w:t>4.9 Recibir mercadería</w:t>
       </w:r>
@@ -5606,7 +5616,7 @@
           <w:b/>
           <w:bCs/>
         </w:rPr>
-        <w:t>Yes</w:t>
+        <w:t>Sí</w:t>
       </w:r>
       <w:r>
         <w:t>.</w:t>
@@ -5660,7 +5670,7 @@
       <w:pPr>
         <w:pStyle w:val="Ttulo2"/>
       </w:pPr>
-      <w:bookmarkStart w:id="15" w:name="_Toc243317955"/>
+      <w:bookmarkStart w:id="15" w:name="_Toc243319471"/>
       <w:r>
         <w:t>4.10 Cerrar el turno y cuadrar la caja</w:t>
       </w:r>
@@ -5907,7 +5917,7 @@
           <w:b/>
           <w:bCs/>
         </w:rPr>
-        <w:t>OK</w:t>
+        <w:t>Aceptar</w:t>
       </w:r>
       <w:r>
         <w:t>.</w:t>
@@ -5980,7 +5990,7 @@
       <w:pPr>
         <w:pStyle w:val="Ttulo1"/>
       </w:pPr>
-      <w:bookmarkStart w:id="16" w:name="_Toc243317956"/>
+      <w:bookmarkStart w:id="16" w:name="_Toc243319472"/>
       <w:r>
         <w:t>5. Reglas del negocio que debe conocer</w:t>
       </w:r>
@@ -6005,8 +6015,8 @@
         <w:tblLook w:val="0420" w:firstRow="1" w:lastRow="0" w:firstColumn="0" w:lastColumn="0" w:noHBand="0" w:noVBand="1"/>
       </w:tblPr>
       <w:tblGrid>
-        <w:gridCol w:w="2419"/>
-        <w:gridCol w:w="7321"/>
+        <w:gridCol w:w="2420"/>
+        <w:gridCol w:w="7320"/>
       </w:tblGrid>
       <w:tr>
         <w:tblPrEx>
@@ -6021,7 +6031,7 @@
         </w:trPr>
         <w:tc>
           <w:tcPr>
-            <w:tcW w:w="2419" w:type="dxa"/>
+            <w:tcW w:w="2420" w:type="dxa"/>
             <w:shd w:val="clear" w:color="auto" w:fill="1F3864"/>
             <w:tcMar>
               <w:top w:w="50" w:type="dxa"/>
@@ -6047,7 +6057,7 @@
         </w:tc>
         <w:tc>
           <w:tcPr>
-            <w:tcW w:w="7321" w:type="dxa"/>
+            <w:tcW w:w="7320" w:type="dxa"/>
             <w:shd w:val="clear" w:color="auto" w:fill="1F3864"/>
             <w:tcMar>
               <w:top w:w="50" w:type="dxa"/>
@@ -6084,7 +6094,7 @@
         </w:trPr>
         <w:tc>
           <w:tcPr>
-            <w:tcW w:w="2419" w:type="dxa"/>
+            <w:tcW w:w="2420" w:type="dxa"/>
             <w:tcMar>
               <w:top w:w="50" w:type="dxa"/>
               <w:left w:w="90" w:type="dxa"/>
@@ -6107,7 +6117,7 @@
         </w:tc>
         <w:tc>
           <w:tcPr>
-            <w:tcW w:w="7321" w:type="dxa"/>
+            <w:tcW w:w="7320" w:type="dxa"/>
             <w:tcMar>
               <w:top w:w="50" w:type="dxa"/>
               <w:left w:w="90" w:type="dxa"/>
@@ -6141,7 +6151,7 @@
         </w:trPr>
         <w:tc>
           <w:tcPr>
-            <w:tcW w:w="2419" w:type="dxa"/>
+            <w:tcW w:w="2420" w:type="dxa"/>
             <w:shd w:val="clear" w:color="auto" w:fill="F2F2F2"/>
             <w:tcMar>
               <w:top w:w="50" w:type="dxa"/>
@@ -6165,7 +6175,7 @@
         </w:tc>
         <w:tc>
           <w:tcPr>
-            <w:tcW w:w="7321" w:type="dxa"/>
+            <w:tcW w:w="7320" w:type="dxa"/>
             <w:shd w:val="clear" w:color="auto" w:fill="F2F2F2"/>
             <w:tcMar>
               <w:top w:w="50" w:type="dxa"/>
@@ -6200,7 +6210,7 @@
         </w:trPr>
         <w:tc>
           <w:tcPr>
-            <w:tcW w:w="2419" w:type="dxa"/>
+            <w:tcW w:w="2420" w:type="dxa"/>
             <w:tcMar>
               <w:top w:w="50" w:type="dxa"/>
               <w:left w:w="90" w:type="dxa"/>
@@ -6223,7 +6233,7 @@
         </w:tc>
         <w:tc>
           <w:tcPr>
-            <w:tcW w:w="7321" w:type="dxa"/>
+            <w:tcW w:w="7320" w:type="dxa"/>
             <w:tcMar>
               <w:top w:w="50" w:type="dxa"/>
               <w:left w:w="90" w:type="dxa"/>
@@ -6257,7 +6267,7 @@
         </w:trPr>
         <w:tc>
           <w:tcPr>
-            <w:tcW w:w="2419" w:type="dxa"/>
+            <w:tcW w:w="2420" w:type="dxa"/>
             <w:shd w:val="clear" w:color="auto" w:fill="F2F2F2"/>
             <w:tcMar>
               <w:top w:w="50" w:type="dxa"/>
@@ -6281,7 +6291,7 @@
         </w:tc>
         <w:tc>
           <w:tcPr>
-            <w:tcW w:w="7321" w:type="dxa"/>
+            <w:tcW w:w="7320" w:type="dxa"/>
             <w:shd w:val="clear" w:color="auto" w:fill="F2F2F2"/>
             <w:tcMar>
               <w:top w:w="50" w:type="dxa"/>
@@ -6316,47 +6326,61 @@
         </w:trPr>
         <w:tc>
           <w:tcPr>
-            <w:tcW w:w="2419" w:type="dxa"/>
-            <w:tcMar>
-              <w:top w:w="50" w:type="dxa"/>
-              <w:left w:w="90" w:type="dxa"/>
-              <w:bottom w:w="50" w:type="dxa"/>
-              <w:right w:w="90" w:type="dxa"/>
-            </w:tcMar>
-          </w:tcPr>
-          <w:p>
-            <w:pPr>
-              <w:spacing w:after="0" w:line="250" w:lineRule="auto"/>
-              <w:jc w:val="left"/>
-            </w:pPr>
-            <w:r>
-              <w:rPr>
-                <w:sz w:val="19"/>
-              </w:rPr>
-              <w:t>IGV</w:t>
-            </w:r>
-          </w:p>
-        </w:tc>
-        <w:tc>
-          <w:tcPr>
-            <w:tcW w:w="7321" w:type="dxa"/>
-            <w:tcMar>
-              <w:top w:w="50" w:type="dxa"/>
-              <w:left w:w="90" w:type="dxa"/>
-              <w:bottom w:w="50" w:type="dxa"/>
-              <w:right w:w="90" w:type="dxa"/>
-            </w:tcMar>
-          </w:tcPr>
-          <w:p>
-            <w:pPr>
-              <w:spacing w:after="0" w:line="250" w:lineRule="auto"/>
-              <w:jc w:val="left"/>
-            </w:pPr>
-            <w:r>
-              <w:rPr>
-                <w:sz w:val="19"/>
-              </w:rPr>
-              <w:t>El IGV es el 18 % de (subtotal − descuento) y se suma al total.</w:t>
+            <w:tcW w:w="2420" w:type="dxa"/>
+            <w:tcMar>
+              <w:top w:w="50" w:type="dxa"/>
+              <w:left w:w="90" w:type="dxa"/>
+              <w:bottom w:w="50" w:type="dxa"/>
+              <w:right w:w="90" w:type="dxa"/>
+            </w:tcMar>
+          </w:tcPr>
+          <w:p>
+            <w:pPr>
+              <w:spacing w:after="0" w:line="250" w:lineRule="auto"/>
+              <w:jc w:val="left"/>
+            </w:pPr>
+            <w:r>
+              <w:rPr>
+                <w:sz w:val="19"/>
+              </w:rPr>
+              <w:t>Descuento manual</w:t>
+            </w:r>
+          </w:p>
+        </w:tc>
+        <w:tc>
+          <w:tcPr>
+            <w:tcW w:w="7320" w:type="dxa"/>
+            <w:tcMar>
+              <w:top w:w="50" w:type="dxa"/>
+              <w:left w:w="90" w:type="dxa"/>
+              <w:bottom w:w="50" w:type="dxa"/>
+              <w:right w:w="90" w:type="dxa"/>
+            </w:tcMar>
+          </w:tcPr>
+          <w:p>
+            <w:pPr>
+              <w:spacing w:after="0" w:line="250" w:lineRule="auto"/>
+              <w:jc w:val="left"/>
+            </w:pPr>
+            <w:r>
+              <w:rPr>
+                <w:sz w:val="19"/>
+              </w:rPr>
+              <w:t xml:space="preserve">Con </w:t>
+            </w:r>
+            <w:r>
+              <w:rPr>
+                <w:b/>
+                <w:bCs/>
+                <w:sz w:val="19"/>
+              </w:rPr>
+              <w:t>Descuento (F6)</w:t>
+            </w:r>
+            <w:r>
+              <w:rPr>
+                <w:sz w:val="19"/>
+              </w:rPr>
+              <w:t xml:space="preserve"> el personal puede aplicar como máximo 10 %. Un descuento mayor solo lo aplica el administrador.</w:t>
             </w:r>
           </w:p>
         </w:tc>
@@ -6373,7 +6397,7 @@
         </w:trPr>
         <w:tc>
           <w:tcPr>
-            <w:tcW w:w="2419" w:type="dxa"/>
+            <w:tcW w:w="2420" w:type="dxa"/>
             <w:shd w:val="clear" w:color="auto" w:fill="F2F2F2"/>
             <w:tcMar>
               <w:top w:w="50" w:type="dxa"/>
@@ -6391,13 +6415,13 @@
               <w:rPr>
                 <w:sz w:val="19"/>
               </w:rPr>
-              <w:t>Redondeo</w:t>
-            </w:r>
-          </w:p>
-        </w:tc>
-        <w:tc>
-          <w:tcPr>
-            <w:tcW w:w="7321" w:type="dxa"/>
+              <w:t>IGV</w:t>
+            </w:r>
+          </w:p>
+        </w:tc>
+        <w:tc>
+          <w:tcPr>
+            <w:tcW w:w="7320" w:type="dxa"/>
             <w:shd w:val="clear" w:color="auto" w:fill="F2F2F2"/>
             <w:tcMar>
               <w:top w:w="50" w:type="dxa"/>
@@ -6415,7 +6439,7 @@
               <w:rPr>
                 <w:sz w:val="19"/>
               </w:rPr>
-              <w:t>El total se redondea hacia abajo a 10 céntimos, porque no circulan monedas de 1 ni 5 céntimos. El redondeo favorece al cliente.</w:t>
+              <w:t>El IGV es el 18 % de (subtotal − descuento) y se suma al total.</w:t>
             </w:r>
           </w:p>
         </w:tc>
@@ -6432,47 +6456,47 @@
         </w:trPr>
         <w:tc>
           <w:tcPr>
-            <w:tcW w:w="2419" w:type="dxa"/>
-            <w:tcMar>
-              <w:top w:w="50" w:type="dxa"/>
-              <w:left w:w="90" w:type="dxa"/>
-              <w:bottom w:w="50" w:type="dxa"/>
-              <w:right w:w="90" w:type="dxa"/>
-            </w:tcMar>
-          </w:tcPr>
-          <w:p>
-            <w:pPr>
-              <w:spacing w:after="0" w:line="250" w:lineRule="auto"/>
-              <w:jc w:val="left"/>
-            </w:pPr>
-            <w:r>
-              <w:rPr>
-                <w:sz w:val="19"/>
-              </w:rPr>
-              <w:t>Montos en efectivo</w:t>
-            </w:r>
-          </w:p>
-        </w:tc>
-        <w:tc>
-          <w:tcPr>
-            <w:tcW w:w="7321" w:type="dxa"/>
-            <w:tcMar>
-              <w:top w:w="50" w:type="dxa"/>
-              <w:left w:w="90" w:type="dxa"/>
-              <w:bottom w:w="50" w:type="dxa"/>
-              <w:right w:w="90" w:type="dxa"/>
-            </w:tcMar>
-          </w:tcPr>
-          <w:p>
-            <w:pPr>
-              <w:spacing w:after="0" w:line="250" w:lineRule="auto"/>
-              <w:jc w:val="left"/>
-            </w:pPr>
-            <w:r>
-              <w:rPr>
-                <w:sz w:val="19"/>
-              </w:rPr>
-              <w:t>Efectivo recibido, inicial y contado: sin céntimos sueltos de 1 o 5.</w:t>
+            <w:tcW w:w="2420" w:type="dxa"/>
+            <w:tcMar>
+              <w:top w:w="50" w:type="dxa"/>
+              <w:left w:w="90" w:type="dxa"/>
+              <w:bottom w:w="50" w:type="dxa"/>
+              <w:right w:w="90" w:type="dxa"/>
+            </w:tcMar>
+          </w:tcPr>
+          <w:p>
+            <w:pPr>
+              <w:spacing w:after="0" w:line="250" w:lineRule="auto"/>
+              <w:jc w:val="left"/>
+            </w:pPr>
+            <w:r>
+              <w:rPr>
+                <w:sz w:val="19"/>
+              </w:rPr>
+              <w:t>Redondeo</w:t>
+            </w:r>
+          </w:p>
+        </w:tc>
+        <w:tc>
+          <w:tcPr>
+            <w:tcW w:w="7320" w:type="dxa"/>
+            <w:tcMar>
+              <w:top w:w="50" w:type="dxa"/>
+              <w:left w:w="90" w:type="dxa"/>
+              <w:bottom w:w="50" w:type="dxa"/>
+              <w:right w:w="90" w:type="dxa"/>
+            </w:tcMar>
+          </w:tcPr>
+          <w:p>
+            <w:pPr>
+              <w:spacing w:after="0" w:line="250" w:lineRule="auto"/>
+              <w:jc w:val="left"/>
+            </w:pPr>
+            <w:r>
+              <w:rPr>
+                <w:sz w:val="19"/>
+              </w:rPr>
+              <w:t>El total se redondea hacia abajo a 10 céntimos, porque no circulan monedas de 1 ni 5 céntimos. El redondeo favorece al cliente.</w:t>
             </w:r>
           </w:p>
         </w:tc>
@@ -6489,7 +6513,7 @@
         </w:trPr>
         <w:tc>
           <w:tcPr>
-            <w:tcW w:w="2419" w:type="dxa"/>
+            <w:tcW w:w="2420" w:type="dxa"/>
             <w:shd w:val="clear" w:color="auto" w:fill="F2F2F2"/>
             <w:tcMar>
               <w:top w:w="50" w:type="dxa"/>
@@ -6507,13 +6531,13 @@
               <w:rPr>
                 <w:sz w:val="19"/>
               </w:rPr>
-              <w:t>Comprobante</w:t>
-            </w:r>
-          </w:p>
-        </w:tc>
-        <w:tc>
-          <w:tcPr>
-            <w:tcW w:w="7321" w:type="dxa"/>
+              <w:t>Montos en efectivo</w:t>
+            </w:r>
+          </w:p>
+        </w:tc>
+        <w:tc>
+          <w:tcPr>
+            <w:tcW w:w="7320" w:type="dxa"/>
             <w:shd w:val="clear" w:color="auto" w:fill="F2F2F2"/>
             <w:tcMar>
               <w:top w:w="50" w:type="dxa"/>
@@ -6531,7 +6555,7 @@
               <w:rPr>
                 <w:sz w:val="19"/>
               </w:rPr>
-              <w:t>Cliente con RUC: factura F001. DNI o sin cliente: boleta B001. Numeración correlativa.</w:t>
+              <w:t>Efectivo recibido, inicial y contado: sin céntimos sueltos de 1 o 5.</w:t>
             </w:r>
           </w:p>
         </w:tc>
@@ -6548,47 +6572,47 @@
         </w:trPr>
         <w:tc>
           <w:tcPr>
-            <w:tcW w:w="2419" w:type="dxa"/>
-            <w:tcMar>
-              <w:top w:w="50" w:type="dxa"/>
-              <w:left w:w="90" w:type="dxa"/>
-              <w:bottom w:w="50" w:type="dxa"/>
-              <w:right w:w="90" w:type="dxa"/>
-            </w:tcMar>
-          </w:tcPr>
-          <w:p>
-            <w:pPr>
-              <w:spacing w:after="0" w:line="250" w:lineRule="auto"/>
-              <w:jc w:val="left"/>
-            </w:pPr>
-            <w:r>
-              <w:rPr>
-                <w:sz w:val="19"/>
-              </w:rPr>
-              <w:t>Cobro digital</w:t>
-            </w:r>
-          </w:p>
-        </w:tc>
-        <w:tc>
-          <w:tcPr>
-            <w:tcW w:w="7321" w:type="dxa"/>
-            <w:tcMar>
-              <w:top w:w="50" w:type="dxa"/>
-              <w:left w:w="90" w:type="dxa"/>
-              <w:bottom w:w="50" w:type="dxa"/>
-              <w:right w:w="90" w:type="dxa"/>
-            </w:tcMar>
-          </w:tcPr>
-          <w:p>
-            <w:pPr>
-              <w:spacing w:after="0" w:line="250" w:lineRule="auto"/>
-              <w:jc w:val="left"/>
-            </w:pPr>
-            <w:r>
-              <w:rPr>
-                <w:sz w:val="19"/>
-              </w:rPr>
-              <w:t>La venta con Yape o Plin solo se registra si la pasarela aprobó el cobro. Del celular solo se guardan los 3 últimos dígitos.</w:t>
+            <w:tcW w:w="2420" w:type="dxa"/>
+            <w:tcMar>
+              <w:top w:w="50" w:type="dxa"/>
+              <w:left w:w="90" w:type="dxa"/>
+              <w:bottom w:w="50" w:type="dxa"/>
+              <w:right w:w="90" w:type="dxa"/>
+            </w:tcMar>
+          </w:tcPr>
+          <w:p>
+            <w:pPr>
+              <w:spacing w:after="0" w:line="250" w:lineRule="auto"/>
+              <w:jc w:val="left"/>
+            </w:pPr>
+            <w:r>
+              <w:rPr>
+                <w:sz w:val="19"/>
+              </w:rPr>
+              <w:t>Comprobante</w:t>
+            </w:r>
+          </w:p>
+        </w:tc>
+        <w:tc>
+          <w:tcPr>
+            <w:tcW w:w="7320" w:type="dxa"/>
+            <w:tcMar>
+              <w:top w:w="50" w:type="dxa"/>
+              <w:left w:w="90" w:type="dxa"/>
+              <w:bottom w:w="50" w:type="dxa"/>
+              <w:right w:w="90" w:type="dxa"/>
+            </w:tcMar>
+          </w:tcPr>
+          <w:p>
+            <w:pPr>
+              <w:spacing w:after="0" w:line="250" w:lineRule="auto"/>
+              <w:jc w:val="left"/>
+            </w:pPr>
+            <w:r>
+              <w:rPr>
+                <w:sz w:val="19"/>
+              </w:rPr>
+              <w:t>Cliente con RUC: factura F001. DNI o sin cliente: boleta B001. Numeración correlativa.</w:t>
             </w:r>
           </w:p>
         </w:tc>
@@ -6605,7 +6629,7 @@
         </w:trPr>
         <w:tc>
           <w:tcPr>
-            <w:tcW w:w="2419" w:type="dxa"/>
+            <w:tcW w:w="2420" w:type="dxa"/>
             <w:shd w:val="clear" w:color="auto" w:fill="F2F2F2"/>
             <w:tcMar>
               <w:top w:w="50" w:type="dxa"/>
@@ -6623,14 +6647,72 @@
               <w:rPr>
                 <w:sz w:val="19"/>
               </w:rPr>
+              <w:t>Cobro digital</w:t>
+            </w:r>
+          </w:p>
+        </w:tc>
+        <w:tc>
+          <w:tcPr>
+            <w:tcW w:w="7320" w:type="dxa"/>
+            <w:shd w:val="clear" w:color="auto" w:fill="F2F2F2"/>
+            <w:tcMar>
+              <w:top w:w="50" w:type="dxa"/>
+              <w:left w:w="90" w:type="dxa"/>
+              <w:bottom w:w="50" w:type="dxa"/>
+              <w:right w:w="90" w:type="dxa"/>
+            </w:tcMar>
+          </w:tcPr>
+          <w:p>
+            <w:pPr>
+              <w:spacing w:after="0" w:line="250" w:lineRule="auto"/>
+              <w:jc w:val="left"/>
+            </w:pPr>
+            <w:r>
+              <w:rPr>
+                <w:sz w:val="19"/>
+              </w:rPr>
+              <w:t>La venta con Yape o Plin solo se registra si la pasarela aprobó el cobro. Del celular solo se guardan los 3 últimos dígitos.</w:t>
+            </w:r>
+          </w:p>
+        </w:tc>
+      </w:tr>
+      <w:tr>
+        <w:tblPrEx>
+          <w:tblCellMar>
+            <w:top w:w="0" w:type="dxa"/>
+            <w:bottom w:w="0" w:type="dxa"/>
+          </w:tblCellMar>
+        </w:tblPrEx>
+        <w:trPr>
+          <w:cantSplit/>
+        </w:trPr>
+        <w:tc>
+          <w:tcPr>
+            <w:tcW w:w="2420" w:type="dxa"/>
+            <w:tcMar>
+              <w:top w:w="50" w:type="dxa"/>
+              <w:left w:w="90" w:type="dxa"/>
+              <w:bottom w:w="50" w:type="dxa"/>
+              <w:right w:w="90" w:type="dxa"/>
+            </w:tcMar>
+          </w:tcPr>
+          <w:p>
+            <w:pPr>
+              <w:spacing w:after="0" w:line="250" w:lineRule="auto"/>
+              <w:jc w:val="left"/>
+            </w:pPr>
+            <w:r>
+              <w:rPr>
+                <w:sz w:val="19"/>
+              </w:rPr>
+              <w:lastRenderedPageBreak/>
               <w:t>Anulaciones</w:t>
             </w:r>
           </w:p>
         </w:tc>
         <w:tc>
           <w:tcPr>
-            <w:tcW w:w="7321" w:type="dxa"/>
-            <w:shd w:val="clear" w:color="auto" w:fill="F2F2F2"/>
+            <w:tcW w:w="7320" w:type="dxa"/>
             <w:tcMar>
               <w:top w:w="50" w:type="dxa"/>
               <w:left w:w="90" w:type="dxa"/>
@@ -6662,9 +6744,8 @@
       <w:pPr>
         <w:pStyle w:val="Ttulo1"/>
       </w:pPr>
-      <w:bookmarkStart w:id="17" w:name="_Toc243317957"/>
-      <w:r>
-        <w:lastRenderedPageBreak/>
+      <w:bookmarkStart w:id="17" w:name="_Toc243319473"/>
+      <w:r>
         <w:t>6. Mensajes de error frecuentes</w:t>
       </w:r>
       <w:bookmarkEnd w:id="17"/>
@@ -6688,8 +6769,8 @@
         <w:tblLook w:val="0420" w:firstRow="1" w:lastRow="0" w:firstColumn="0" w:lastColumn="0" w:noHBand="0" w:noVBand="1"/>
       </w:tblPr>
       <w:tblGrid>
-        <w:gridCol w:w="5152"/>
-        <w:gridCol w:w="4588"/>
+        <w:gridCol w:w="5115"/>
+        <w:gridCol w:w="4625"/>
       </w:tblGrid>
       <w:tr>
         <w:tblPrEx>
@@ -6704,7 +6785,7 @@
         </w:trPr>
         <w:tc>
           <w:tcPr>
-            <w:tcW w:w="5152" w:type="dxa"/>
+            <w:tcW w:w="5115" w:type="dxa"/>
             <w:shd w:val="clear" w:color="auto" w:fill="1F3864"/>
             <w:tcMar>
               <w:top w:w="50" w:type="dxa"/>
@@ -6730,7 +6811,7 @@
         </w:tc>
         <w:tc>
           <w:tcPr>
-            <w:tcW w:w="4588" w:type="dxa"/>
+            <w:tcW w:w="4625" w:type="dxa"/>
             <w:shd w:val="clear" w:color="auto" w:fill="1F3864"/>
             <w:tcMar>
               <w:top w:w="50" w:type="dxa"/>
@@ -6767,7 +6848,7 @@
         </w:trPr>
         <w:tc>
           <w:tcPr>
-            <w:tcW w:w="5152" w:type="dxa"/>
+            <w:tcW w:w="5115" w:type="dxa"/>
             <w:tcMar>
               <w:top w:w="50" w:type="dxa"/>
               <w:left w:w="90" w:type="dxa"/>
@@ -6790,7 +6871,7 @@
         </w:tc>
         <w:tc>
           <w:tcPr>
-            <w:tcW w:w="4588" w:type="dxa"/>
+            <w:tcW w:w="4625" w:type="dxa"/>
             <w:tcMar>
               <w:top w:w="50" w:type="dxa"/>
               <w:left w:w="90" w:type="dxa"/>
@@ -6824,7 +6905,7 @@
         </w:trPr>
         <w:tc>
           <w:tcPr>
-            <w:tcW w:w="5152" w:type="dxa"/>
+            <w:tcW w:w="5115" w:type="dxa"/>
             <w:shd w:val="clear" w:color="auto" w:fill="F2F2F2"/>
             <w:tcMar>
               <w:top w:w="50" w:type="dxa"/>
@@ -6848,7 +6929,7 @@
         </w:tc>
         <w:tc>
           <w:tcPr>
-            <w:tcW w:w="4588" w:type="dxa"/>
+            <w:tcW w:w="4625" w:type="dxa"/>
             <w:shd w:val="clear" w:color="auto" w:fill="F2F2F2"/>
             <w:tcMar>
               <w:top w:w="50" w:type="dxa"/>
@@ -6883,7 +6964,7 @@
         </w:trPr>
         <w:tc>
           <w:tcPr>
-            <w:tcW w:w="5152" w:type="dxa"/>
+            <w:tcW w:w="5115" w:type="dxa"/>
             <w:tcMar>
               <w:top w:w="50" w:type="dxa"/>
               <w:left w:w="90" w:type="dxa"/>
@@ -6906,7 +6987,7 @@
         </w:tc>
         <w:tc>
           <w:tcPr>
-            <w:tcW w:w="4588" w:type="dxa"/>
+            <w:tcW w:w="4625" w:type="dxa"/>
             <w:tcMar>
               <w:top w:w="50" w:type="dxa"/>
               <w:left w:w="90" w:type="dxa"/>
@@ -6940,7 +7021,7 @@
         </w:trPr>
         <w:tc>
           <w:tcPr>
-            <w:tcW w:w="5152" w:type="dxa"/>
+            <w:tcW w:w="5115" w:type="dxa"/>
             <w:shd w:val="clear" w:color="auto" w:fill="F2F2F2"/>
             <w:tcMar>
               <w:top w:w="50" w:type="dxa"/>
@@ -6964,7 +7045,7 @@
         </w:tc>
         <w:tc>
           <w:tcPr>
-            <w:tcW w:w="4588" w:type="dxa"/>
+            <w:tcW w:w="4625" w:type="dxa"/>
             <w:shd w:val="clear" w:color="auto" w:fill="F2F2F2"/>
             <w:tcMar>
               <w:top w:w="50" w:type="dxa"/>
@@ -6999,7 +7080,7 @@
         </w:trPr>
         <w:tc>
           <w:tcPr>
-            <w:tcW w:w="5152" w:type="dxa"/>
+            <w:tcW w:w="5115" w:type="dxa"/>
             <w:tcMar>
               <w:top w:w="50" w:type="dxa"/>
               <w:left w:w="90" w:type="dxa"/>
@@ -7022,7 +7103,7 @@
         </w:tc>
         <w:tc>
           <w:tcPr>
-            <w:tcW w:w="4588" w:type="dxa"/>
+            <w:tcW w:w="4625" w:type="dxa"/>
             <w:tcMar>
               <w:top w:w="50" w:type="dxa"/>
               <w:left w:w="90" w:type="dxa"/>
@@ -7056,7 +7137,7 @@
         </w:trPr>
         <w:tc>
           <w:tcPr>
-            <w:tcW w:w="5152" w:type="dxa"/>
+            <w:tcW w:w="5115" w:type="dxa"/>
             <w:shd w:val="clear" w:color="auto" w:fill="F2F2F2"/>
             <w:tcMar>
               <w:top w:w="50" w:type="dxa"/>
@@ -7080,7 +7161,7 @@
         </w:tc>
         <w:tc>
           <w:tcPr>
-            <w:tcW w:w="4588" w:type="dxa"/>
+            <w:tcW w:w="4625" w:type="dxa"/>
             <w:shd w:val="clear" w:color="auto" w:fill="F2F2F2"/>
             <w:tcMar>
               <w:top w:w="50" w:type="dxa"/>
@@ -7115,7 +7196,7 @@
         </w:trPr>
         <w:tc>
           <w:tcPr>
-            <w:tcW w:w="5152" w:type="dxa"/>
+            <w:tcW w:w="5115" w:type="dxa"/>
             <w:tcMar>
               <w:top w:w="50" w:type="dxa"/>
               <w:left w:w="90" w:type="dxa"/>
@@ -7138,7 +7219,7 @@
         </w:tc>
         <w:tc>
           <w:tcPr>
-            <w:tcW w:w="4588" w:type="dxa"/>
+            <w:tcW w:w="4625" w:type="dxa"/>
             <w:tcMar>
               <w:top w:w="50" w:type="dxa"/>
               <w:left w:w="90" w:type="dxa"/>
@@ -7172,7 +7253,7 @@
         </w:trPr>
         <w:tc>
           <w:tcPr>
-            <w:tcW w:w="5152" w:type="dxa"/>
+            <w:tcW w:w="5115" w:type="dxa"/>
             <w:shd w:val="clear" w:color="auto" w:fill="F2F2F2"/>
             <w:tcMar>
               <w:top w:w="50" w:type="dxa"/>
@@ -7196,7 +7277,7 @@
         </w:tc>
         <w:tc>
           <w:tcPr>
-            <w:tcW w:w="4588" w:type="dxa"/>
+            <w:tcW w:w="4625" w:type="dxa"/>
             <w:shd w:val="clear" w:color="auto" w:fill="F2F2F2"/>
             <w:tcMar>
               <w:top w:w="50" w:type="dxa"/>
@@ -7231,7 +7312,7 @@
         </w:trPr>
         <w:tc>
           <w:tcPr>
-            <w:tcW w:w="5152" w:type="dxa"/>
+            <w:tcW w:w="5115" w:type="dxa"/>
             <w:tcMar>
               <w:top w:w="50" w:type="dxa"/>
               <w:left w:w="90" w:type="dxa"/>
@@ -7254,7 +7335,7 @@
         </w:tc>
         <w:tc>
           <w:tcPr>
-            <w:tcW w:w="4588" w:type="dxa"/>
+            <w:tcW w:w="4625" w:type="dxa"/>
             <w:tcMar>
               <w:top w:w="50" w:type="dxa"/>
               <w:left w:w="90" w:type="dxa"/>
@@ -7302,7 +7383,7 @@
         </w:trPr>
         <w:tc>
           <w:tcPr>
-            <w:tcW w:w="5152" w:type="dxa"/>
+            <w:tcW w:w="5115" w:type="dxa"/>
             <w:shd w:val="clear" w:color="auto" w:fill="F2F2F2"/>
             <w:tcMar>
               <w:top w:w="50" w:type="dxa"/>
@@ -7326,7 +7407,7 @@
         </w:tc>
         <w:tc>
           <w:tcPr>
-            <w:tcW w:w="4588" w:type="dxa"/>
+            <w:tcW w:w="4625" w:type="dxa"/>
             <w:shd w:val="clear" w:color="auto" w:fill="F2F2F2"/>
             <w:tcMar>
               <w:top w:w="50" w:type="dxa"/>
@@ -7361,7 +7442,7 @@
         </w:trPr>
         <w:tc>
           <w:tcPr>
-            <w:tcW w:w="5152" w:type="dxa"/>
+            <w:tcW w:w="5115" w:type="dxa"/>
             <w:tcMar>
               <w:top w:w="50" w:type="dxa"/>
               <w:left w:w="90" w:type="dxa"/>
@@ -7384,7 +7465,7 @@
         </w:tc>
         <w:tc>
           <w:tcPr>
-            <w:tcW w:w="4588" w:type="dxa"/>
+            <w:tcW w:w="4625" w:type="dxa"/>
             <w:tcMar>
               <w:top w:w="50" w:type="dxa"/>
               <w:left w:w="90" w:type="dxa"/>
@@ -7409,7 +7490,7 @@
                 <w:bCs/>
                 <w:sz w:val="19"/>
               </w:rPr>
-              <w:t>OK</w:t>
+              <w:t>Aceptar</w:t>
             </w:r>
             <w:r>
               <w:rPr>
@@ -7432,7 +7513,7 @@
         </w:trPr>
         <w:tc>
           <w:tcPr>
-            <w:tcW w:w="5152" w:type="dxa"/>
+            <w:tcW w:w="5115" w:type="dxa"/>
             <w:shd w:val="clear" w:color="auto" w:fill="F2F2F2"/>
             <w:tcMar>
               <w:top w:w="50" w:type="dxa"/>
@@ -7456,7 +7537,7 @@
         </w:tc>
         <w:tc>
           <w:tcPr>
-            <w:tcW w:w="4588" w:type="dxa"/>
+            <w:tcW w:w="4625" w:type="dxa"/>
             <w:shd w:val="clear" w:color="auto" w:fill="F2F2F2"/>
             <w:tcMar>
               <w:top w:w="50" w:type="dxa"/>
@@ -7475,6 +7556,63 @@
                 <w:sz w:val="19"/>
               </w:rPr>
               <w:t>Corrija los datos del cliente.</w:t>
+            </w:r>
+          </w:p>
+        </w:tc>
+      </w:tr>
+      <w:tr>
+        <w:tblPrEx>
+          <w:tblCellMar>
+            <w:top w:w="0" w:type="dxa"/>
+            <w:bottom w:w="0" w:type="dxa"/>
+          </w:tblCellMar>
+        </w:tblPrEx>
+        <w:trPr>
+          <w:cantSplit/>
+        </w:trPr>
+        <w:tc>
+          <w:tcPr>
+            <w:tcW w:w="5115" w:type="dxa"/>
+            <w:tcMar>
+              <w:top w:w="50" w:type="dxa"/>
+              <w:left w:w="90" w:type="dxa"/>
+              <w:bottom w:w="50" w:type="dxa"/>
+              <w:right w:w="90" w:type="dxa"/>
+            </w:tcMar>
+          </w:tcPr>
+          <w:p>
+            <w:pPr>
+              <w:spacing w:after="0" w:line="250" w:lineRule="auto"/>
+              <w:jc w:val="left"/>
+            </w:pPr>
+            <w:r>
+              <w:rPr>
+                <w:sz w:val="19"/>
+              </w:rPr>
+              <w:t>El personal puede aplicar como máximo 10 % de descuento manual. Para un descuento mayor, pida al administrador que lo aplique.</w:t>
+            </w:r>
+          </w:p>
+        </w:tc>
+        <w:tc>
+          <w:tcPr>
+            <w:tcW w:w="4625" w:type="dxa"/>
+            <w:tcMar>
+              <w:top w:w="50" w:type="dxa"/>
+              <w:left w:w="90" w:type="dxa"/>
+              <w:bottom w:w="50" w:type="dxa"/>
+              <w:right w:w="90" w:type="dxa"/>
+            </w:tcMar>
+          </w:tcPr>
+          <w:p>
+            <w:pPr>
+              <w:spacing w:after="0" w:line="250" w:lineRule="auto"/>
+              <w:jc w:val="left"/>
+            </w:pPr>
+            <w:r>
+              <w:rPr>
+                <w:sz w:val="19"/>
+              </w:rPr>
+              <w:t>Escriba un descuento de 10 % o menos. Si corresponde uno mayor, el administrador debe cobrar esa venta desde su propia sesión y turno.</w:t>
             </w:r>
           </w:p>
         </w:tc>
@@ -7489,7 +7627,7 @@
       <w:pPr>
         <w:pStyle w:val="Ttulo1"/>
       </w:pPr>
-      <w:bookmarkStart w:id="18" w:name="_Toc243317958"/>
+      <w:bookmarkStart w:id="18" w:name="_Toc243319474"/>
       <w:r>
         <w:t>7. Preguntas frecuentes</w:t>
       </w:r>
@@ -7601,6 +7739,7 @@
           <w:b/>
           <w:bCs/>
         </w:rPr>
+        <w:lastRenderedPageBreak/>
         <w:t>¿Cuándo baja el stock por una merma?</w:t>
       </w:r>
       <w:r>
@@ -7623,7 +7762,7 @@
       <w:pPr>
         <w:pStyle w:val="Ttulo1"/>
       </w:pPr>
-      <w:bookmarkStart w:id="19" w:name="_Toc243317959"/>
+      <w:bookmarkStart w:id="19" w:name="_Toc243319475"/>
       <w:r>
         <w:t>Lista de capturas pendientes</w:t>
       </w:r>
@@ -7701,7 +7840,6 @@
                 <w:color w:val="FFFFFF"/>
                 <w:sz w:val="19"/>
               </w:rPr>
-              <w:lastRenderedPageBreak/>
               <w:t>N°</w:t>
             </w:r>
           </w:p>
@@ -9097,7 +9235,7 @@
       </w:pBdr>
     </w:pPr>
     <w:r>
-      <w:t xml:space="preserve">SEIPO · Manual del Personal de Tienda · v1.0  ·  Página </w:t>
+      <w:t xml:space="preserve">SEIPO · Manual del Personal de Tienda · v1.1  ·  Página </w:t>
     </w:r>
     <w:r>
       <w:fldChar w:fldCharType="begin"/>
@@ -9146,10 +9284,10 @@
 <file path=word/numbering.xml><?xml version="1.0" encoding="utf-8"?>
 <w:numbering xmlns:wpc="http://schemas.microsoft.com/office/word/2010/wordprocessingCanvas" xmlns:cx="http://schemas.microsoft.com/office/drawing/2014/chartex" xmlns:cx1="http://schemas.microsoft.com/office/drawing/2015/9/8/chartex" xmlns:cx2="http://schemas.microsoft.com/office/drawing/2015/10/21/chartex" xmlns:cx3="http://schemas.microsoft.com/office/drawing/2016/5/9/chartex" xmlns:cx4="http://schemas.microsoft.com/office/drawing/2016/5/10/chartex" xmlns:cx5="http://schemas.microsoft.com/office/drawing/2016/5/11/chartex" xmlns:cx6="http://schemas.microsoft.com/office/drawing/2016/5/12/chartex" xmlns:cx7="http://schemas.microsoft.com/office/drawing/2016/5/13/chartex" xmlns:cx8="http://schemas.microsoft.com/office/drawing/2016/5/14/chartex" xmlns:mc="http://schemas.openxmlformats.org/markup-compatibility/2006" xmlns:aink="http://schemas.microsoft.com/office/drawing/2016/ink" xmlns:am3d="http://schemas.microsoft.com/office/drawing/2017/model3d" xmlns:o="urn:schemas-microsoft-com:office:office" xmlns:oel="http://schemas.microsoft.com/office/2019/extlst" xmlns:r="http://schemas.openxmlformats.org/officeDocument/2006/relationships" xmlns:m="http://schemas.openxmlformats.org/officeDocument/2006/math" xmlns:v="urn:schemas-microsoft-com:vml" xmlns:wp14="http://schemas.microsoft.com/office/word/2010/wordprocessingDrawing" xmlns:wp="http://schemas.openxmlformats.org/drawingml/2006/wordprocessingDrawing" xmlns:w10="urn:schemas-microsoft-com:office:word" xmlns:w="http://schemas.openxmlformats.org/wordprocessingml/2006/main" xmlns:w14="http://schemas.microsoft.com/office/word/2010/wordml" xmlns:w15="http://schemas.microsoft.com/office/word/2012/wordml" xmlns:w16cex="http://schemas.microsoft.com/office/word/2018/wordml/cex" xmlns:w16cid="http://schemas.microsoft.com/office/word/2016/wordml/cid" xmlns:w16="http://schemas.microsoft.com/office/word/2018/wordml" xmlns:w16sdtdh="http://schemas.microsoft.com/office/word/2020/wordml/sdtdatahash" xmlns:w16se="http://schemas.microsoft.com/office/word/2015/wordml/symex" xmlns:wpg="http://schemas.microsoft.com/office/word/2010/wordprocessingGroup" xmlns:wpi="http://schemas.microsoft.com/office/word/2010/wordprocessingInk" xmlns:wne="http://schemas.microsoft.com/office/word/2006/wordml" xmlns:wps="http://schemas.microsoft.com/office/word/2010/wordprocessingShape" mc:Ignorable="w14 w15 w16se w16cid w16 w16cex w16sdtdh wp14">
   <w:abstractNum w:abstractNumId="0" w15:restartNumberingAfterBreak="0">
-    <w:nsid w:val="21EA35D3"/>
+    <w:nsid w:val="6BC541A3"/>
     <w:multiLevelType w:val="hybridMultilevel"/>
-    <w:tmpl w:val="4E58F1C6"/>
-    <w:lvl w:ilvl="0" w:tplc="CDE68F22">
+    <w:tmpl w:val="81E82982"/>
+    <w:lvl w:ilvl="0" w:tplc="EF5A119A">
       <w:start w:val="1"/>
       <w:numFmt w:val="bullet"/>
       <w:lvlText w:val="•"/>
@@ -9161,7 +9299,7 @@
         <w:color w:val="1F3864"/>
       </w:rPr>
     </w:lvl>
-    <w:lvl w:ilvl="1" w:tplc="8E4C87D6">
+    <w:lvl w:ilvl="1" w:tplc="B0AC4CEE">
       <w:start w:val="1"/>
       <w:numFmt w:val="bullet"/>
       <w:lvlText w:val="–"/>
@@ -9170,43 +9308,43 @@
         <w:ind w:left="1200" w:hanging="300"/>
       </w:pPr>
     </w:lvl>
-    <w:lvl w:ilvl="2" w:tplc="BB98281A">
+    <w:lvl w:ilvl="2" w:tplc="C99604AE">
       <w:numFmt w:val="decimal"/>
       <w:lvlText w:val=""/>
       <w:lvlJc w:val="left"/>
     </w:lvl>
-    <w:lvl w:ilvl="3" w:tplc="C9BCAF52">
+    <w:lvl w:ilvl="3" w:tplc="E35A93C6">
       <w:numFmt w:val="decimal"/>
       <w:lvlText w:val=""/>
       <w:lvlJc w:val="left"/>
     </w:lvl>
-    <w:lvl w:ilvl="4" w:tplc="827E9244">
+    <w:lvl w:ilvl="4" w:tplc="B12EA9AE">
       <w:numFmt w:val="decimal"/>
       <w:lvlText w:val=""/>
       <w:lvlJc w:val="left"/>
     </w:lvl>
-    <w:lvl w:ilvl="5" w:tplc="CC9277CE">
+    <w:lvl w:ilvl="5" w:tplc="0594675C">
       <w:numFmt w:val="decimal"/>
       <w:lvlText w:val=""/>
       <w:lvlJc w:val="left"/>
     </w:lvl>
-    <w:lvl w:ilvl="6" w:tplc="A85202C6">
+    <w:lvl w:ilvl="6" w:tplc="BF9EA3C6">
       <w:numFmt w:val="decimal"/>
       <w:lvlText w:val=""/>
       <w:lvlJc w:val="left"/>
     </w:lvl>
-    <w:lvl w:ilvl="7" w:tplc="9EFCA216">
+    <w:lvl w:ilvl="7" w:tplc="5770C40C">
       <w:numFmt w:val="decimal"/>
       <w:lvlText w:val=""/>
       <w:lvlJc w:val="left"/>
     </w:lvl>
-    <w:lvl w:ilvl="8" w:tplc="9AC604A0">
+    <w:lvl w:ilvl="8" w:tplc="85FC7DAE">
       <w:numFmt w:val="decimal"/>
       <w:lvlText w:val=""/>
       <w:lvlJc w:val="left"/>
     </w:lvl>
   </w:abstractNum>
-  <w:num w:numId="1" w16cid:durableId="189146352">
+  <w:num w:numId="1" w16cid:durableId="1781142556">
     <w:abstractNumId w:val="0"/>
   </w:num>
 </w:numbering>

--- a/docs/manuales/Manual_Personal.docx
+++ b/docs/manuales/Manual_Personal.docx
@@ -49,7 +49,7 @@
         <w:pStyle w:val="Portadadato"/>
       </w:pPr>
       <w:r>
-        <w:t>Versión 1.1 · 19 de octubre de 2026</w:t>
+        <w:t>Versión 1.2 · 19 de octubre de 2026</w:t>
       </w:r>
     </w:p>
     <w:p>
@@ -104,7 +104,7 @@
       <w:r>
         <w:fldChar w:fldCharType="separate"/>
       </w:r>
-      <w:hyperlink w:anchor="_Toc243319456" w:history="1">
+      <w:hyperlink w:anchor="_Toc243346825" w:history="1">
         <w:r>
           <w:rPr>
             <w:rStyle w:val="Hipervnculo"/>
@@ -131,7 +131,7 @@
             <w:noProof/>
             <w:webHidden/>
           </w:rPr>
-          <w:instrText xml:space="preserve"> PAGEREF _Toc243319456 \h </w:instrText>
+          <w:instrText xml:space="preserve"> PAGEREF _Toc243346825 \h </w:instrText>
         </w:r>
         <w:r>
           <w:rPr>
@@ -175,7 +175,7 @@
           <w14:ligatures w14:val="standardContextual"/>
         </w:rPr>
       </w:pPr>
-      <w:hyperlink w:anchor="_Toc243319457" w:history="1">
+      <w:hyperlink w:anchor="_Toc243346826" w:history="1">
         <w:r>
           <w:rPr>
             <w:rStyle w:val="Hipervnculo"/>
@@ -202,7 +202,7 @@
             <w:noProof/>
             <w:webHidden/>
           </w:rPr>
-          <w:instrText xml:space="preserve"> PAGEREF _Toc243319457 \h </w:instrText>
+          <w:instrText xml:space="preserve"> PAGEREF _Toc243346826 \h </w:instrText>
         </w:r>
         <w:r>
           <w:rPr>
@@ -245,7 +245,7 @@
           <w14:ligatures w14:val="standardContextual"/>
         </w:rPr>
       </w:pPr>
-      <w:hyperlink w:anchor="_Toc243319458" w:history="1">
+      <w:hyperlink w:anchor="_Toc243346827" w:history="1">
         <w:r>
           <w:rPr>
             <w:rStyle w:val="Hipervnculo"/>
@@ -272,7 +272,7 @@
             <w:noProof/>
             <w:webHidden/>
           </w:rPr>
-          <w:instrText xml:space="preserve"> PAGEREF _Toc243319458 \h </w:instrText>
+          <w:instrText xml:space="preserve"> PAGEREF _Toc243346827 \h </w:instrText>
         </w:r>
         <w:r>
           <w:rPr>
@@ -315,7 +315,7 @@
           <w14:ligatures w14:val="standardContextual"/>
         </w:rPr>
       </w:pPr>
-      <w:hyperlink w:anchor="_Toc243319459" w:history="1">
+      <w:hyperlink w:anchor="_Toc243346828" w:history="1">
         <w:r>
           <w:rPr>
             <w:rStyle w:val="Hipervnculo"/>
@@ -342,7 +342,7 @@
             <w:noProof/>
             <w:webHidden/>
           </w:rPr>
-          <w:instrText xml:space="preserve"> PAGEREF _Toc243319459 \h </w:instrText>
+          <w:instrText xml:space="preserve"> PAGEREF _Toc243346828 \h </w:instrText>
         </w:r>
         <w:r>
           <w:rPr>
@@ -386,7 +386,7 @@
           <w14:ligatures w14:val="standardContextual"/>
         </w:rPr>
       </w:pPr>
-      <w:hyperlink w:anchor="_Toc243319460" w:history="1">
+      <w:hyperlink w:anchor="_Toc243346829" w:history="1">
         <w:r>
           <w:rPr>
             <w:rStyle w:val="Hipervnculo"/>
@@ -413,7 +413,7 @@
             <w:noProof/>
             <w:webHidden/>
           </w:rPr>
-          <w:instrText xml:space="preserve"> PAGEREF _Toc243319460 \h </w:instrText>
+          <w:instrText xml:space="preserve"> PAGEREF _Toc243346829 \h </w:instrText>
         </w:r>
         <w:r>
           <w:rPr>
@@ -457,7 +457,7 @@
           <w14:ligatures w14:val="standardContextual"/>
         </w:rPr>
       </w:pPr>
-      <w:hyperlink w:anchor="_Toc243319461" w:history="1">
+      <w:hyperlink w:anchor="_Toc243346830" w:history="1">
         <w:r>
           <w:rPr>
             <w:rStyle w:val="Hipervnculo"/>
@@ -484,7 +484,7 @@
             <w:noProof/>
             <w:webHidden/>
           </w:rPr>
-          <w:instrText xml:space="preserve"> PAGEREF _Toc243319461 \h </w:instrText>
+          <w:instrText xml:space="preserve"> PAGEREF _Toc243346830 \h </w:instrText>
         </w:r>
         <w:r>
           <w:rPr>
@@ -527,7 +527,7 @@
           <w14:ligatures w14:val="standardContextual"/>
         </w:rPr>
       </w:pPr>
-      <w:hyperlink w:anchor="_Toc243319462" w:history="1">
+      <w:hyperlink w:anchor="_Toc243346831" w:history="1">
         <w:r>
           <w:rPr>
             <w:rStyle w:val="Hipervnculo"/>
@@ -554,7 +554,7 @@
             <w:noProof/>
             <w:webHidden/>
           </w:rPr>
-          <w:instrText xml:space="preserve"> PAGEREF _Toc243319462 \h </w:instrText>
+          <w:instrText xml:space="preserve"> PAGEREF _Toc243346831 \h </w:instrText>
         </w:r>
         <w:r>
           <w:rPr>
@@ -597,7 +597,7 @@
           <w14:ligatures w14:val="standardContextual"/>
         </w:rPr>
       </w:pPr>
-      <w:hyperlink w:anchor="_Toc243319463" w:history="1">
+      <w:hyperlink w:anchor="_Toc243346832" w:history="1">
         <w:r>
           <w:rPr>
             <w:rStyle w:val="Hipervnculo"/>
@@ -624,7 +624,7 @@
             <w:noProof/>
             <w:webHidden/>
           </w:rPr>
-          <w:instrText xml:space="preserve"> PAGEREF _Toc243319463 \h </w:instrText>
+          <w:instrText xml:space="preserve"> PAGEREF _Toc243346832 \h </w:instrText>
         </w:r>
         <w:r>
           <w:rPr>
@@ -667,7 +667,7 @@
           <w14:ligatures w14:val="standardContextual"/>
         </w:rPr>
       </w:pPr>
-      <w:hyperlink w:anchor="_Toc243319464" w:history="1">
+      <w:hyperlink w:anchor="_Toc243346833" w:history="1">
         <w:r>
           <w:rPr>
             <w:rStyle w:val="Hipervnculo"/>
@@ -694,7 +694,7 @@
             <w:noProof/>
             <w:webHidden/>
           </w:rPr>
-          <w:instrText xml:space="preserve"> PAGEREF _Toc243319464 \h </w:instrText>
+          <w:instrText xml:space="preserve"> PAGEREF _Toc243346833 \h </w:instrText>
         </w:r>
         <w:r>
           <w:rPr>
@@ -737,7 +737,7 @@
           <w14:ligatures w14:val="standardContextual"/>
         </w:rPr>
       </w:pPr>
-      <w:hyperlink w:anchor="_Toc243319465" w:history="1">
+      <w:hyperlink w:anchor="_Toc243346834" w:history="1">
         <w:r>
           <w:rPr>
             <w:rStyle w:val="Hipervnculo"/>
@@ -764,7 +764,7 @@
             <w:noProof/>
             <w:webHidden/>
           </w:rPr>
-          <w:instrText xml:space="preserve"> PAGEREF _Toc243319465 \h </w:instrText>
+          <w:instrText xml:space="preserve"> PAGEREF _Toc243346834 \h </w:instrText>
         </w:r>
         <w:r>
           <w:rPr>
@@ -807,7 +807,7 @@
           <w14:ligatures w14:val="standardContextual"/>
         </w:rPr>
       </w:pPr>
-      <w:hyperlink w:anchor="_Toc243319466" w:history="1">
+      <w:hyperlink w:anchor="_Toc243346835" w:history="1">
         <w:r>
           <w:rPr>
             <w:rStyle w:val="Hipervnculo"/>
@@ -834,7 +834,7 @@
             <w:noProof/>
             <w:webHidden/>
           </w:rPr>
-          <w:instrText xml:space="preserve"> PAGEREF _Toc243319466 \h </w:instrText>
+          <w:instrText xml:space="preserve"> PAGEREF _Toc243346835 \h </w:instrText>
         </w:r>
         <w:r>
           <w:rPr>
@@ -877,7 +877,7 @@
           <w14:ligatures w14:val="standardContextual"/>
         </w:rPr>
       </w:pPr>
-      <w:hyperlink w:anchor="_Toc243319467" w:history="1">
+      <w:hyperlink w:anchor="_Toc243346836" w:history="1">
         <w:r>
           <w:rPr>
             <w:rStyle w:val="Hipervnculo"/>
@@ -904,7 +904,7 @@
             <w:noProof/>
             <w:webHidden/>
           </w:rPr>
-          <w:instrText xml:space="preserve"> PAGEREF _Toc243319467 \h </w:instrText>
+          <w:instrText xml:space="preserve"> PAGEREF _Toc243346836 \h </w:instrText>
         </w:r>
         <w:r>
           <w:rPr>
@@ -947,7 +947,7 @@
           <w14:ligatures w14:val="standardContextual"/>
         </w:rPr>
       </w:pPr>
-      <w:hyperlink w:anchor="_Toc243319468" w:history="1">
+      <w:hyperlink w:anchor="_Toc243346837" w:history="1">
         <w:r>
           <w:rPr>
             <w:rStyle w:val="Hipervnculo"/>
@@ -974,7 +974,7 @@
             <w:noProof/>
             <w:webHidden/>
           </w:rPr>
-          <w:instrText xml:space="preserve"> PAGEREF _Toc243319468 \h </w:instrText>
+          <w:instrText xml:space="preserve"> PAGEREF _Toc243346837 \h </w:instrText>
         </w:r>
         <w:r>
           <w:rPr>
@@ -1017,7 +1017,7 @@
           <w14:ligatures w14:val="standardContextual"/>
         </w:rPr>
       </w:pPr>
-      <w:hyperlink w:anchor="_Toc243319469" w:history="1">
+      <w:hyperlink w:anchor="_Toc243346838" w:history="1">
         <w:r>
           <w:rPr>
             <w:rStyle w:val="Hipervnculo"/>
@@ -1044,7 +1044,7 @@
             <w:noProof/>
             <w:webHidden/>
           </w:rPr>
-          <w:instrText xml:space="preserve"> PAGEREF _Toc243319469 \h </w:instrText>
+          <w:instrText xml:space="preserve"> PAGEREF _Toc243346838 \h </w:instrText>
         </w:r>
         <w:r>
           <w:rPr>
@@ -1087,7 +1087,7 @@
           <w14:ligatures w14:val="standardContextual"/>
         </w:rPr>
       </w:pPr>
-      <w:hyperlink w:anchor="_Toc243319470" w:history="1">
+      <w:hyperlink w:anchor="_Toc243346839" w:history="1">
         <w:r>
           <w:rPr>
             <w:rStyle w:val="Hipervnculo"/>
@@ -1114,7 +1114,7 @@
             <w:noProof/>
             <w:webHidden/>
           </w:rPr>
-          <w:instrText xml:space="preserve"> PAGEREF _Toc243319470 \h </w:instrText>
+          <w:instrText xml:space="preserve"> PAGEREF _Toc243346839 \h </w:instrText>
         </w:r>
         <w:r>
           <w:rPr>
@@ -1157,7 +1157,7 @@
           <w14:ligatures w14:val="standardContextual"/>
         </w:rPr>
       </w:pPr>
-      <w:hyperlink w:anchor="_Toc243319471" w:history="1">
+      <w:hyperlink w:anchor="_Toc243346840" w:history="1">
         <w:r>
           <w:rPr>
             <w:rStyle w:val="Hipervnculo"/>
@@ -1184,7 +1184,7 @@
             <w:noProof/>
             <w:webHidden/>
           </w:rPr>
-          <w:instrText xml:space="preserve"> PAGEREF _Toc243319471 \h </w:instrText>
+          <w:instrText xml:space="preserve"> PAGEREF _Toc243346840 \h </w:instrText>
         </w:r>
         <w:r>
           <w:rPr>
@@ -1228,7 +1228,7 @@
           <w14:ligatures w14:val="standardContextual"/>
         </w:rPr>
       </w:pPr>
-      <w:hyperlink w:anchor="_Toc243319472" w:history="1">
+      <w:hyperlink w:anchor="_Toc243346841" w:history="1">
         <w:r>
           <w:rPr>
             <w:rStyle w:val="Hipervnculo"/>
@@ -1255,7 +1255,7 @@
             <w:noProof/>
             <w:webHidden/>
           </w:rPr>
-          <w:instrText xml:space="preserve"> PAGEREF _Toc243319472 \h </w:instrText>
+          <w:instrText xml:space="preserve"> PAGEREF _Toc243346841 \h </w:instrText>
         </w:r>
         <w:r>
           <w:rPr>
@@ -1299,7 +1299,7 @@
           <w14:ligatures w14:val="standardContextual"/>
         </w:rPr>
       </w:pPr>
-      <w:hyperlink w:anchor="_Toc243319473" w:history="1">
+      <w:hyperlink w:anchor="_Toc243346842" w:history="1">
         <w:r>
           <w:rPr>
             <w:rStyle w:val="Hipervnculo"/>
@@ -1326,7 +1326,7 @@
             <w:noProof/>
             <w:webHidden/>
           </w:rPr>
-          <w:instrText xml:space="preserve"> PAGEREF _Toc243319473 \h </w:instrText>
+          <w:instrText xml:space="preserve"> PAGEREF _Toc243346842 \h </w:instrText>
         </w:r>
         <w:r>
           <w:rPr>
@@ -1370,7 +1370,7 @@
           <w14:ligatures w14:val="standardContextual"/>
         </w:rPr>
       </w:pPr>
-      <w:hyperlink w:anchor="_Toc243319474" w:history="1">
+      <w:hyperlink w:anchor="_Toc243346843" w:history="1">
         <w:r>
           <w:rPr>
             <w:rStyle w:val="Hipervnculo"/>
@@ -1397,7 +1397,7 @@
             <w:noProof/>
             <w:webHidden/>
           </w:rPr>
-          <w:instrText xml:space="preserve"> PAGEREF _Toc243319474 \h </w:instrText>
+          <w:instrText xml:space="preserve"> PAGEREF _Toc243346843 \h </w:instrText>
         </w:r>
         <w:r>
           <w:rPr>
@@ -1441,7 +1441,7 @@
           <w14:ligatures w14:val="standardContextual"/>
         </w:rPr>
       </w:pPr>
-      <w:hyperlink w:anchor="_Toc243319475" w:history="1">
+      <w:hyperlink w:anchor="_Toc243346844" w:history="1">
         <w:r>
           <w:rPr>
             <w:rStyle w:val="Hipervnculo"/>
@@ -1468,7 +1468,7 @@
             <w:noProof/>
             <w:webHidden/>
           </w:rPr>
-          <w:instrText xml:space="preserve"> PAGEREF _Toc243319475 \h </w:instrText>
+          <w:instrText xml:space="preserve"> PAGEREF _Toc243346844 \h </w:instrText>
         </w:r>
         <w:r>
           <w:rPr>
@@ -1488,7 +1488,7 @@
             <w:noProof/>
             <w:webHidden/>
           </w:rPr>
-          <w:t>10</w:t>
+          <w:t>9</w:t>
         </w:r>
         <w:r>
           <w:rPr>
@@ -1513,7 +1513,7 @@
       <w:pPr>
         <w:pStyle w:val="Ttulo1"/>
       </w:pPr>
-      <w:bookmarkStart w:id="0" w:name="_Toc243319456"/>
+      <w:bookmarkStart w:id="0" w:name="_Toc243346825"/>
       <w:r>
         <w:lastRenderedPageBreak/>
         <w:t>1. Introducción</w:t>
@@ -1537,14 +1537,14 @@
         <w:t>personal de tienda</w:t>
       </w:r>
       <w:r>
-        <w:t>: las personas que venden, cobran, reciben mercadería y registran productos dañados o vencidos. Explica, paso a paso, solo las tareas que su cuenta tiene permitidas. Las tareas del administrador (anular ventas, aprobar mermas y órdenes de compra, reportes, pagos y usuarios) están en el Manual del Administrador.</w:t>
+        <w:t>: las personas que venden, cobran, reciben mercadería y registran productos dañados o vencidos. Explica, paso a paso, solo las tareas que su cuenta tiene permitidas. Las tareas del administrador (anular ventas, aprobar mermas y órdenes de compra, reportes, datos del negocio y usuarios) están en el Manual del Administrador.</w:t>
       </w:r>
     </w:p>
     <w:p>
       <w:pPr>
         <w:pStyle w:val="Ttulo1"/>
       </w:pPr>
-      <w:bookmarkStart w:id="1" w:name="_Toc243319457"/>
+      <w:bookmarkStart w:id="1" w:name="_Toc243346826"/>
       <w:r>
         <w:t>2. Requisitos y cómo ingresar</w:t>
       </w:r>
@@ -1566,7 +1566,7 @@
       <w:pPr>
         <w:pStyle w:val="Ttulo2"/>
       </w:pPr>
-      <w:bookmarkStart w:id="2" w:name="_Toc243319458"/>
+      <w:bookmarkStart w:id="2" w:name="_Toc243346827"/>
       <w:r>
         <w:t>2.1 Iniciar sesión</w:t>
       </w:r>
@@ -1766,7 +1766,7 @@
       <w:pPr>
         <w:pStyle w:val="Ttulo2"/>
       </w:pPr>
-      <w:bookmarkStart w:id="3" w:name="_Toc243319459"/>
+      <w:bookmarkStart w:id="3" w:name="_Toc243346828"/>
       <w:r>
         <w:t>2.2 Si olvidó su clave o no puede entrar</w:t>
       </w:r>
@@ -1833,7 +1833,7 @@
       <w:pPr>
         <w:pStyle w:val="Ttulo1"/>
       </w:pPr>
-      <w:bookmarkStart w:id="4" w:name="_Toc243319460"/>
+      <w:bookmarkStart w:id="4" w:name="_Toc243346829"/>
       <w:r>
         <w:t>3. La pantalla principal y el menú</w:t>
       </w:r>
@@ -2477,7 +2477,7 @@
         <w:t>Nota:</w:t>
       </w:r>
       <w:r>
-        <w:t xml:space="preserve"> el personal de tienda no ve las secciones Reportes, Pagos ni Usuarios; son exclusivas del administrador. Las ventanas de confirmación tienen los botones </w:t>
+        <w:t xml:space="preserve"> el personal de tienda no ve las secciones Reportes, Negocio ni Usuarios; son exclusivas del administrador. Las ventanas de confirmación tienen los botones </w:t>
       </w:r>
       <w:r>
         <w:rPr>
@@ -2524,7 +2524,7 @@
       <w:pPr>
         <w:pStyle w:val="Ttulo1"/>
       </w:pPr>
-      <w:bookmarkStart w:id="5" w:name="_Toc243319461"/>
+      <w:bookmarkStart w:id="5" w:name="_Toc243346830"/>
       <w:r>
         <w:t>4. Procedimientos paso a paso</w:t>
       </w:r>
@@ -2534,7 +2534,7 @@
       <w:pPr>
         <w:pStyle w:val="Ttulo2"/>
       </w:pPr>
-      <w:bookmarkStart w:id="6" w:name="_Toc243319462"/>
+      <w:bookmarkStart w:id="6" w:name="_Toc243346831"/>
       <w:r>
         <w:t>4.1 Abrir el turno de caja</w:t>
       </w:r>
@@ -2767,7 +2767,7 @@
       <w:pPr>
         <w:pStyle w:val="Ttulo2"/>
       </w:pPr>
-      <w:bookmarkStart w:id="7" w:name="_Toc243319463"/>
+      <w:bookmarkStart w:id="7" w:name="_Toc243346832"/>
       <w:r>
         <w:t>4.2 Registrar una venta</w:t>
       </w:r>
@@ -3134,7 +3134,7 @@
       <w:pPr>
         <w:pStyle w:val="Ttulo2"/>
       </w:pPr>
-      <w:bookmarkStart w:id="8" w:name="_Toc243319464"/>
+      <w:bookmarkStart w:id="8" w:name="_Toc243346833"/>
       <w:r>
         <w:t>4.3 Elegir al cliente y aplicar el descuento VIP</w:t>
       </w:r>
@@ -3892,7 +3892,7 @@
       <w:pPr>
         <w:pStyle w:val="Ttulo2"/>
       </w:pPr>
-      <w:bookmarkStart w:id="9" w:name="_Toc243319465"/>
+      <w:bookmarkStart w:id="9" w:name="_Toc243346834"/>
       <w:r>
         <w:t>4.4 Cobrar en efectivo y dar el vuelto</w:t>
       </w:r>
@@ -4156,7 +4156,7 @@
       <w:pPr>
         <w:pStyle w:val="Ttulo2"/>
       </w:pPr>
-      <w:bookmarkStart w:id="10" w:name="_Toc243319466"/>
+      <w:bookmarkStart w:id="10" w:name="_Toc243346835"/>
       <w:r>
         <w:t>4.5 Cobrar con Yape o con Plin</w:t>
       </w:r>
@@ -4171,7 +4171,7 @@
         <w:t>Objetivo:</w:t>
       </w:r>
       <w:r>
-        <w:t xml:space="preserve"> cobrar con billetera digital a través de la pasarela de pago. </w:t>
+        <w:t xml:space="preserve"> registrar una venta que el cliente paga con billetera digital. </w:t>
       </w:r>
       <w:r>
         <w:rPr>
@@ -4200,38 +4200,17 @@
       </w:r>
       <w:r>
         <w:tab/>
-        <w:t xml:space="preserve">Pulse </w:t>
-      </w:r>
-      <w:r>
-        <w:rPr>
-          <w:b/>
-          <w:bCs/>
-        </w:rPr>
-        <w:t>Yape o Plin</w:t>
-      </w:r>
-      <w:r>
-        <w:t xml:space="preserve"> (</w:t>
-      </w:r>
-      <w:r>
-        <w:rPr>
-          <w:rFonts w:ascii="Consolas" w:hAnsi="Consolas"/>
-          <w:sz w:val="20"/>
-          <w:shd w:val="clear" w:color="auto" w:fill="EDEDED"/>
-        </w:rPr>
-        <w:t>F11</w:t>
-      </w:r>
-      <w:r>
-        <w:t xml:space="preserve">). Se abre </w:t>
-      </w:r>
-      <w:r>
-        <w:rPr>
-          <w:b/>
-          <w:bCs/>
-        </w:rPr>
-        <w:t>Cobro con Yape o Plin</w:t>
-      </w:r>
-      <w:r>
-        <w:t>.</w:t>
+        <w:t xml:space="preserve">Muestre al cliente el </w:t>
+      </w:r>
+      <w:r>
+        <w:rPr>
+          <w:b/>
+          <w:bCs/>
+        </w:rPr>
+        <w:t>TOTAL</w:t>
+      </w:r>
+      <w:r>
+        <w:t xml:space="preserve"> y pídale que pague con Yape o Plin al número del negocio.</w:t>
       </w:r>
     </w:p>
     <w:p>
@@ -4250,37 +4229,7 @@
       </w:r>
       <w:r>
         <w:tab/>
-        <w:t xml:space="preserve">En </w:t>
-      </w:r>
-      <w:r>
-        <w:rPr>
-          <w:b/>
-          <w:bCs/>
-        </w:rPr>
-        <w:t>Billetera</w:t>
-      </w:r>
-      <w:r>
-        <w:t xml:space="preserve">, marque </w:t>
-      </w:r>
-      <w:r>
-        <w:rPr>
-          <w:b/>
-          <w:bCs/>
-        </w:rPr>
-        <w:t>Yape</w:t>
-      </w:r>
-      <w:r>
-        <w:t xml:space="preserve"> o </w:t>
-      </w:r>
-      <w:r>
-        <w:rPr>
-          <w:b/>
-          <w:bCs/>
-        </w:rPr>
-        <w:t>Plin</w:t>
-      </w:r>
-      <w:r>
-        <w:t>.</w:t>
+        <w:t>Revise en el celular del negocio que llegó el pago por el monto exacto.</w:t>
       </w:r>
     </w:p>
     <w:p>
@@ -4299,17 +4248,28 @@
       </w:r>
       <w:r>
         <w:tab/>
-        <w:t xml:space="preserve">Escriba el </w:t>
-      </w:r>
-      <w:r>
-        <w:rPr>
-          <w:b/>
-          <w:bCs/>
-        </w:rPr>
-        <w:t>Celular del cliente</w:t>
-      </w:r>
-      <w:r>
-        <w:t xml:space="preserve"> (9 dígitos, empieza con 9).</w:t>
+        <w:t xml:space="preserve">Pulse </w:t>
+      </w:r>
+      <w:r>
+        <w:rPr>
+          <w:b/>
+          <w:bCs/>
+        </w:rPr>
+        <w:t>Yape o Plin</w:t>
+      </w:r>
+      <w:r>
+        <w:t xml:space="preserve"> (</w:t>
+      </w:r>
+      <w:r>
+        <w:rPr>
+          <w:rFonts w:ascii="Consolas" w:hAnsi="Consolas"/>
+          <w:sz w:val="20"/>
+          <w:shd w:val="clear" w:color="auto" w:fill="EDEDED"/>
+        </w:rPr>
+        <w:t>F11</w:t>
+      </w:r>
+      <w:r>
+        <w:t>). Aparece la pregunta "¿El cliente ya pagó S/ … con Yape o Plin?".</w:t>
       </w:r>
     </w:p>
     <w:p>
@@ -4328,35 +4288,6 @@
       </w:r>
       <w:r>
         <w:tab/>
-        <w:t xml:space="preserve">Escriba el </w:t>
-      </w:r>
-      <w:r>
-        <w:rPr>
-          <w:b/>
-          <w:bCs/>
-        </w:rPr>
-        <w:t>Código de aprobación</w:t>
-      </w:r>
-      <w:r>
-        <w:t xml:space="preserve"> de 6 dígitos que el cliente ve en su aplicación.</w:t>
-      </w:r>
-    </w:p>
-    <w:p>
-      <w:pPr>
-        <w:pStyle w:val="Pasonumerado"/>
-        <w:tabs>
-          <w:tab w:val="left" w:pos="720"/>
-        </w:tabs>
-      </w:pPr>
-      <w:r>
-        <w:rPr>
-          <w:b/>
-          <w:color w:val="1F3864"/>
-        </w:rPr>
-        <w:t>5.</w:t>
-      </w:r>
-      <w:r>
-        <w:tab/>
         <w:t xml:space="preserve">Pulse </w:t>
       </w:r>
       <w:r>
@@ -4364,10 +4295,10 @@
           <w:b/>
           <w:bCs/>
         </w:rPr>
-        <w:t>Enviar cobro</w:t>
-      </w:r>
-      <w:r>
-        <w:t xml:space="preserve"> y espere la respuesta de la pasarela.</w:t>
+        <w:t>Sí</w:t>
+      </w:r>
+      <w:r>
+        <w:t>.</w:t>
       </w:r>
     </w:p>
     <w:p>
@@ -4375,7 +4306,7 @@
         <w:pStyle w:val="Marcadordecaptura"/>
       </w:pPr>
       <w:r>
-        <w:t>[CAPTURA 4.5.1: Ventana "Cobro con Yape o Plin" — billetera, celular y código, con el cobro aprobado]</w:t>
+        <w:t>[CAPTURA 4.5.1: Confirmación "Cobro con Yape o Plin" — pregunta si el cliente ya pagó el total]</w:t>
       </w:r>
     </w:p>
     <w:p>
@@ -4387,7 +4318,17 @@
         <w:t>Resultado esperado:</w:t>
       </w:r>
       <w:r>
-        <w:t xml:space="preserve"> se ve "Aprobada · código de autorización …", la ventana se cierra sola y aparece el comprobante con el medio, la autorización y el token de pago.</w:t>
+        <w:t xml:space="preserve"> aparece el comprobante con "Venta N° … registrada" y la forma de pago </w:t>
+      </w:r>
+      <w:r>
+        <w:rPr>
+          <w:b/>
+          <w:bCs/>
+        </w:rPr>
+        <w:t>Yape o Plin</w:t>
+      </w:r>
+      <w:r>
+        <w:t>, y el carrito queda vacío.</w:t>
       </w:r>
     </w:p>
     <w:p>
@@ -4410,44 +4351,34 @@
         <w:t>Advertencia:</w:t>
       </w:r>
       <w:r>
-        <w:t xml:space="preserve"> si sale "Rechazada: …", corrija los datos y pulse </w:t>
-      </w:r>
-      <w:r>
-        <w:rPr>
-          <w:b/>
-          <w:bCs/>
-        </w:rPr>
-        <w:t>Reintentar</w:t>
-      </w:r>
-      <w:r>
-        <w:t xml:space="preserve">, pida otro medio de pago o pulse </w:t>
-      </w:r>
-      <w:r>
-        <w:rPr>
-          <w:b/>
-          <w:bCs/>
-        </w:rPr>
-        <w:t>Cancelar</w:t>
-      </w:r>
-      <w:r>
-        <w:t xml:space="preserve">. Si el botón está apagado, el cobro digital está desactivado; avise al administrador. Por ahora la pasarela está en </w:t>
-      </w:r>
-      <w:r>
-        <w:rPr>
-          <w:b/>
-          <w:bCs/>
-        </w:rPr>
-        <w:t>modo prueba</w:t>
-      </w:r>
-      <w:r>
-        <w:t>: no se hacen cargos reales.</w:t>
+        <w:t xml:space="preserve"> el sistema solo registra que la venta se pagó con Yape o Plin; no cobra ni verifica el pago. Pulse </w:t>
+      </w:r>
+      <w:r>
+        <w:rPr>
+          <w:b/>
+          <w:bCs/>
+        </w:rPr>
+        <w:t>Sí</w:t>
+      </w:r>
+      <w:r>
+        <w:t xml:space="preserve"> solo después de ver el pago en el celular del negocio. Si el pago no llegó, pulse </w:t>
+      </w:r>
+      <w:r>
+        <w:rPr>
+          <w:b/>
+          <w:bCs/>
+        </w:rPr>
+        <w:t>No</w:t>
+      </w:r>
+      <w:r>
+        <w:t xml:space="preserve"> y cobre con otro medio.</w:t>
       </w:r>
     </w:p>
     <w:p>
       <w:pPr>
         <w:pStyle w:val="Ttulo2"/>
       </w:pPr>
-      <w:bookmarkStart w:id="11" w:name="_Toc243319467"/>
+      <w:bookmarkStart w:id="11" w:name="_Toc243346836"/>
       <w:r>
         <w:t>4.6 Emitir la boleta o la factura</w:t>
       </w:r>
@@ -4689,7 +4620,7 @@
       <w:pPr>
         <w:pStyle w:val="Ttulo2"/>
       </w:pPr>
-      <w:bookmarkStart w:id="12" w:name="_Toc243319468"/>
+      <w:bookmarkStart w:id="12" w:name="_Toc243346837"/>
       <w:r>
         <w:t>4.7 Registrar una merma</w:t>
       </w:r>
@@ -4729,7 +4660,6 @@
           <w:b/>
           <w:color w:val="1F3864"/>
         </w:rPr>
-        <w:lastRenderedPageBreak/>
         <w:t>1.</w:t>
       </w:r>
       <w:r>
@@ -4799,6 +4729,7 @@
           <w:b/>
           <w:color w:val="1F3864"/>
         </w:rPr>
+        <w:lastRenderedPageBreak/>
         <w:t>2.</w:t>
       </w:r>
       <w:r>
@@ -4980,7 +4911,7 @@
       <w:pPr>
         <w:pStyle w:val="Ttulo2"/>
       </w:pPr>
-      <w:bookmarkStart w:id="13" w:name="_Toc243319469"/>
+      <w:bookmarkStart w:id="13" w:name="_Toc243346838"/>
       <w:r>
         <w:t>4.8 Consultar el stock y las alertas</w:t>
       </w:r>
@@ -5377,7 +5308,7 @@
       <w:pPr>
         <w:pStyle w:val="Ttulo2"/>
       </w:pPr>
-      <w:bookmarkStart w:id="14" w:name="_Toc243319470"/>
+      <w:bookmarkStart w:id="14" w:name="_Toc243346839"/>
       <w:r>
         <w:t>4.9 Recibir mercadería</w:t>
       </w:r>
@@ -5627,16 +5558,16 @@
         <w:pStyle w:val="Marcadordecaptura"/>
       </w:pPr>
       <w:r>
+        <w:t>[CAPTURA 4.9.1: Inventario, pestaña Recepción de mercadería — guía, proveedor y líneas con lote y vencimiento]</w:t>
+      </w:r>
+    </w:p>
+    <w:p>
+      <w:r>
+        <w:rPr>
+          <w:b/>
+          <w:bCs/>
+        </w:rPr>
         <w:lastRenderedPageBreak/>
-        <w:t>[CAPTURA 4.9.1: Inventario, pestaña Recepción de mercadería — guía, proveedor y líneas con lote y vencimiento]</w:t>
-      </w:r>
-    </w:p>
-    <w:p>
-      <w:r>
-        <w:rPr>
-          <w:b/>
-          <w:bCs/>
-        </w:rPr>
         <w:t>Resultado esperado:</w:t>
       </w:r>
       <w:r>
@@ -5670,7 +5601,7 @@
       <w:pPr>
         <w:pStyle w:val="Ttulo2"/>
       </w:pPr>
-      <w:bookmarkStart w:id="15" w:name="_Toc243319471"/>
+      <w:bookmarkStart w:id="15" w:name="_Toc243346840"/>
       <w:r>
         <w:t>4.10 Cerrar el turno y cuadrar la caja</w:t>
       </w:r>
@@ -5990,7 +5921,7 @@
       <w:pPr>
         <w:pStyle w:val="Ttulo1"/>
       </w:pPr>
-      <w:bookmarkStart w:id="16" w:name="_Toc243319472"/>
+      <w:bookmarkStart w:id="16" w:name="_Toc243346841"/>
       <w:r>
         <w:t>5. Reglas del negocio que debe conocer</w:t>
       </w:r>
@@ -6015,8 +5946,8 @@
         <w:tblLook w:val="0420" w:firstRow="1" w:lastRow="0" w:firstColumn="0" w:lastColumn="0" w:noHBand="0" w:noVBand="1"/>
       </w:tblPr>
       <w:tblGrid>
-        <w:gridCol w:w="2420"/>
-        <w:gridCol w:w="7320"/>
+        <w:gridCol w:w="2405"/>
+        <w:gridCol w:w="7335"/>
       </w:tblGrid>
       <w:tr>
         <w:tblPrEx>
@@ -6031,7 +5962,7 @@
         </w:trPr>
         <w:tc>
           <w:tcPr>
-            <w:tcW w:w="2420" w:type="dxa"/>
+            <w:tcW w:w="2405" w:type="dxa"/>
             <w:shd w:val="clear" w:color="auto" w:fill="1F3864"/>
             <w:tcMar>
               <w:top w:w="50" w:type="dxa"/>
@@ -6057,7 +5988,7 @@
         </w:tc>
         <w:tc>
           <w:tcPr>
-            <w:tcW w:w="7320" w:type="dxa"/>
+            <w:tcW w:w="7335" w:type="dxa"/>
             <w:shd w:val="clear" w:color="auto" w:fill="1F3864"/>
             <w:tcMar>
               <w:top w:w="50" w:type="dxa"/>
@@ -6094,7 +6025,7 @@
         </w:trPr>
         <w:tc>
           <w:tcPr>
-            <w:tcW w:w="2420" w:type="dxa"/>
+            <w:tcW w:w="2405" w:type="dxa"/>
             <w:tcMar>
               <w:top w:w="50" w:type="dxa"/>
               <w:left w:w="90" w:type="dxa"/>
@@ -6117,7 +6048,7 @@
         </w:tc>
         <w:tc>
           <w:tcPr>
-            <w:tcW w:w="7320" w:type="dxa"/>
+            <w:tcW w:w="7335" w:type="dxa"/>
             <w:tcMar>
               <w:top w:w="50" w:type="dxa"/>
               <w:left w:w="90" w:type="dxa"/>
@@ -6151,7 +6082,7 @@
         </w:trPr>
         <w:tc>
           <w:tcPr>
-            <w:tcW w:w="2420" w:type="dxa"/>
+            <w:tcW w:w="2405" w:type="dxa"/>
             <w:shd w:val="clear" w:color="auto" w:fill="F2F2F2"/>
             <w:tcMar>
               <w:top w:w="50" w:type="dxa"/>
@@ -6175,7 +6106,7 @@
         </w:tc>
         <w:tc>
           <w:tcPr>
-            <w:tcW w:w="7320" w:type="dxa"/>
+            <w:tcW w:w="7335" w:type="dxa"/>
             <w:shd w:val="clear" w:color="auto" w:fill="F2F2F2"/>
             <w:tcMar>
               <w:top w:w="50" w:type="dxa"/>
@@ -6210,7 +6141,7 @@
         </w:trPr>
         <w:tc>
           <w:tcPr>
-            <w:tcW w:w="2420" w:type="dxa"/>
+            <w:tcW w:w="2405" w:type="dxa"/>
             <w:tcMar>
               <w:top w:w="50" w:type="dxa"/>
               <w:left w:w="90" w:type="dxa"/>
@@ -6233,7 +6164,7 @@
         </w:tc>
         <w:tc>
           <w:tcPr>
-            <w:tcW w:w="7320" w:type="dxa"/>
+            <w:tcW w:w="7335" w:type="dxa"/>
             <w:tcMar>
               <w:top w:w="50" w:type="dxa"/>
               <w:left w:w="90" w:type="dxa"/>
@@ -6267,7 +6198,7 @@
         </w:trPr>
         <w:tc>
           <w:tcPr>
-            <w:tcW w:w="2420" w:type="dxa"/>
+            <w:tcW w:w="2405" w:type="dxa"/>
             <w:shd w:val="clear" w:color="auto" w:fill="F2F2F2"/>
             <w:tcMar>
               <w:top w:w="50" w:type="dxa"/>
@@ -6291,7 +6222,7 @@
         </w:tc>
         <w:tc>
           <w:tcPr>
-            <w:tcW w:w="7320" w:type="dxa"/>
+            <w:tcW w:w="7335" w:type="dxa"/>
             <w:shd w:val="clear" w:color="auto" w:fill="F2F2F2"/>
             <w:tcMar>
               <w:top w:w="50" w:type="dxa"/>
@@ -6326,7 +6257,7 @@
         </w:trPr>
         <w:tc>
           <w:tcPr>
-            <w:tcW w:w="2420" w:type="dxa"/>
+            <w:tcW w:w="2405" w:type="dxa"/>
             <w:tcMar>
               <w:top w:w="50" w:type="dxa"/>
               <w:left w:w="90" w:type="dxa"/>
@@ -6349,7 +6280,7 @@
         </w:tc>
         <w:tc>
           <w:tcPr>
-            <w:tcW w:w="7320" w:type="dxa"/>
+            <w:tcW w:w="7335" w:type="dxa"/>
             <w:tcMar>
               <w:top w:w="50" w:type="dxa"/>
               <w:left w:w="90" w:type="dxa"/>
@@ -6397,7 +6328,7 @@
         </w:trPr>
         <w:tc>
           <w:tcPr>
-            <w:tcW w:w="2420" w:type="dxa"/>
+            <w:tcW w:w="2405" w:type="dxa"/>
             <w:shd w:val="clear" w:color="auto" w:fill="F2F2F2"/>
             <w:tcMar>
               <w:top w:w="50" w:type="dxa"/>
@@ -6421,7 +6352,7 @@
         </w:tc>
         <w:tc>
           <w:tcPr>
-            <w:tcW w:w="7320" w:type="dxa"/>
+            <w:tcW w:w="7335" w:type="dxa"/>
             <w:shd w:val="clear" w:color="auto" w:fill="F2F2F2"/>
             <w:tcMar>
               <w:top w:w="50" w:type="dxa"/>
@@ -6456,7 +6387,7 @@
         </w:trPr>
         <w:tc>
           <w:tcPr>
-            <w:tcW w:w="2420" w:type="dxa"/>
+            <w:tcW w:w="2405" w:type="dxa"/>
             <w:tcMar>
               <w:top w:w="50" w:type="dxa"/>
               <w:left w:w="90" w:type="dxa"/>
@@ -6479,7 +6410,7 @@
         </w:tc>
         <w:tc>
           <w:tcPr>
-            <w:tcW w:w="7320" w:type="dxa"/>
+            <w:tcW w:w="7335" w:type="dxa"/>
             <w:tcMar>
               <w:top w:w="50" w:type="dxa"/>
               <w:left w:w="90" w:type="dxa"/>
@@ -6513,7 +6444,7 @@
         </w:trPr>
         <w:tc>
           <w:tcPr>
-            <w:tcW w:w="2420" w:type="dxa"/>
+            <w:tcW w:w="2405" w:type="dxa"/>
             <w:shd w:val="clear" w:color="auto" w:fill="F2F2F2"/>
             <w:tcMar>
               <w:top w:w="50" w:type="dxa"/>
@@ -6537,7 +6468,7 @@
         </w:tc>
         <w:tc>
           <w:tcPr>
-            <w:tcW w:w="7320" w:type="dxa"/>
+            <w:tcW w:w="7335" w:type="dxa"/>
             <w:shd w:val="clear" w:color="auto" w:fill="F2F2F2"/>
             <w:tcMar>
               <w:top w:w="50" w:type="dxa"/>
@@ -6572,7 +6503,7 @@
         </w:trPr>
         <w:tc>
           <w:tcPr>
-            <w:tcW w:w="2420" w:type="dxa"/>
+            <w:tcW w:w="2405" w:type="dxa"/>
             <w:tcMar>
               <w:top w:w="50" w:type="dxa"/>
               <w:left w:w="90" w:type="dxa"/>
@@ -6595,7 +6526,7 @@
         </w:tc>
         <w:tc>
           <w:tcPr>
-            <w:tcW w:w="7320" w:type="dxa"/>
+            <w:tcW w:w="7335" w:type="dxa"/>
             <w:tcMar>
               <w:top w:w="50" w:type="dxa"/>
               <w:left w:w="90" w:type="dxa"/>
@@ -6629,7 +6560,7 @@
         </w:trPr>
         <w:tc>
           <w:tcPr>
-            <w:tcW w:w="2420" w:type="dxa"/>
+            <w:tcW w:w="2405" w:type="dxa"/>
             <w:shd w:val="clear" w:color="auto" w:fill="F2F2F2"/>
             <w:tcMar>
               <w:top w:w="50" w:type="dxa"/>
@@ -6647,13 +6578,13 @@
               <w:rPr>
                 <w:sz w:val="19"/>
               </w:rPr>
-              <w:t>Cobro digital</w:t>
-            </w:r>
-          </w:p>
-        </w:tc>
-        <w:tc>
-          <w:tcPr>
-            <w:tcW w:w="7320" w:type="dxa"/>
+              <w:t>Yape o Plin</w:t>
+            </w:r>
+          </w:p>
+        </w:tc>
+        <w:tc>
+          <w:tcPr>
+            <w:tcW w:w="7335" w:type="dxa"/>
             <w:shd w:val="clear" w:color="auto" w:fill="F2F2F2"/>
             <w:tcMar>
               <w:top w:w="50" w:type="dxa"/>
@@ -6671,7 +6602,7 @@
               <w:rPr>
                 <w:sz w:val="19"/>
               </w:rPr>
-              <w:t>La venta con Yape o Plin solo se registra si la pasarela aprobó el cobro. Del celular solo se guardan los 3 últimos dígitos.</w:t>
+              <w:t>El sistema solo registra la forma de pago. El cajero confirma el pago en el celular del negocio antes de registrar la venta. No entra al efectivo de caja.</w:t>
             </w:r>
           </w:p>
         </w:tc>
@@ -6688,31 +6619,30 @@
         </w:trPr>
         <w:tc>
           <w:tcPr>
-            <w:tcW w:w="2420" w:type="dxa"/>
-            <w:tcMar>
-              <w:top w:w="50" w:type="dxa"/>
-              <w:left w:w="90" w:type="dxa"/>
-              <w:bottom w:w="50" w:type="dxa"/>
-              <w:right w:w="90" w:type="dxa"/>
-            </w:tcMar>
-          </w:tcPr>
-          <w:p>
-            <w:pPr>
-              <w:spacing w:after="0" w:line="250" w:lineRule="auto"/>
-              <w:jc w:val="left"/>
-            </w:pPr>
-            <w:r>
-              <w:rPr>
-                <w:sz w:val="19"/>
-              </w:rPr>
-              <w:lastRenderedPageBreak/>
+            <w:tcW w:w="2405" w:type="dxa"/>
+            <w:tcMar>
+              <w:top w:w="50" w:type="dxa"/>
+              <w:left w:w="90" w:type="dxa"/>
+              <w:bottom w:w="50" w:type="dxa"/>
+              <w:right w:w="90" w:type="dxa"/>
+            </w:tcMar>
+          </w:tcPr>
+          <w:p>
+            <w:pPr>
+              <w:spacing w:after="0" w:line="250" w:lineRule="auto"/>
+              <w:jc w:val="left"/>
+            </w:pPr>
+            <w:r>
+              <w:rPr>
+                <w:sz w:val="19"/>
+              </w:rPr>
               <w:t>Anulaciones</w:t>
             </w:r>
           </w:p>
         </w:tc>
         <w:tc>
           <w:tcPr>
-            <w:tcW w:w="7320" w:type="dxa"/>
+            <w:tcW w:w="7335" w:type="dxa"/>
             <w:tcMar>
               <w:top w:w="50" w:type="dxa"/>
               <w:left w:w="90" w:type="dxa"/>
@@ -6744,8 +6674,9 @@
       <w:pPr>
         <w:pStyle w:val="Ttulo1"/>
       </w:pPr>
-      <w:bookmarkStart w:id="17" w:name="_Toc243319473"/>
-      <w:r>
+      <w:bookmarkStart w:id="17" w:name="_Toc243346842"/>
+      <w:r>
+        <w:lastRenderedPageBreak/>
         <w:t>6. Mensajes de error frecuentes</w:t>
       </w:r>
       <w:bookmarkEnd w:id="17"/>
@@ -6769,8 +6700,8 @@
         <w:tblLook w:val="0420" w:firstRow="1" w:lastRow="0" w:firstColumn="0" w:lastColumn="0" w:noHBand="0" w:noVBand="1"/>
       </w:tblPr>
       <w:tblGrid>
-        <w:gridCol w:w="5115"/>
-        <w:gridCol w:w="4625"/>
+        <w:gridCol w:w="5123"/>
+        <w:gridCol w:w="4617"/>
       </w:tblGrid>
       <w:tr>
         <w:tblPrEx>
@@ -6785,7 +6716,7 @@
         </w:trPr>
         <w:tc>
           <w:tcPr>
-            <w:tcW w:w="5115" w:type="dxa"/>
+            <w:tcW w:w="5123" w:type="dxa"/>
             <w:shd w:val="clear" w:color="auto" w:fill="1F3864"/>
             <w:tcMar>
               <w:top w:w="50" w:type="dxa"/>
@@ -6811,7 +6742,7 @@
         </w:tc>
         <w:tc>
           <w:tcPr>
-            <w:tcW w:w="4625" w:type="dxa"/>
+            <w:tcW w:w="4617" w:type="dxa"/>
             <w:shd w:val="clear" w:color="auto" w:fill="1F3864"/>
             <w:tcMar>
               <w:top w:w="50" w:type="dxa"/>
@@ -6848,7 +6779,7 @@
         </w:trPr>
         <w:tc>
           <w:tcPr>
-            <w:tcW w:w="5115" w:type="dxa"/>
+            <w:tcW w:w="5123" w:type="dxa"/>
             <w:tcMar>
               <w:top w:w="50" w:type="dxa"/>
               <w:left w:w="90" w:type="dxa"/>
@@ -6871,7 +6802,7 @@
         </w:tc>
         <w:tc>
           <w:tcPr>
-            <w:tcW w:w="4625" w:type="dxa"/>
+            <w:tcW w:w="4617" w:type="dxa"/>
             <w:tcMar>
               <w:top w:w="50" w:type="dxa"/>
               <w:left w:w="90" w:type="dxa"/>
@@ -6905,7 +6836,7 @@
         </w:trPr>
         <w:tc>
           <w:tcPr>
-            <w:tcW w:w="5115" w:type="dxa"/>
+            <w:tcW w:w="5123" w:type="dxa"/>
             <w:shd w:val="clear" w:color="auto" w:fill="F2F2F2"/>
             <w:tcMar>
               <w:top w:w="50" w:type="dxa"/>
@@ -6929,7 +6860,7 @@
         </w:tc>
         <w:tc>
           <w:tcPr>
-            <w:tcW w:w="4625" w:type="dxa"/>
+            <w:tcW w:w="4617" w:type="dxa"/>
             <w:shd w:val="clear" w:color="auto" w:fill="F2F2F2"/>
             <w:tcMar>
               <w:top w:w="50" w:type="dxa"/>
@@ -6964,7 +6895,7 @@
         </w:trPr>
         <w:tc>
           <w:tcPr>
-            <w:tcW w:w="5115" w:type="dxa"/>
+            <w:tcW w:w="5123" w:type="dxa"/>
             <w:tcMar>
               <w:top w:w="50" w:type="dxa"/>
               <w:left w:w="90" w:type="dxa"/>
@@ -6987,7 +6918,7 @@
         </w:tc>
         <w:tc>
           <w:tcPr>
-            <w:tcW w:w="4625" w:type="dxa"/>
+            <w:tcW w:w="4617" w:type="dxa"/>
             <w:tcMar>
               <w:top w:w="50" w:type="dxa"/>
               <w:left w:w="90" w:type="dxa"/>
@@ -7021,7 +6952,7 @@
         </w:trPr>
         <w:tc>
           <w:tcPr>
-            <w:tcW w:w="5115" w:type="dxa"/>
+            <w:tcW w:w="5123" w:type="dxa"/>
             <w:shd w:val="clear" w:color="auto" w:fill="F2F2F2"/>
             <w:tcMar>
               <w:top w:w="50" w:type="dxa"/>
@@ -7045,7 +6976,7 @@
         </w:tc>
         <w:tc>
           <w:tcPr>
-            <w:tcW w:w="4625" w:type="dxa"/>
+            <w:tcW w:w="4617" w:type="dxa"/>
             <w:shd w:val="clear" w:color="auto" w:fill="F2F2F2"/>
             <w:tcMar>
               <w:top w:w="50" w:type="dxa"/>
@@ -7080,7 +7011,7 @@
         </w:trPr>
         <w:tc>
           <w:tcPr>
-            <w:tcW w:w="5115" w:type="dxa"/>
+            <w:tcW w:w="5123" w:type="dxa"/>
             <w:tcMar>
               <w:top w:w="50" w:type="dxa"/>
               <w:left w:w="90" w:type="dxa"/>
@@ -7103,7 +7034,7 @@
         </w:tc>
         <w:tc>
           <w:tcPr>
-            <w:tcW w:w="4625" w:type="dxa"/>
+            <w:tcW w:w="4617" w:type="dxa"/>
             <w:tcMar>
               <w:top w:w="50" w:type="dxa"/>
               <w:left w:w="90" w:type="dxa"/>
@@ -7137,7 +7068,7 @@
         </w:trPr>
         <w:tc>
           <w:tcPr>
-            <w:tcW w:w="5115" w:type="dxa"/>
+            <w:tcW w:w="5123" w:type="dxa"/>
             <w:shd w:val="clear" w:color="auto" w:fill="F2F2F2"/>
             <w:tcMar>
               <w:top w:w="50" w:type="dxa"/>
@@ -7161,7 +7092,7 @@
         </w:tc>
         <w:tc>
           <w:tcPr>
-            <w:tcW w:w="4625" w:type="dxa"/>
+            <w:tcW w:w="4617" w:type="dxa"/>
             <w:shd w:val="clear" w:color="auto" w:fill="F2F2F2"/>
             <w:tcMar>
               <w:top w:w="50" w:type="dxa"/>
@@ -7196,7 +7127,7 @@
         </w:trPr>
         <w:tc>
           <w:tcPr>
-            <w:tcW w:w="5115" w:type="dxa"/>
+            <w:tcW w:w="5123" w:type="dxa"/>
             <w:tcMar>
               <w:top w:w="50" w:type="dxa"/>
               <w:left w:w="90" w:type="dxa"/>
@@ -7219,7 +7150,7 @@
         </w:tc>
         <w:tc>
           <w:tcPr>
-            <w:tcW w:w="4625" w:type="dxa"/>
+            <w:tcW w:w="4617" w:type="dxa"/>
             <w:tcMar>
               <w:top w:w="50" w:type="dxa"/>
               <w:left w:w="90" w:type="dxa"/>
@@ -7253,7 +7184,7 @@
         </w:trPr>
         <w:tc>
           <w:tcPr>
-            <w:tcW w:w="5115" w:type="dxa"/>
+            <w:tcW w:w="5123" w:type="dxa"/>
             <w:shd w:val="clear" w:color="auto" w:fill="F2F2F2"/>
             <w:tcMar>
               <w:top w:w="50" w:type="dxa"/>
@@ -7271,13 +7202,13 @@
               <w:rPr>
                 <w:sz w:val="19"/>
               </w:rPr>
-              <w:t>El celular debe tener 9 dígitos y empezar con 9.</w:t>
-            </w:r>
-          </w:p>
-        </w:tc>
-        <w:tc>
-          <w:tcPr>
-            <w:tcW w:w="4625" w:type="dxa"/>
+              <w:t>Describa en la observación qué le ocurrió al producto.</w:t>
+            </w:r>
+          </w:p>
+        </w:tc>
+        <w:tc>
+          <w:tcPr>
+            <w:tcW w:w="4617" w:type="dxa"/>
             <w:shd w:val="clear" w:color="auto" w:fill="F2F2F2"/>
             <w:tcMar>
               <w:top w:w="50" w:type="dxa"/>
@@ -7295,7 +7226,7 @@
               <w:rPr>
                 <w:sz w:val="19"/>
               </w:rPr>
-              <w:t>Corrija el celular del cliente.</w:t>
+              <w:t>Complete la observación de la merma.</w:t>
             </w:r>
           </w:p>
         </w:tc>
@@ -7312,47 +7243,47 @@
         </w:trPr>
         <w:tc>
           <w:tcPr>
-            <w:tcW w:w="5115" w:type="dxa"/>
-            <w:tcMar>
-              <w:top w:w="50" w:type="dxa"/>
-              <w:left w:w="90" w:type="dxa"/>
-              <w:bottom w:w="50" w:type="dxa"/>
-              <w:right w:w="90" w:type="dxa"/>
-            </w:tcMar>
-          </w:tcPr>
-          <w:p>
-            <w:pPr>
-              <w:spacing w:after="0" w:line="250" w:lineRule="auto"/>
-              <w:jc w:val="left"/>
-            </w:pPr>
-            <w:r>
-              <w:rPr>
-                <w:sz w:val="19"/>
-              </w:rPr>
-              <w:t>Rechazada: Código de aprobación incorrecto o vencido</w:t>
-            </w:r>
-          </w:p>
-        </w:tc>
-        <w:tc>
-          <w:tcPr>
-            <w:tcW w:w="4625" w:type="dxa"/>
-            <w:tcMar>
-              <w:top w:w="50" w:type="dxa"/>
-              <w:left w:w="90" w:type="dxa"/>
-              <w:bottom w:w="50" w:type="dxa"/>
-              <w:right w:w="90" w:type="dxa"/>
-            </w:tcMar>
-          </w:tcPr>
-          <w:p>
-            <w:pPr>
-              <w:spacing w:after="0" w:line="250" w:lineRule="auto"/>
-              <w:jc w:val="left"/>
-            </w:pPr>
-            <w:r>
-              <w:rPr>
-                <w:sz w:val="19"/>
-              </w:rPr>
-              <w:t xml:space="preserve">Pida al cliente un código nuevo y pulse </w:t>
+            <w:tcW w:w="5123" w:type="dxa"/>
+            <w:tcMar>
+              <w:top w:w="50" w:type="dxa"/>
+              <w:left w:w="90" w:type="dxa"/>
+              <w:bottom w:w="50" w:type="dxa"/>
+              <w:right w:w="90" w:type="dxa"/>
+            </w:tcMar>
+          </w:tcPr>
+          <w:p>
+            <w:pPr>
+              <w:spacing w:after="0" w:line="250" w:lineRule="auto"/>
+              <w:jc w:val="left"/>
+            </w:pPr>
+            <w:r>
+              <w:rPr>
+                <w:sz w:val="19"/>
+              </w:rPr>
+              <w:t>Hay una diferencia de caja: explique el motivo en la observación.</w:t>
+            </w:r>
+          </w:p>
+        </w:tc>
+        <w:tc>
+          <w:tcPr>
+            <w:tcW w:w="4617" w:type="dxa"/>
+            <w:tcMar>
+              <w:top w:w="50" w:type="dxa"/>
+              <w:left w:w="90" w:type="dxa"/>
+              <w:bottom w:w="50" w:type="dxa"/>
+              <w:right w:w="90" w:type="dxa"/>
+            </w:tcMar>
+          </w:tcPr>
+          <w:p>
+            <w:pPr>
+              <w:spacing w:after="0" w:line="250" w:lineRule="auto"/>
+              <w:jc w:val="left"/>
+            </w:pPr>
+            <w:r>
+              <w:rPr>
+                <w:sz w:val="19"/>
+              </w:rPr>
+              <w:t xml:space="preserve">Escriba el motivo del faltante o sobrante y pulse </w:t>
             </w:r>
             <w:r>
               <w:rPr>
@@ -7360,13 +7291,13 @@
                 <w:bCs/>
                 <w:sz w:val="19"/>
               </w:rPr>
-              <w:t>Reintentar</w:t>
-            </w:r>
-            <w:r>
-              <w:rPr>
-                <w:sz w:val="19"/>
-              </w:rPr>
-              <w:t>, o cobre con otro medio.</w:t>
+              <w:t>Aceptar</w:t>
+            </w:r>
+            <w:r>
+              <w:rPr>
+                <w:sz w:val="19"/>
+              </w:rPr>
+              <w:t>.</w:t>
             </w:r>
           </w:p>
         </w:tc>
@@ -7383,7 +7314,7 @@
         </w:trPr>
         <w:tc>
           <w:tcPr>
-            <w:tcW w:w="5115" w:type="dxa"/>
+            <w:tcW w:w="5123" w:type="dxa"/>
             <w:shd w:val="clear" w:color="auto" w:fill="F2F2F2"/>
             <w:tcMar>
               <w:top w:w="50" w:type="dxa"/>
@@ -7401,13 +7332,13 @@
               <w:rPr>
                 <w:sz w:val="19"/>
               </w:rPr>
-              <w:t>Describa en la observación qué le ocurrió al producto.</w:t>
-            </w:r>
-          </w:p>
-        </w:tc>
-        <w:tc>
-          <w:tcPr>
-            <w:tcW w:w="4625" w:type="dxa"/>
+              <w:t>Nombre obligatorio y DNI (8 dígitos) o RUC (11 dígitos).</w:t>
+            </w:r>
+          </w:p>
+        </w:tc>
+        <w:tc>
+          <w:tcPr>
+            <w:tcW w:w="4617" w:type="dxa"/>
             <w:shd w:val="clear" w:color="auto" w:fill="F2F2F2"/>
             <w:tcMar>
               <w:top w:w="50" w:type="dxa"/>
@@ -7425,7 +7356,7 @@
               <w:rPr>
                 <w:sz w:val="19"/>
               </w:rPr>
-              <w:t>Complete la observación de la merma.</w:t>
+              <w:t>Corrija los datos del cliente.</w:t>
             </w:r>
           </w:p>
         </w:tc>
@@ -7442,137 +7373,7 @@
         </w:trPr>
         <w:tc>
           <w:tcPr>
-            <w:tcW w:w="5115" w:type="dxa"/>
-            <w:tcMar>
-              <w:top w:w="50" w:type="dxa"/>
-              <w:left w:w="90" w:type="dxa"/>
-              <w:bottom w:w="50" w:type="dxa"/>
-              <w:right w:w="90" w:type="dxa"/>
-            </w:tcMar>
-          </w:tcPr>
-          <w:p>
-            <w:pPr>
-              <w:spacing w:after="0" w:line="250" w:lineRule="auto"/>
-              <w:jc w:val="left"/>
-            </w:pPr>
-            <w:r>
-              <w:rPr>
-                <w:sz w:val="19"/>
-              </w:rPr>
-              <w:t>Hay una diferencia de caja: explique el motivo en la observación.</w:t>
-            </w:r>
-          </w:p>
-        </w:tc>
-        <w:tc>
-          <w:tcPr>
-            <w:tcW w:w="4625" w:type="dxa"/>
-            <w:tcMar>
-              <w:top w:w="50" w:type="dxa"/>
-              <w:left w:w="90" w:type="dxa"/>
-              <w:bottom w:w="50" w:type="dxa"/>
-              <w:right w:w="90" w:type="dxa"/>
-            </w:tcMar>
-          </w:tcPr>
-          <w:p>
-            <w:pPr>
-              <w:spacing w:after="0" w:line="250" w:lineRule="auto"/>
-              <w:jc w:val="left"/>
-            </w:pPr>
-            <w:r>
-              <w:rPr>
-                <w:sz w:val="19"/>
-              </w:rPr>
-              <w:t xml:space="preserve">Escriba el motivo del faltante o sobrante y pulse </w:t>
-            </w:r>
-            <w:r>
-              <w:rPr>
-                <w:b/>
-                <w:bCs/>
-                <w:sz w:val="19"/>
-              </w:rPr>
-              <w:t>Aceptar</w:t>
-            </w:r>
-            <w:r>
-              <w:rPr>
-                <w:sz w:val="19"/>
-              </w:rPr>
-              <w:t>.</w:t>
-            </w:r>
-          </w:p>
-        </w:tc>
-      </w:tr>
-      <w:tr>
-        <w:tblPrEx>
-          <w:tblCellMar>
-            <w:top w:w="0" w:type="dxa"/>
-            <w:bottom w:w="0" w:type="dxa"/>
-          </w:tblCellMar>
-        </w:tblPrEx>
-        <w:trPr>
-          <w:cantSplit/>
-        </w:trPr>
-        <w:tc>
-          <w:tcPr>
-            <w:tcW w:w="5115" w:type="dxa"/>
-            <w:shd w:val="clear" w:color="auto" w:fill="F2F2F2"/>
-            <w:tcMar>
-              <w:top w:w="50" w:type="dxa"/>
-              <w:left w:w="90" w:type="dxa"/>
-              <w:bottom w:w="50" w:type="dxa"/>
-              <w:right w:w="90" w:type="dxa"/>
-            </w:tcMar>
-          </w:tcPr>
-          <w:p>
-            <w:pPr>
-              <w:spacing w:after="0" w:line="250" w:lineRule="auto"/>
-              <w:jc w:val="left"/>
-            </w:pPr>
-            <w:r>
-              <w:rPr>
-                <w:sz w:val="19"/>
-              </w:rPr>
-              <w:t>Nombre obligatorio y DNI (8 dígitos) o RUC (11 dígitos).</w:t>
-            </w:r>
-          </w:p>
-        </w:tc>
-        <w:tc>
-          <w:tcPr>
-            <w:tcW w:w="4625" w:type="dxa"/>
-            <w:shd w:val="clear" w:color="auto" w:fill="F2F2F2"/>
-            <w:tcMar>
-              <w:top w:w="50" w:type="dxa"/>
-              <w:left w:w="90" w:type="dxa"/>
-              <w:bottom w:w="50" w:type="dxa"/>
-              <w:right w:w="90" w:type="dxa"/>
-            </w:tcMar>
-          </w:tcPr>
-          <w:p>
-            <w:pPr>
-              <w:spacing w:after="0" w:line="250" w:lineRule="auto"/>
-              <w:jc w:val="left"/>
-            </w:pPr>
-            <w:r>
-              <w:rPr>
-                <w:sz w:val="19"/>
-              </w:rPr>
-              <w:t>Corrija los datos del cliente.</w:t>
-            </w:r>
-          </w:p>
-        </w:tc>
-      </w:tr>
-      <w:tr>
-        <w:tblPrEx>
-          <w:tblCellMar>
-            <w:top w:w="0" w:type="dxa"/>
-            <w:bottom w:w="0" w:type="dxa"/>
-          </w:tblCellMar>
-        </w:tblPrEx>
-        <w:trPr>
-          <w:cantSplit/>
-        </w:trPr>
-        <w:tc>
-          <w:tcPr>
-            <w:tcW w:w="5115" w:type="dxa"/>
+            <w:tcW w:w="5123" w:type="dxa"/>
             <w:tcMar>
               <w:top w:w="50" w:type="dxa"/>
               <w:left w:w="90" w:type="dxa"/>
@@ -7595,7 +7396,7 @@
         </w:tc>
         <w:tc>
           <w:tcPr>
-            <w:tcW w:w="4625" w:type="dxa"/>
+            <w:tcW w:w="4617" w:type="dxa"/>
             <w:tcMar>
               <w:top w:w="50" w:type="dxa"/>
               <w:left w:w="90" w:type="dxa"/>
@@ -7627,7 +7428,7 @@
       <w:pPr>
         <w:pStyle w:val="Ttulo1"/>
       </w:pPr>
-      <w:bookmarkStart w:id="18" w:name="_Toc243319474"/>
+      <w:bookmarkStart w:id="18" w:name="_Toc243346843"/>
       <w:r>
         <w:t>7. Preguntas frecuentes</w:t>
       </w:r>
@@ -7739,7 +7540,6 @@
           <w:b/>
           <w:bCs/>
         </w:rPr>
-        <w:lastRenderedPageBreak/>
         <w:t>¿Cuándo baja el stock por una merma?</w:t>
       </w:r>
       <w:r>
@@ -7752,17 +7552,17 @@
           <w:b/>
           <w:bCs/>
         </w:rPr>
-        <w:t>¿El cobro con Yape o Plin cobra dinero real?</w:t>
-      </w:r>
-      <w:r>
-        <w:t xml:space="preserve"> No. Por ahora la pasarela está en modo prueba y no hace cargos reales.</w:t>
+        <w:t>¿El sistema cobra el pago con Yape o Plin?</w:t>
+      </w:r>
+      <w:r>
+        <w:t xml:space="preserve"> No. El cliente paga desde su celular y usted lo confirma en el celular del negocio; el sistema solo registra que la venta se pagó con Yape o Plin.</w:t>
       </w:r>
     </w:p>
     <w:p>
       <w:pPr>
         <w:pStyle w:val="Ttulo1"/>
       </w:pPr>
-      <w:bookmarkStart w:id="19" w:name="_Toc243319475"/>
+      <w:bookmarkStart w:id="19" w:name="_Toc243346844"/>
       <w:r>
         <w:t>Lista de capturas pendientes</w:t>
       </w:r>
@@ -7802,10 +7602,10 @@
         <w:tblLook w:val="0420" w:firstRow="1" w:lastRow="0" w:firstColumn="0" w:lastColumn="0" w:noHBand="0" w:noVBand="1"/>
       </w:tblPr>
       <w:tblGrid>
-        <w:gridCol w:w="804"/>
-        <w:gridCol w:w="2152"/>
-        <w:gridCol w:w="4091"/>
-        <w:gridCol w:w="2693"/>
+        <w:gridCol w:w="807"/>
+        <w:gridCol w:w="2189"/>
+        <w:gridCol w:w="4042"/>
+        <w:gridCol w:w="2702"/>
       </w:tblGrid>
       <w:tr>
         <w:tblPrEx>
@@ -7820,7 +7620,7 @@
         </w:trPr>
         <w:tc>
           <w:tcPr>
-            <w:tcW w:w="804" w:type="dxa"/>
+            <w:tcW w:w="807" w:type="dxa"/>
             <w:shd w:val="clear" w:color="auto" w:fill="1F3864"/>
             <w:tcMar>
               <w:top w:w="50" w:type="dxa"/>
@@ -7840,13 +7640,14 @@
                 <w:color w:val="FFFFFF"/>
                 <w:sz w:val="19"/>
               </w:rPr>
+              <w:lastRenderedPageBreak/>
               <w:t>N°</w:t>
             </w:r>
           </w:p>
         </w:tc>
         <w:tc>
           <w:tcPr>
-            <w:tcW w:w="2152" w:type="dxa"/>
+            <w:tcW w:w="2189" w:type="dxa"/>
             <w:shd w:val="clear" w:color="auto" w:fill="1F3864"/>
             <w:tcMar>
               <w:top w:w="50" w:type="dxa"/>
@@ -7872,7 +7673,7 @@
         </w:tc>
         <w:tc>
           <w:tcPr>
-            <w:tcW w:w="4091" w:type="dxa"/>
+            <w:tcW w:w="4042" w:type="dxa"/>
             <w:shd w:val="clear" w:color="auto" w:fill="1F3864"/>
             <w:tcMar>
               <w:top w:w="50" w:type="dxa"/>
@@ -7898,7 +7699,7 @@
         </w:tc>
         <w:tc>
           <w:tcPr>
-            <w:tcW w:w="2693" w:type="dxa"/>
+            <w:tcW w:w="2702" w:type="dxa"/>
             <w:shd w:val="clear" w:color="auto" w:fill="1F3864"/>
             <w:tcMar>
               <w:top w:w="50" w:type="dxa"/>
@@ -7935,7 +7736,7 @@
         </w:trPr>
         <w:tc>
           <w:tcPr>
-            <w:tcW w:w="804" w:type="dxa"/>
+            <w:tcW w:w="807" w:type="dxa"/>
             <w:tcMar>
               <w:top w:w="50" w:type="dxa"/>
               <w:left w:w="90" w:type="dxa"/>
@@ -7958,7 +7759,7 @@
         </w:tc>
         <w:tc>
           <w:tcPr>
-            <w:tcW w:w="2152" w:type="dxa"/>
+            <w:tcW w:w="2189" w:type="dxa"/>
             <w:tcMar>
               <w:top w:w="50" w:type="dxa"/>
               <w:left w:w="90" w:type="dxa"/>
@@ -7981,7 +7782,7 @@
         </w:tc>
         <w:tc>
           <w:tcPr>
-            <w:tcW w:w="4091" w:type="dxa"/>
+            <w:tcW w:w="4042" w:type="dxa"/>
             <w:tcMar>
               <w:top w:w="50" w:type="dxa"/>
               <w:left w:w="90" w:type="dxa"/>
@@ -8004,7 +7805,7 @@
         </w:tc>
         <w:tc>
           <w:tcPr>
-            <w:tcW w:w="2693" w:type="dxa"/>
+            <w:tcW w:w="2702" w:type="dxa"/>
             <w:tcMar>
               <w:top w:w="50" w:type="dxa"/>
               <w:left w:w="90" w:type="dxa"/>
@@ -8038,7 +7839,7 @@
         </w:trPr>
         <w:tc>
           <w:tcPr>
-            <w:tcW w:w="804" w:type="dxa"/>
+            <w:tcW w:w="807" w:type="dxa"/>
             <w:shd w:val="clear" w:color="auto" w:fill="F2F2F2"/>
             <w:tcMar>
               <w:top w:w="50" w:type="dxa"/>
@@ -8062,7 +7863,7 @@
         </w:tc>
         <w:tc>
           <w:tcPr>
-            <w:tcW w:w="2152" w:type="dxa"/>
+            <w:tcW w:w="2189" w:type="dxa"/>
             <w:shd w:val="clear" w:color="auto" w:fill="F2F2F2"/>
             <w:tcMar>
               <w:top w:w="50" w:type="dxa"/>
@@ -8086,7 +7887,7 @@
         </w:tc>
         <w:tc>
           <w:tcPr>
-            <w:tcW w:w="4091" w:type="dxa"/>
+            <w:tcW w:w="4042" w:type="dxa"/>
             <w:shd w:val="clear" w:color="auto" w:fill="F2F2F2"/>
             <w:tcMar>
               <w:top w:w="50" w:type="dxa"/>
@@ -8110,7 +7911,7 @@
         </w:tc>
         <w:tc>
           <w:tcPr>
-            <w:tcW w:w="2693" w:type="dxa"/>
+            <w:tcW w:w="2702" w:type="dxa"/>
             <w:shd w:val="clear" w:color="auto" w:fill="F2F2F2"/>
             <w:tcMar>
               <w:top w:w="50" w:type="dxa"/>
@@ -8145,7 +7946,7 @@
         </w:trPr>
         <w:tc>
           <w:tcPr>
-            <w:tcW w:w="804" w:type="dxa"/>
+            <w:tcW w:w="807" w:type="dxa"/>
             <w:tcMar>
               <w:top w:w="50" w:type="dxa"/>
               <w:left w:w="90" w:type="dxa"/>
@@ -8168,7 +7969,7 @@
         </w:tc>
         <w:tc>
           <w:tcPr>
-            <w:tcW w:w="2152" w:type="dxa"/>
+            <w:tcW w:w="2189" w:type="dxa"/>
             <w:tcMar>
               <w:top w:w="50" w:type="dxa"/>
               <w:left w:w="90" w:type="dxa"/>
@@ -8191,7 +7992,7 @@
         </w:tc>
         <w:tc>
           <w:tcPr>
-            <w:tcW w:w="4091" w:type="dxa"/>
+            <w:tcW w:w="4042" w:type="dxa"/>
             <w:tcMar>
               <w:top w:w="50" w:type="dxa"/>
               <w:left w:w="90" w:type="dxa"/>
@@ -8214,7 +8015,7 @@
         </w:tc>
         <w:tc>
           <w:tcPr>
-            <w:tcW w:w="2693" w:type="dxa"/>
+            <w:tcW w:w="2702" w:type="dxa"/>
             <w:tcMar>
               <w:top w:w="50" w:type="dxa"/>
               <w:left w:w="90" w:type="dxa"/>
@@ -8248,7 +8049,7 @@
         </w:trPr>
         <w:tc>
           <w:tcPr>
-            <w:tcW w:w="804" w:type="dxa"/>
+            <w:tcW w:w="807" w:type="dxa"/>
             <w:shd w:val="clear" w:color="auto" w:fill="F2F2F2"/>
             <w:tcMar>
               <w:top w:w="50" w:type="dxa"/>
@@ -8272,7 +8073,7 @@
         </w:tc>
         <w:tc>
           <w:tcPr>
-            <w:tcW w:w="2152" w:type="dxa"/>
+            <w:tcW w:w="2189" w:type="dxa"/>
             <w:shd w:val="clear" w:color="auto" w:fill="F2F2F2"/>
             <w:tcMar>
               <w:top w:w="50" w:type="dxa"/>
@@ -8296,7 +8097,7 @@
         </w:tc>
         <w:tc>
           <w:tcPr>
-            <w:tcW w:w="4091" w:type="dxa"/>
+            <w:tcW w:w="4042" w:type="dxa"/>
             <w:shd w:val="clear" w:color="auto" w:fill="F2F2F2"/>
             <w:tcMar>
               <w:top w:w="50" w:type="dxa"/>
@@ -8320,7 +8121,7 @@
         </w:tc>
         <w:tc>
           <w:tcPr>
-            <w:tcW w:w="2693" w:type="dxa"/>
+            <w:tcW w:w="2702" w:type="dxa"/>
             <w:shd w:val="clear" w:color="auto" w:fill="F2F2F2"/>
             <w:tcMar>
               <w:top w:w="50" w:type="dxa"/>
@@ -8355,7 +8156,7 @@
         </w:trPr>
         <w:tc>
           <w:tcPr>
-            <w:tcW w:w="804" w:type="dxa"/>
+            <w:tcW w:w="807" w:type="dxa"/>
             <w:tcMar>
               <w:top w:w="50" w:type="dxa"/>
               <w:left w:w="90" w:type="dxa"/>
@@ -8378,7 +8179,7 @@
         </w:tc>
         <w:tc>
           <w:tcPr>
-            <w:tcW w:w="2152" w:type="dxa"/>
+            <w:tcW w:w="2189" w:type="dxa"/>
             <w:tcMar>
               <w:top w:w="50" w:type="dxa"/>
               <w:left w:w="90" w:type="dxa"/>
@@ -8401,7 +8202,7 @@
         </w:tc>
         <w:tc>
           <w:tcPr>
-            <w:tcW w:w="4091" w:type="dxa"/>
+            <w:tcW w:w="4042" w:type="dxa"/>
             <w:tcMar>
               <w:top w:w="50" w:type="dxa"/>
               <w:left w:w="90" w:type="dxa"/>
@@ -8424,7 +8225,7 @@
         </w:tc>
         <w:tc>
           <w:tcPr>
-            <w:tcW w:w="2693" w:type="dxa"/>
+            <w:tcW w:w="2702" w:type="dxa"/>
             <w:tcMar>
               <w:top w:w="50" w:type="dxa"/>
               <w:left w:w="90" w:type="dxa"/>
@@ -8458,7 +8259,7 @@
         </w:trPr>
         <w:tc>
           <w:tcPr>
-            <w:tcW w:w="804" w:type="dxa"/>
+            <w:tcW w:w="807" w:type="dxa"/>
             <w:shd w:val="clear" w:color="auto" w:fill="F2F2F2"/>
             <w:tcMar>
               <w:top w:w="50" w:type="dxa"/>
@@ -8482,7 +8283,7 @@
         </w:tc>
         <w:tc>
           <w:tcPr>
-            <w:tcW w:w="2152" w:type="dxa"/>
+            <w:tcW w:w="2189" w:type="dxa"/>
             <w:shd w:val="clear" w:color="auto" w:fill="F2F2F2"/>
             <w:tcMar>
               <w:top w:w="50" w:type="dxa"/>
@@ -8506,7 +8307,7 @@
         </w:tc>
         <w:tc>
           <w:tcPr>
-            <w:tcW w:w="4091" w:type="dxa"/>
+            <w:tcW w:w="4042" w:type="dxa"/>
             <w:shd w:val="clear" w:color="auto" w:fill="F2F2F2"/>
             <w:tcMar>
               <w:top w:w="50" w:type="dxa"/>
@@ -8530,7 +8331,7 @@
         </w:tc>
         <w:tc>
           <w:tcPr>
-            <w:tcW w:w="2693" w:type="dxa"/>
+            <w:tcW w:w="2702" w:type="dxa"/>
             <w:shd w:val="clear" w:color="auto" w:fill="F2F2F2"/>
             <w:tcMar>
               <w:top w:w="50" w:type="dxa"/>
@@ -8565,7 +8366,7 @@
         </w:trPr>
         <w:tc>
           <w:tcPr>
-            <w:tcW w:w="804" w:type="dxa"/>
+            <w:tcW w:w="807" w:type="dxa"/>
             <w:tcMar>
               <w:top w:w="50" w:type="dxa"/>
               <w:left w:w="90" w:type="dxa"/>
@@ -8588,53 +8389,53 @@
         </w:tc>
         <w:tc>
           <w:tcPr>
-            <w:tcW w:w="2152" w:type="dxa"/>
-            <w:tcMar>
-              <w:top w:w="50" w:type="dxa"/>
-              <w:left w:w="90" w:type="dxa"/>
-              <w:bottom w:w="50" w:type="dxa"/>
-              <w:right w:w="90" w:type="dxa"/>
-            </w:tcMar>
-          </w:tcPr>
-          <w:p>
-            <w:pPr>
-              <w:spacing w:after="0" w:line="250" w:lineRule="auto"/>
-              <w:jc w:val="left"/>
-            </w:pPr>
-            <w:r>
-              <w:rPr>
-                <w:sz w:val="19"/>
-              </w:rPr>
-              <w:t>Ventana "Cobro con Yape o Plin"</w:t>
-            </w:r>
-          </w:p>
-        </w:tc>
-        <w:tc>
-          <w:tcPr>
-            <w:tcW w:w="4091" w:type="dxa"/>
-            <w:tcMar>
-              <w:top w:w="50" w:type="dxa"/>
-              <w:left w:w="90" w:type="dxa"/>
-              <w:bottom w:w="50" w:type="dxa"/>
-              <w:right w:w="90" w:type="dxa"/>
-            </w:tcMar>
-          </w:tcPr>
-          <w:p>
-            <w:pPr>
-              <w:spacing w:after="0" w:line="250" w:lineRule="auto"/>
-              <w:jc w:val="left"/>
-            </w:pPr>
-            <w:r>
-              <w:rPr>
-                <w:sz w:val="19"/>
-              </w:rPr>
-              <w:t>Billetera, celular y código, con el cobro aprobado</w:t>
-            </w:r>
-          </w:p>
-        </w:tc>
-        <w:tc>
-          <w:tcPr>
-            <w:tcW w:w="2693" w:type="dxa"/>
+            <w:tcW w:w="2189" w:type="dxa"/>
+            <w:tcMar>
+              <w:top w:w="50" w:type="dxa"/>
+              <w:left w:w="90" w:type="dxa"/>
+              <w:bottom w:w="50" w:type="dxa"/>
+              <w:right w:w="90" w:type="dxa"/>
+            </w:tcMar>
+          </w:tcPr>
+          <w:p>
+            <w:pPr>
+              <w:spacing w:after="0" w:line="250" w:lineRule="auto"/>
+              <w:jc w:val="left"/>
+            </w:pPr>
+            <w:r>
+              <w:rPr>
+                <w:sz w:val="19"/>
+              </w:rPr>
+              <w:t>Confirmación "Cobro con Yape o Plin"</w:t>
+            </w:r>
+          </w:p>
+        </w:tc>
+        <w:tc>
+          <w:tcPr>
+            <w:tcW w:w="4042" w:type="dxa"/>
+            <w:tcMar>
+              <w:top w:w="50" w:type="dxa"/>
+              <w:left w:w="90" w:type="dxa"/>
+              <w:bottom w:w="50" w:type="dxa"/>
+              <w:right w:w="90" w:type="dxa"/>
+            </w:tcMar>
+          </w:tcPr>
+          <w:p>
+            <w:pPr>
+              <w:spacing w:after="0" w:line="250" w:lineRule="auto"/>
+              <w:jc w:val="left"/>
+            </w:pPr>
+            <w:r>
+              <w:rPr>
+                <w:sz w:val="19"/>
+              </w:rPr>
+              <w:t>Pregunta si el cliente ya pagó el total</w:t>
+            </w:r>
+          </w:p>
+        </w:tc>
+        <w:tc>
+          <w:tcPr>
+            <w:tcW w:w="2702" w:type="dxa"/>
             <w:tcMar>
               <w:top w:w="50" w:type="dxa"/>
               <w:left w:w="90" w:type="dxa"/>
@@ -8668,7 +8469,7 @@
         </w:trPr>
         <w:tc>
           <w:tcPr>
-            <w:tcW w:w="804" w:type="dxa"/>
+            <w:tcW w:w="807" w:type="dxa"/>
             <w:shd w:val="clear" w:color="auto" w:fill="F2F2F2"/>
             <w:tcMar>
               <w:top w:w="50" w:type="dxa"/>
@@ -8692,7 +8493,7 @@
         </w:tc>
         <w:tc>
           <w:tcPr>
-            <w:tcW w:w="2152" w:type="dxa"/>
+            <w:tcW w:w="2189" w:type="dxa"/>
             <w:shd w:val="clear" w:color="auto" w:fill="F2F2F2"/>
             <w:tcMar>
               <w:top w:w="50" w:type="dxa"/>
@@ -8716,7 +8517,7 @@
         </w:tc>
         <w:tc>
           <w:tcPr>
-            <w:tcW w:w="4091" w:type="dxa"/>
+            <w:tcW w:w="4042" w:type="dxa"/>
             <w:shd w:val="clear" w:color="auto" w:fill="F2F2F2"/>
             <w:tcMar>
               <w:top w:w="50" w:type="dxa"/>
@@ -8740,7 +8541,7 @@
         </w:tc>
         <w:tc>
           <w:tcPr>
-            <w:tcW w:w="2693" w:type="dxa"/>
+            <w:tcW w:w="2702" w:type="dxa"/>
             <w:shd w:val="clear" w:color="auto" w:fill="F2F2F2"/>
             <w:tcMar>
               <w:top w:w="50" w:type="dxa"/>
@@ -8775,7 +8576,7 @@
         </w:trPr>
         <w:tc>
           <w:tcPr>
-            <w:tcW w:w="804" w:type="dxa"/>
+            <w:tcW w:w="807" w:type="dxa"/>
             <w:tcMar>
               <w:top w:w="50" w:type="dxa"/>
               <w:left w:w="90" w:type="dxa"/>
@@ -8798,7 +8599,7 @@
         </w:tc>
         <w:tc>
           <w:tcPr>
-            <w:tcW w:w="2152" w:type="dxa"/>
+            <w:tcW w:w="2189" w:type="dxa"/>
             <w:tcMar>
               <w:top w:w="50" w:type="dxa"/>
               <w:left w:w="90" w:type="dxa"/>
@@ -8821,7 +8622,7 @@
         </w:tc>
         <w:tc>
           <w:tcPr>
-            <w:tcW w:w="4091" w:type="dxa"/>
+            <w:tcW w:w="4042" w:type="dxa"/>
             <w:tcMar>
               <w:top w:w="50" w:type="dxa"/>
               <w:left w:w="90" w:type="dxa"/>
@@ -8844,7 +8645,7 @@
         </w:tc>
         <w:tc>
           <w:tcPr>
-            <w:tcW w:w="2693" w:type="dxa"/>
+            <w:tcW w:w="2702" w:type="dxa"/>
             <w:tcMar>
               <w:top w:w="50" w:type="dxa"/>
               <w:left w:w="90" w:type="dxa"/>
@@ -8878,7 +8679,7 @@
         </w:trPr>
         <w:tc>
           <w:tcPr>
-            <w:tcW w:w="804" w:type="dxa"/>
+            <w:tcW w:w="807" w:type="dxa"/>
             <w:shd w:val="clear" w:color="auto" w:fill="F2F2F2"/>
             <w:tcMar>
               <w:top w:w="50" w:type="dxa"/>
@@ -8902,7 +8703,7 @@
         </w:tc>
         <w:tc>
           <w:tcPr>
-            <w:tcW w:w="2152" w:type="dxa"/>
+            <w:tcW w:w="2189" w:type="dxa"/>
             <w:shd w:val="clear" w:color="auto" w:fill="F2F2F2"/>
             <w:tcMar>
               <w:top w:w="50" w:type="dxa"/>
@@ -8926,7 +8727,7 @@
         </w:tc>
         <w:tc>
           <w:tcPr>
-            <w:tcW w:w="4091" w:type="dxa"/>
+            <w:tcW w:w="4042" w:type="dxa"/>
             <w:shd w:val="clear" w:color="auto" w:fill="F2F2F2"/>
             <w:tcMar>
               <w:top w:w="50" w:type="dxa"/>
@@ -8950,7 +8751,7 @@
         </w:tc>
         <w:tc>
           <w:tcPr>
-            <w:tcW w:w="2693" w:type="dxa"/>
+            <w:tcW w:w="2702" w:type="dxa"/>
             <w:shd w:val="clear" w:color="auto" w:fill="F2F2F2"/>
             <w:tcMar>
               <w:top w:w="50" w:type="dxa"/>
@@ -8985,7 +8786,7 @@
         </w:trPr>
         <w:tc>
           <w:tcPr>
-            <w:tcW w:w="804" w:type="dxa"/>
+            <w:tcW w:w="807" w:type="dxa"/>
             <w:tcMar>
               <w:top w:w="50" w:type="dxa"/>
               <w:left w:w="90" w:type="dxa"/>
@@ -9008,7 +8809,7 @@
         </w:tc>
         <w:tc>
           <w:tcPr>
-            <w:tcW w:w="2152" w:type="dxa"/>
+            <w:tcW w:w="2189" w:type="dxa"/>
             <w:tcMar>
               <w:top w:w="50" w:type="dxa"/>
               <w:left w:w="90" w:type="dxa"/>
@@ -9031,7 +8832,7 @@
         </w:tc>
         <w:tc>
           <w:tcPr>
-            <w:tcW w:w="4091" w:type="dxa"/>
+            <w:tcW w:w="4042" w:type="dxa"/>
             <w:tcMar>
               <w:top w:w="50" w:type="dxa"/>
               <w:left w:w="90" w:type="dxa"/>
@@ -9054,7 +8855,7 @@
         </w:tc>
         <w:tc>
           <w:tcPr>
-            <w:tcW w:w="2693" w:type="dxa"/>
+            <w:tcW w:w="2702" w:type="dxa"/>
             <w:tcMar>
               <w:top w:w="50" w:type="dxa"/>
               <w:left w:w="90" w:type="dxa"/>
@@ -9088,7 +8889,7 @@
         </w:trPr>
         <w:tc>
           <w:tcPr>
-            <w:tcW w:w="804" w:type="dxa"/>
+            <w:tcW w:w="807" w:type="dxa"/>
             <w:shd w:val="clear" w:color="auto" w:fill="F2F2F2"/>
             <w:tcMar>
               <w:top w:w="50" w:type="dxa"/>
@@ -9112,7 +8913,7 @@
         </w:tc>
         <w:tc>
           <w:tcPr>
-            <w:tcW w:w="2152" w:type="dxa"/>
+            <w:tcW w:w="2189" w:type="dxa"/>
             <w:shd w:val="clear" w:color="auto" w:fill="F2F2F2"/>
             <w:tcMar>
               <w:top w:w="50" w:type="dxa"/>
@@ -9136,7 +8937,7 @@
         </w:tc>
         <w:tc>
           <w:tcPr>
-            <w:tcW w:w="4091" w:type="dxa"/>
+            <w:tcW w:w="4042" w:type="dxa"/>
             <w:shd w:val="clear" w:color="auto" w:fill="F2F2F2"/>
             <w:tcMar>
               <w:top w:w="50" w:type="dxa"/>
@@ -9160,7 +8961,7 @@
         </w:tc>
         <w:tc>
           <w:tcPr>
-            <w:tcW w:w="2693" w:type="dxa"/>
+            <w:tcW w:w="2702" w:type="dxa"/>
             <w:shd w:val="clear" w:color="auto" w:fill="F2F2F2"/>
             <w:tcMar>
               <w:top w:w="50" w:type="dxa"/>
@@ -9235,7 +9036,7 @@
       </w:pBdr>
     </w:pPr>
     <w:r>
-      <w:t xml:space="preserve">SEIPO · Manual del Personal de Tienda · v1.1  ·  Página </w:t>
+      <w:t xml:space="preserve">SEIPO · Manual del Personal de Tienda · v1.2  ·  Página </w:t>
     </w:r>
     <w:r>
       <w:fldChar w:fldCharType="begin"/>
@@ -9284,10 +9085,10 @@
 <file path=word/numbering.xml><?xml version="1.0" encoding="utf-8"?>
 <w:numbering xmlns:wpc="http://schemas.microsoft.com/office/word/2010/wordprocessingCanvas" xmlns:cx="http://schemas.microsoft.com/office/drawing/2014/chartex" xmlns:cx1="http://schemas.microsoft.com/office/drawing/2015/9/8/chartex" xmlns:cx2="http://schemas.microsoft.com/office/drawing/2015/10/21/chartex" xmlns:cx3="http://schemas.microsoft.com/office/drawing/2016/5/9/chartex" xmlns:cx4="http://schemas.microsoft.com/office/drawing/2016/5/10/chartex" xmlns:cx5="http://schemas.microsoft.com/office/drawing/2016/5/11/chartex" xmlns:cx6="http://schemas.microsoft.com/office/drawing/2016/5/12/chartex" xmlns:cx7="http://schemas.microsoft.com/office/drawing/2016/5/13/chartex" xmlns:cx8="http://schemas.microsoft.com/office/drawing/2016/5/14/chartex" xmlns:mc="http://schemas.openxmlformats.org/markup-compatibility/2006" xmlns:aink="http://schemas.microsoft.com/office/drawing/2016/ink" xmlns:am3d="http://schemas.microsoft.com/office/drawing/2017/model3d" xmlns:o="urn:schemas-microsoft-com:office:office" xmlns:oel="http://schemas.microsoft.com/office/2019/extlst" xmlns:r="http://schemas.openxmlformats.org/officeDocument/2006/relationships" xmlns:m="http://schemas.openxmlformats.org/officeDocument/2006/math" xmlns:v="urn:schemas-microsoft-com:vml" xmlns:wp14="http://schemas.microsoft.com/office/word/2010/wordprocessingDrawing" xmlns:wp="http://schemas.openxmlformats.org/drawingml/2006/wordprocessingDrawing" xmlns:w10="urn:schemas-microsoft-com:office:word" xmlns:w="http://schemas.openxmlformats.org/wordprocessingml/2006/main" xmlns:w14="http://schemas.microsoft.com/office/word/2010/wordml" xmlns:w15="http://schemas.microsoft.com/office/word/2012/wordml" xmlns:w16cex="http://schemas.microsoft.com/office/word/2018/wordml/cex" xmlns:w16cid="http://schemas.microsoft.com/office/word/2016/wordml/cid" xmlns:w16="http://schemas.microsoft.com/office/word/2018/wordml" xmlns:w16sdtdh="http://schemas.microsoft.com/office/word/2020/wordml/sdtdatahash" xmlns:w16se="http://schemas.microsoft.com/office/word/2015/wordml/symex" xmlns:wpg="http://schemas.microsoft.com/office/word/2010/wordprocessingGroup" xmlns:wpi="http://schemas.microsoft.com/office/word/2010/wordprocessingInk" xmlns:wne="http://schemas.microsoft.com/office/word/2006/wordml" xmlns:wps="http://schemas.microsoft.com/office/word/2010/wordprocessingShape" mc:Ignorable="w14 w15 w16se w16cid w16 w16cex w16sdtdh wp14">
   <w:abstractNum w:abstractNumId="0" w15:restartNumberingAfterBreak="0">
-    <w:nsid w:val="6BC541A3"/>
+    <w:nsid w:val="2E1B7CD8"/>
     <w:multiLevelType w:val="hybridMultilevel"/>
-    <w:tmpl w:val="81E82982"/>
-    <w:lvl w:ilvl="0" w:tplc="EF5A119A">
+    <w:tmpl w:val="664616C0"/>
+    <w:lvl w:ilvl="0" w:tplc="05365472">
       <w:start w:val="1"/>
       <w:numFmt w:val="bullet"/>
       <w:lvlText w:val="•"/>
@@ -9299,7 +9100,7 @@
         <w:color w:val="1F3864"/>
       </w:rPr>
     </w:lvl>
-    <w:lvl w:ilvl="1" w:tplc="B0AC4CEE">
+    <w:lvl w:ilvl="1" w:tplc="17045766">
       <w:start w:val="1"/>
       <w:numFmt w:val="bullet"/>
       <w:lvlText w:val="–"/>
@@ -9308,43 +9109,43 @@
         <w:ind w:left="1200" w:hanging="300"/>
       </w:pPr>
     </w:lvl>
-    <w:lvl w:ilvl="2" w:tplc="C99604AE">
+    <w:lvl w:ilvl="2" w:tplc="7ACC5B78">
       <w:numFmt w:val="decimal"/>
       <w:lvlText w:val=""/>
       <w:lvlJc w:val="left"/>
     </w:lvl>
-    <w:lvl w:ilvl="3" w:tplc="E35A93C6">
+    <w:lvl w:ilvl="3" w:tplc="A6EE9DBA">
       <w:numFmt w:val="decimal"/>
       <w:lvlText w:val=""/>
       <w:lvlJc w:val="left"/>
     </w:lvl>
-    <w:lvl w:ilvl="4" w:tplc="B12EA9AE">
+    <w:lvl w:ilvl="4" w:tplc="7D98D2E0">
       <w:numFmt w:val="decimal"/>
       <w:lvlText w:val=""/>
       <w:lvlJc w:val="left"/>
     </w:lvl>
-    <w:lvl w:ilvl="5" w:tplc="0594675C">
+    <w:lvl w:ilvl="5" w:tplc="8A8224AA">
       <w:numFmt w:val="decimal"/>
       <w:lvlText w:val=""/>
       <w:lvlJc w:val="left"/>
     </w:lvl>
-    <w:lvl w:ilvl="6" w:tplc="BF9EA3C6">
+    <w:lvl w:ilvl="6" w:tplc="F6C479F8">
       <w:numFmt w:val="decimal"/>
       <w:lvlText w:val=""/>
       <w:lvlJc w:val="left"/>
     </w:lvl>
-    <w:lvl w:ilvl="7" w:tplc="5770C40C">
+    <w:lvl w:ilvl="7" w:tplc="8E9430C6">
       <w:numFmt w:val="decimal"/>
       <w:lvlText w:val=""/>
       <w:lvlJc w:val="left"/>
     </w:lvl>
-    <w:lvl w:ilvl="8" w:tplc="85FC7DAE">
+    <w:lvl w:ilvl="8" w:tplc="73F2752A">
       <w:numFmt w:val="decimal"/>
       <w:lvlText w:val=""/>
       <w:lvlJc w:val="left"/>
     </w:lvl>
   </w:abstractNum>
-  <w:num w:numId="1" w16cid:durableId="1781142556">
+  <w:num w:numId="1" w16cid:durableId="851260555">
     <w:abstractNumId w:val="0"/>
   </w:num>
 </w:numbering>

--- a/docs/manuales/Manual_Personal.docx
+++ b/docs/manuales/Manual_Personal.docx
@@ -1956,7 +1956,6 @@
         <w:pStyle w:val="Marcadordecaptura"/>
       </w:pPr>
       <w:r>
-        <w:lastRenderedPageBreak/>
         <w:t>[CAPTURA 3.1: Pantalla principal — menú lateral del personal con OPERACIÓN e INVENTARIO y la sección Ventas abierta]</w:t>
       </w:r>
     </w:p>
@@ -1983,12 +1982,6 @@
         <w:gridCol w:w="7891"/>
       </w:tblGrid>
       <w:tr>
-        <w:tblPrEx>
-          <w:tblCellMar>
-            <w:top w:w="0" w:type="dxa"/>
-            <w:bottom w:w="0" w:type="dxa"/>
-          </w:tblCellMar>
-        </w:tblPrEx>
         <w:trPr>
           <w:cantSplit/>
           <w:tblHeader/>
@@ -2047,12 +2040,6 @@
         </w:tc>
       </w:tr>
       <w:tr>
-        <w:tblPrEx>
-          <w:tblCellMar>
-            <w:top w:w="0" w:type="dxa"/>
-            <w:bottom w:w="0" w:type="dxa"/>
-          </w:tblCellMar>
-        </w:tblPrEx>
         <w:trPr>
           <w:cantSplit/>
         </w:trPr>
@@ -2104,12 +2091,6 @@
         </w:tc>
       </w:tr>
       <w:tr>
-        <w:tblPrEx>
-          <w:tblCellMar>
-            <w:top w:w="0" w:type="dxa"/>
-            <w:bottom w:w="0" w:type="dxa"/>
-          </w:tblCellMar>
-        </w:tblPrEx>
         <w:trPr>
           <w:cantSplit/>
         </w:trPr>
@@ -2163,12 +2144,6 @@
         </w:tc>
       </w:tr>
       <w:tr>
-        <w:tblPrEx>
-          <w:tblCellMar>
-            <w:top w:w="0" w:type="dxa"/>
-            <w:bottom w:w="0" w:type="dxa"/>
-          </w:tblCellMar>
-        </w:tblPrEx>
         <w:trPr>
           <w:cantSplit/>
         </w:trPr>
@@ -2220,12 +2195,6 @@
         </w:tc>
       </w:tr>
       <w:tr>
-        <w:tblPrEx>
-          <w:tblCellMar>
-            <w:top w:w="0" w:type="dxa"/>
-            <w:bottom w:w="0" w:type="dxa"/>
-          </w:tblCellMar>
-        </w:tblPrEx>
         <w:trPr>
           <w:cantSplit/>
         </w:trPr>
@@ -2279,12 +2248,6 @@
         </w:tc>
       </w:tr>
       <w:tr>
-        <w:tblPrEx>
-          <w:tblCellMar>
-            <w:top w:w="0" w:type="dxa"/>
-            <w:bottom w:w="0" w:type="dxa"/>
-          </w:tblCellMar>
-        </w:tblPrEx>
         <w:trPr>
           <w:cantSplit/>
         </w:trPr>
@@ -2336,12 +2299,6 @@
         </w:tc>
       </w:tr>
       <w:tr>
-        <w:tblPrEx>
-          <w:tblCellMar>
-            <w:top w:w="0" w:type="dxa"/>
-            <w:bottom w:w="0" w:type="dxa"/>
-          </w:tblCellMar>
-        </w:tblPrEx>
         <w:trPr>
           <w:cantSplit/>
         </w:trPr>
@@ -2395,12 +2352,6 @@
         </w:tc>
       </w:tr>
       <w:tr>
-        <w:tblPrEx>
-          <w:tblCellMar>
-            <w:top w:w="0" w:type="dxa"/>
-            <w:bottom w:w="0" w:type="dxa"/>
-          </w:tblCellMar>
-        </w:tblPrEx>
         <w:trPr>
           <w:cantSplit/>
         </w:trPr>
@@ -2760,7 +2711,10 @@
         <w:t>Advertencia:</w:t>
       </w:r>
       <w:r>
-        <w:t xml:space="preserve"> cada usuario puede tener un solo turno abierto. El monto no acepta céntimos sueltos de 1 o 5 (use, por ejemplo, 100 o 85.50).</w:t>
+        <w:t xml:space="preserve"> cada usuario puede tener un solo turno abierto. </w:t>
+      </w:r>
+      <w:r>
+        <w:t>El monto acepta céntimos (por ejemplo, 100 o 85.53).</w:t>
       </w:r>
     </w:p>
     <w:p>
@@ -2916,7 +2870,6 @@
           <w:b/>
           <w:color w:val="1F3864"/>
         </w:rPr>
-        <w:lastRenderedPageBreak/>
         <w:t>4.</w:t>
       </w:r>
       <w:r>
@@ -3042,7 +2995,13 @@
         <w:pStyle w:val="Marcadordecaptura"/>
       </w:pPr>
       <w:r>
-        <w:t>[CAPTURA 4.2.1: Ventas — carrito con dos productos y el resumen Subtotal, Descuento, IGV 18%, Redondeo y TOTAL]</w:t>
+        <w:t xml:space="preserve">[CAPTURA 4.2.1: Ventas — carrito con dos productos y el resumen Subtotal, Descuento, </w:t>
+      </w:r>
+      <w:r>
+        <w:t>IGV 18% y TOTAL</w:t>
+      </w:r>
+      <w:r>
+        <w:t>]</w:t>
       </w:r>
     </w:p>
     <w:p>
@@ -3081,27 +3040,7 @@
           <w:b/>
           <w:bCs/>
         </w:rPr>
-        <w:t>IGV 18%</w:t>
-      </w:r>
-      <w:r>
-        <w:t xml:space="preserve">, </w:t>
-      </w:r>
-      <w:r>
-        <w:rPr>
-          <w:b/>
-          <w:bCs/>
-        </w:rPr>
-        <w:t>Redondeo</w:t>
-      </w:r>
-      <w:r>
-        <w:t xml:space="preserve"> y el </w:t>
-      </w:r>
-      <w:r>
-        <w:rPr>
-          <w:b/>
-          <w:bCs/>
-        </w:rPr>
-        <w:t>TOTAL</w:t>
+        <w:t>IGV 18% y el TOTAL</w:t>
       </w:r>
       <w:r>
         <w:t>, y junto a COBRAR CON se ve cuántos productos y unidades lleva la venta.</w:t>
@@ -3424,12 +3363,6 @@
         <w:gridCol w:w="2570"/>
       </w:tblGrid>
       <w:tr>
-        <w:tblPrEx>
-          <w:tblCellMar>
-            <w:top w:w="0" w:type="dxa"/>
-            <w:bottom w:w="0" w:type="dxa"/>
-          </w:tblCellMar>
-        </w:tblPrEx>
         <w:trPr>
           <w:cantSplit/>
           <w:tblHeader/>
@@ -3514,12 +3447,6 @@
         </w:tc>
       </w:tr>
       <w:tr>
-        <w:tblPrEx>
-          <w:tblCellMar>
-            <w:top w:w="0" w:type="dxa"/>
-            <w:bottom w:w="0" w:type="dxa"/>
-          </w:tblCellMar>
-        </w:tblPrEx>
         <w:trPr>
           <w:cantSplit/>
         </w:trPr>
@@ -3594,12 +3521,6 @@
         </w:tc>
       </w:tr>
       <w:tr>
-        <w:tblPrEx>
-          <w:tblCellMar>
-            <w:top w:w="0" w:type="dxa"/>
-            <w:bottom w:w="0" w:type="dxa"/>
-          </w:tblCellMar>
-        </w:tblPrEx>
         <w:trPr>
           <w:cantSplit/>
         </w:trPr>
@@ -3677,12 +3598,6 @@
         </w:tc>
       </w:tr>
       <w:tr>
-        <w:tblPrEx>
-          <w:tblCellMar>
-            <w:top w:w="0" w:type="dxa"/>
-            <w:bottom w:w="0" w:type="dxa"/>
-          </w:tblCellMar>
-        </w:tblPrEx>
         <w:trPr>
           <w:cantSplit/>
         </w:trPr>
@@ -3757,12 +3672,6 @@
         </w:tc>
       </w:tr>
       <w:tr>
-        <w:tblPrEx>
-          <w:tblCellMar>
-            <w:top w:w="0" w:type="dxa"/>
-            <w:bottom w:w="0" w:type="dxa"/>
-          </w:tblCellMar>
-        </w:tblPrEx>
         <w:trPr>
           <w:cantSplit/>
         </w:trPr>
@@ -4113,7 +4022,6 @@
         <w:pStyle w:val="Marcadordecaptura"/>
       </w:pPr>
       <w:r>
-        <w:lastRenderedPageBreak/>
         <w:t>[CAPTURA 4.4.1: Ventana "Cobro en efectivo" — monto recibido y vuelto calculado]</w:t>
       </w:r>
     </w:p>
@@ -4149,7 +4057,10 @@
         <w:t>Advertencia:</w:t>
       </w:r>
       <w:r>
-        <w:t xml:space="preserve"> el monto recibido no puede tener céntimos sueltos de 1 o 5. El total ya viene redondeado hacia abajo a 10 céntimos.</w:t>
+        <w:t xml:space="preserve"> </w:t>
+      </w:r>
+      <w:r>
+        <w:t>el total es exacto y puede tener céntimos sueltos (por ejemplo S/ 14.57). Entregue el vuelto exacto que muestra el sistema.</w:t>
       </w:r>
     </w:p>
     <w:p>
@@ -4729,7 +4640,6 @@
           <w:b/>
           <w:color w:val="1F3864"/>
         </w:rPr>
-        <w:lastRenderedPageBreak/>
         <w:t>2.</w:t>
       </w:r>
       <w:r>
@@ -5567,7 +5477,6 @@
           <w:b/>
           <w:bCs/>
         </w:rPr>
-        <w:lastRenderedPageBreak/>
         <w:t>Resultado esperado:</w:t>
       </w:r>
       <w:r>
@@ -5950,12 +5859,6 @@
         <w:gridCol w:w="7335"/>
       </w:tblGrid>
       <w:tr>
-        <w:tblPrEx>
-          <w:tblCellMar>
-            <w:top w:w="0" w:type="dxa"/>
-            <w:bottom w:w="0" w:type="dxa"/>
-          </w:tblCellMar>
-        </w:tblPrEx>
         <w:trPr>
           <w:cantSplit/>
           <w:tblHeader/>
@@ -6014,12 +5917,6 @@
         </w:tc>
       </w:tr>
       <w:tr>
-        <w:tblPrEx>
-          <w:tblCellMar>
-            <w:top w:w="0" w:type="dxa"/>
-            <w:bottom w:w="0" w:type="dxa"/>
-          </w:tblCellMar>
-        </w:tblPrEx>
         <w:trPr>
           <w:cantSplit/>
         </w:trPr>
@@ -6071,12 +5968,6 @@
         </w:tc>
       </w:tr>
       <w:tr>
-        <w:tblPrEx>
-          <w:tblCellMar>
-            <w:top w:w="0" w:type="dxa"/>
-            <w:bottom w:w="0" w:type="dxa"/>
-          </w:tblCellMar>
-        </w:tblPrEx>
         <w:trPr>
           <w:cantSplit/>
         </w:trPr>
@@ -6130,12 +6021,6 @@
         </w:tc>
       </w:tr>
       <w:tr>
-        <w:tblPrEx>
-          <w:tblCellMar>
-            <w:top w:w="0" w:type="dxa"/>
-            <w:bottom w:w="0" w:type="dxa"/>
-          </w:tblCellMar>
-        </w:tblPrEx>
         <w:trPr>
           <w:cantSplit/>
         </w:trPr>
@@ -6187,12 +6072,6 @@
         </w:tc>
       </w:tr>
       <w:tr>
-        <w:tblPrEx>
-          <w:tblCellMar>
-            <w:top w:w="0" w:type="dxa"/>
-            <w:bottom w:w="0" w:type="dxa"/>
-          </w:tblCellMar>
-        </w:tblPrEx>
         <w:trPr>
           <w:cantSplit/>
         </w:trPr>
@@ -6246,12 +6125,6 @@
         </w:tc>
       </w:tr>
       <w:tr>
-        <w:tblPrEx>
-          <w:tblCellMar>
-            <w:top w:w="0" w:type="dxa"/>
-            <w:bottom w:w="0" w:type="dxa"/>
-          </w:tblCellMar>
-        </w:tblPrEx>
         <w:trPr>
           <w:cantSplit/>
         </w:trPr>
@@ -6317,12 +6190,6 @@
         </w:tc>
       </w:tr>
       <w:tr>
-        <w:tblPrEx>
-          <w:tblCellMar>
-            <w:top w:w="0" w:type="dxa"/>
-            <w:bottom w:w="0" w:type="dxa"/>
-          </w:tblCellMar>
-        </w:tblPrEx>
         <w:trPr>
           <w:cantSplit/>
         </w:trPr>
@@ -6370,256 +6237,181 @@
               <w:rPr>
                 <w:sz w:val="19"/>
               </w:rPr>
-              <w:t>El IGV es el 18 % de (subtotal − descuento) y se suma al total.</w:t>
+              <w:t>La base es (subtotal − descuento). El IGV es el 18 % de la base, con 2 decimales y sin redondeo a 10 céntimos; el total es base más IGV. El sistema no redondea el total porque el negocio debe declarar exactamente el IGV cobrado.</w:t>
             </w:r>
           </w:p>
         </w:tc>
       </w:tr>
       <w:tr>
-        <w:tblPrEx>
-          <w:tblCellMar>
-            <w:top w:w="0" w:type="dxa"/>
-            <w:bottom w:w="0" w:type="dxa"/>
-          </w:tblCellMar>
-        </w:tblPrEx>
         <w:trPr>
           <w:cantSplit/>
         </w:trPr>
         <w:tc>
           <w:tcPr>
             <w:tcW w:w="2405" w:type="dxa"/>
-            <w:tcMar>
-              <w:top w:w="50" w:type="dxa"/>
-              <w:left w:w="90" w:type="dxa"/>
-              <w:bottom w:w="50" w:type="dxa"/>
-              <w:right w:w="90" w:type="dxa"/>
-            </w:tcMar>
-          </w:tcPr>
-          <w:p>
-            <w:pPr>
-              <w:spacing w:after="0" w:line="250" w:lineRule="auto"/>
-              <w:jc w:val="left"/>
-            </w:pPr>
-            <w:r>
-              <w:rPr>
-                <w:sz w:val="19"/>
-              </w:rPr>
-              <w:t>Redondeo</w:t>
+            <w:shd w:val="clear" w:color="auto" w:fill="F2F2F2"/>
+            <w:tcMar>
+              <w:top w:w="50" w:type="dxa"/>
+              <w:left w:w="90" w:type="dxa"/>
+              <w:bottom w:w="50" w:type="dxa"/>
+              <w:right w:w="90" w:type="dxa"/>
+            </w:tcMar>
+          </w:tcPr>
+          <w:p>
+            <w:pPr>
+              <w:spacing w:after="0" w:line="250" w:lineRule="auto"/>
+              <w:jc w:val="left"/>
+            </w:pPr>
+            <w:r>
+              <w:rPr>
+                <w:sz w:val="19"/>
+              </w:rPr>
+              <w:t>Montos en efectivo</w:t>
             </w:r>
           </w:p>
         </w:tc>
         <w:tc>
           <w:tcPr>
             <w:tcW w:w="7335" w:type="dxa"/>
-            <w:tcMar>
-              <w:top w:w="50" w:type="dxa"/>
-              <w:left w:w="90" w:type="dxa"/>
-              <w:bottom w:w="50" w:type="dxa"/>
-              <w:right w:w="90" w:type="dxa"/>
-            </w:tcMar>
-          </w:tcPr>
-          <w:p>
-            <w:pPr>
-              <w:spacing w:after="0" w:line="250" w:lineRule="auto"/>
-              <w:jc w:val="left"/>
-            </w:pPr>
-            <w:r>
-              <w:rPr>
-                <w:sz w:val="19"/>
-              </w:rPr>
-              <w:t>El total se redondea hacia abajo a 10 céntimos, porque no circulan monedas de 1 ni 5 céntimos. El redondeo favorece al cliente.</w:t>
+            <w:shd w:val="clear" w:color="auto" w:fill="F2F2F2"/>
+            <w:tcMar>
+              <w:top w:w="50" w:type="dxa"/>
+              <w:left w:w="90" w:type="dxa"/>
+              <w:bottom w:w="50" w:type="dxa"/>
+              <w:right w:w="90" w:type="dxa"/>
+            </w:tcMar>
+          </w:tcPr>
+          <w:p>
+            <w:pPr>
+              <w:spacing w:after="0" w:line="250" w:lineRule="auto"/>
+              <w:jc w:val="left"/>
+            </w:pPr>
+            <w:r>
+              <w:rPr>
+                <w:sz w:val="19"/>
+              </w:rPr>
+              <w:t xml:space="preserve">Efectivo recibido, inicial y contado: </w:t>
+            </w:r>
+            <w:r>
+              <w:rPr>
+                <w:sz w:val="19"/>
+              </w:rPr>
+              <w:t>en soles con céntimos (2 decimales).</w:t>
             </w:r>
           </w:p>
         </w:tc>
       </w:tr>
       <w:tr>
-        <w:tblPrEx>
-          <w:tblCellMar>
-            <w:top w:w="0" w:type="dxa"/>
-            <w:bottom w:w="0" w:type="dxa"/>
-          </w:tblCellMar>
-        </w:tblPrEx>
         <w:trPr>
           <w:cantSplit/>
         </w:trPr>
         <w:tc>
           <w:tcPr>
             <w:tcW w:w="2405" w:type="dxa"/>
-            <w:shd w:val="clear" w:color="auto" w:fill="F2F2F2"/>
-            <w:tcMar>
-              <w:top w:w="50" w:type="dxa"/>
-              <w:left w:w="90" w:type="dxa"/>
-              <w:bottom w:w="50" w:type="dxa"/>
-              <w:right w:w="90" w:type="dxa"/>
-            </w:tcMar>
-          </w:tcPr>
-          <w:p>
-            <w:pPr>
-              <w:spacing w:after="0" w:line="250" w:lineRule="auto"/>
-              <w:jc w:val="left"/>
-            </w:pPr>
-            <w:r>
-              <w:rPr>
-                <w:sz w:val="19"/>
-              </w:rPr>
-              <w:t>Montos en efectivo</w:t>
+            <w:tcMar>
+              <w:top w:w="50" w:type="dxa"/>
+              <w:left w:w="90" w:type="dxa"/>
+              <w:bottom w:w="50" w:type="dxa"/>
+              <w:right w:w="90" w:type="dxa"/>
+            </w:tcMar>
+          </w:tcPr>
+          <w:p>
+            <w:pPr>
+              <w:spacing w:after="0" w:line="250" w:lineRule="auto"/>
+              <w:jc w:val="left"/>
+            </w:pPr>
+            <w:r>
+              <w:rPr>
+                <w:sz w:val="19"/>
+              </w:rPr>
+              <w:t>Comprobante</w:t>
             </w:r>
           </w:p>
         </w:tc>
         <w:tc>
           <w:tcPr>
             <w:tcW w:w="7335" w:type="dxa"/>
-            <w:shd w:val="clear" w:color="auto" w:fill="F2F2F2"/>
-            <w:tcMar>
-              <w:top w:w="50" w:type="dxa"/>
-              <w:left w:w="90" w:type="dxa"/>
-              <w:bottom w:w="50" w:type="dxa"/>
-              <w:right w:w="90" w:type="dxa"/>
-            </w:tcMar>
-          </w:tcPr>
-          <w:p>
-            <w:pPr>
-              <w:spacing w:after="0" w:line="250" w:lineRule="auto"/>
-              <w:jc w:val="left"/>
-            </w:pPr>
-            <w:r>
-              <w:rPr>
-                <w:sz w:val="19"/>
-              </w:rPr>
-              <w:t>Efectivo recibido, inicial y contado: sin céntimos sueltos de 1 o 5.</w:t>
+            <w:tcMar>
+              <w:top w:w="50" w:type="dxa"/>
+              <w:left w:w="90" w:type="dxa"/>
+              <w:bottom w:w="50" w:type="dxa"/>
+              <w:right w:w="90" w:type="dxa"/>
+            </w:tcMar>
+          </w:tcPr>
+          <w:p>
+            <w:pPr>
+              <w:spacing w:after="0" w:line="250" w:lineRule="auto"/>
+              <w:jc w:val="left"/>
+            </w:pPr>
+            <w:r>
+              <w:rPr>
+                <w:sz w:val="19"/>
+              </w:rPr>
+              <w:t>Cliente con RUC: factura F001. DNI o sin cliente: boleta B001. Numeración correlativa.</w:t>
             </w:r>
           </w:p>
         </w:tc>
       </w:tr>
       <w:tr>
-        <w:tblPrEx>
-          <w:tblCellMar>
-            <w:top w:w="0" w:type="dxa"/>
-            <w:bottom w:w="0" w:type="dxa"/>
-          </w:tblCellMar>
-        </w:tblPrEx>
         <w:trPr>
           <w:cantSplit/>
         </w:trPr>
         <w:tc>
           <w:tcPr>
             <w:tcW w:w="2405" w:type="dxa"/>
-            <w:tcMar>
-              <w:top w:w="50" w:type="dxa"/>
-              <w:left w:w="90" w:type="dxa"/>
-              <w:bottom w:w="50" w:type="dxa"/>
-              <w:right w:w="90" w:type="dxa"/>
-            </w:tcMar>
-          </w:tcPr>
-          <w:p>
-            <w:pPr>
-              <w:spacing w:after="0" w:line="250" w:lineRule="auto"/>
-              <w:jc w:val="left"/>
-            </w:pPr>
-            <w:r>
-              <w:rPr>
-                <w:sz w:val="19"/>
-              </w:rPr>
-              <w:t>Comprobante</w:t>
+            <w:shd w:val="clear" w:color="auto" w:fill="F2F2F2"/>
+            <w:tcMar>
+              <w:top w:w="50" w:type="dxa"/>
+              <w:left w:w="90" w:type="dxa"/>
+              <w:bottom w:w="50" w:type="dxa"/>
+              <w:right w:w="90" w:type="dxa"/>
+            </w:tcMar>
+          </w:tcPr>
+          <w:p>
+            <w:pPr>
+              <w:spacing w:after="0" w:line="250" w:lineRule="auto"/>
+              <w:jc w:val="left"/>
+            </w:pPr>
+            <w:r>
+              <w:rPr>
+                <w:sz w:val="19"/>
+              </w:rPr>
+              <w:t>Yape o Plin</w:t>
             </w:r>
           </w:p>
         </w:tc>
         <w:tc>
           <w:tcPr>
             <w:tcW w:w="7335" w:type="dxa"/>
-            <w:tcMar>
-              <w:top w:w="50" w:type="dxa"/>
-              <w:left w:w="90" w:type="dxa"/>
-              <w:bottom w:w="50" w:type="dxa"/>
-              <w:right w:w="90" w:type="dxa"/>
-            </w:tcMar>
-          </w:tcPr>
-          <w:p>
-            <w:pPr>
-              <w:spacing w:after="0" w:line="250" w:lineRule="auto"/>
-              <w:jc w:val="left"/>
-            </w:pPr>
-            <w:r>
-              <w:rPr>
-                <w:sz w:val="19"/>
-              </w:rPr>
-              <w:t>Cliente con RUC: factura F001. DNI o sin cliente: boleta B001. Numeración correlativa.</w:t>
+            <w:shd w:val="clear" w:color="auto" w:fill="F2F2F2"/>
+            <w:tcMar>
+              <w:top w:w="50" w:type="dxa"/>
+              <w:left w:w="90" w:type="dxa"/>
+              <w:bottom w:w="50" w:type="dxa"/>
+              <w:right w:w="90" w:type="dxa"/>
+            </w:tcMar>
+          </w:tcPr>
+          <w:p>
+            <w:pPr>
+              <w:spacing w:after="0" w:line="250" w:lineRule="auto"/>
+              <w:jc w:val="left"/>
+            </w:pPr>
+            <w:r>
+              <w:rPr>
+                <w:sz w:val="19"/>
+              </w:rPr>
+              <w:t>El sistema solo registra la forma de pago. El cajero confirma el pago en el celular del negocio antes de registrar la venta. No entra al efectivo de caja.</w:t>
             </w:r>
           </w:p>
         </w:tc>
       </w:tr>
       <w:tr>
-        <w:tblPrEx>
-          <w:tblCellMar>
-            <w:top w:w="0" w:type="dxa"/>
-            <w:bottom w:w="0" w:type="dxa"/>
-          </w:tblCellMar>
-        </w:tblPrEx>
         <w:trPr>
           <w:cantSplit/>
         </w:trPr>
         <w:tc>
           <w:tcPr>
             <w:tcW w:w="2405" w:type="dxa"/>
-            <w:shd w:val="clear" w:color="auto" w:fill="F2F2F2"/>
-            <w:tcMar>
-              <w:top w:w="50" w:type="dxa"/>
-              <w:left w:w="90" w:type="dxa"/>
-              <w:bottom w:w="50" w:type="dxa"/>
-              <w:right w:w="90" w:type="dxa"/>
-            </w:tcMar>
-          </w:tcPr>
-          <w:p>
-            <w:pPr>
-              <w:spacing w:after="0" w:line="250" w:lineRule="auto"/>
-              <w:jc w:val="left"/>
-            </w:pPr>
-            <w:r>
-              <w:rPr>
-                <w:sz w:val="19"/>
-              </w:rPr>
-              <w:t>Yape o Plin</w:t>
-            </w:r>
-          </w:p>
-        </w:tc>
-        <w:tc>
-          <w:tcPr>
-            <w:tcW w:w="7335" w:type="dxa"/>
-            <w:shd w:val="clear" w:color="auto" w:fill="F2F2F2"/>
-            <w:tcMar>
-              <w:top w:w="50" w:type="dxa"/>
-              <w:left w:w="90" w:type="dxa"/>
-              <w:bottom w:w="50" w:type="dxa"/>
-              <w:right w:w="90" w:type="dxa"/>
-            </w:tcMar>
-          </w:tcPr>
-          <w:p>
-            <w:pPr>
-              <w:spacing w:after="0" w:line="250" w:lineRule="auto"/>
-              <w:jc w:val="left"/>
-            </w:pPr>
-            <w:r>
-              <w:rPr>
-                <w:sz w:val="19"/>
-              </w:rPr>
-              <w:t>El sistema solo registra la forma de pago. El cajero confirma el pago en el celular del negocio antes de registrar la venta. No entra al efectivo de caja.</w:t>
-            </w:r>
-          </w:p>
-        </w:tc>
-      </w:tr>
-      <w:tr>
-        <w:tblPrEx>
-          <w:tblCellMar>
-            <w:top w:w="0" w:type="dxa"/>
-            <w:bottom w:w="0" w:type="dxa"/>
-          </w:tblCellMar>
-        </w:tblPrEx>
-        <w:trPr>
-          <w:cantSplit/>
-        </w:trPr>
-        <w:tc>
-          <w:tcPr>
-            <w:tcW w:w="2405" w:type="dxa"/>
             <w:tcMar>
               <w:top w:w="50" w:type="dxa"/>
               <w:left w:w="90" w:type="dxa"/>
@@ -6676,7 +6468,6 @@
       </w:pPr>
       <w:bookmarkStart w:id="17" w:name="_Toc243346842"/>
       <w:r>
-        <w:lastRenderedPageBreak/>
         <w:t>6. Mensajes de error frecuentes</w:t>
       </w:r>
       <w:bookmarkEnd w:id="17"/>
@@ -6704,12 +6495,6 @@
         <w:gridCol w:w="4617"/>
       </w:tblGrid>
       <w:tr>
-        <w:tblPrEx>
-          <w:tblCellMar>
-            <w:top w:w="0" w:type="dxa"/>
-            <w:bottom w:w="0" w:type="dxa"/>
-          </w:tblCellMar>
-        </w:tblPrEx>
         <w:trPr>
           <w:cantSplit/>
           <w:tblHeader/>
@@ -6768,12 +6553,6 @@
         </w:tc>
       </w:tr>
       <w:tr>
-        <w:tblPrEx>
-          <w:tblCellMar>
-            <w:top w:w="0" w:type="dxa"/>
-            <w:bottom w:w="0" w:type="dxa"/>
-          </w:tblCellMar>
-        </w:tblPrEx>
         <w:trPr>
           <w:cantSplit/>
         </w:trPr>
@@ -6825,12 +6604,6 @@
         </w:tc>
       </w:tr>
       <w:tr>
-        <w:tblPrEx>
-          <w:tblCellMar>
-            <w:top w:w="0" w:type="dxa"/>
-            <w:bottom w:w="0" w:type="dxa"/>
-          </w:tblCellMar>
-        </w:tblPrEx>
         <w:trPr>
           <w:cantSplit/>
         </w:trPr>
@@ -6884,12 +6657,6 @@
         </w:tc>
       </w:tr>
       <w:tr>
-        <w:tblPrEx>
-          <w:tblCellMar>
-            <w:top w:w="0" w:type="dxa"/>
-            <w:bottom w:w="0" w:type="dxa"/>
-          </w:tblCellMar>
-        </w:tblPrEx>
         <w:trPr>
           <w:cantSplit/>
         </w:trPr>
@@ -6941,12 +6708,6 @@
         </w:tc>
       </w:tr>
       <w:tr>
-        <w:tblPrEx>
-          <w:tblCellMar>
-            <w:top w:w="0" w:type="dxa"/>
-            <w:bottom w:w="0" w:type="dxa"/>
-          </w:tblCellMar>
-        </w:tblPrEx>
         <w:trPr>
           <w:cantSplit/>
         </w:trPr>
@@ -7000,12 +6761,6 @@
         </w:tc>
       </w:tr>
       <w:tr>
-        <w:tblPrEx>
-          <w:tblCellMar>
-            <w:top w:w="0" w:type="dxa"/>
-            <w:bottom w:w="0" w:type="dxa"/>
-          </w:tblCellMar>
-        </w:tblPrEx>
         <w:trPr>
           <w:cantSplit/>
         </w:trPr>
@@ -7057,12 +6812,6 @@
         </w:tc>
       </w:tr>
       <w:tr>
-        <w:tblPrEx>
-          <w:tblCellMar>
-            <w:top w:w="0" w:type="dxa"/>
-            <w:bottom w:w="0" w:type="dxa"/>
-          </w:tblCellMar>
-        </w:tblPrEx>
         <w:trPr>
           <w:cantSplit/>
         </w:trPr>
@@ -7116,12 +6865,6 @@
         </w:tc>
       </w:tr>
       <w:tr>
-        <w:tblPrEx>
-          <w:tblCellMar>
-            <w:top w:w="0" w:type="dxa"/>
-            <w:bottom w:w="0" w:type="dxa"/>
-          </w:tblCellMar>
-        </w:tblPrEx>
         <w:trPr>
           <w:cantSplit/>
         </w:trPr>
@@ -7144,7 +6887,7 @@
               <w:rPr>
                 <w:sz w:val="19"/>
               </w:rPr>
-              <w:t>Ingrese un monto inicial válido, sin monedas de 1 ni 5 céntimos (por ejemplo 100 o 85.50).</w:t>
+              <w:t>Ingrese un monto inicial válido (por ejemplo 100 o 85.50).</w:t>
             </w:r>
           </w:p>
         </w:tc>
@@ -7173,12 +6916,6 @@
         </w:tc>
       </w:tr>
       <w:tr>
-        <w:tblPrEx>
-          <w:tblCellMar>
-            <w:top w:w="0" w:type="dxa"/>
-            <w:bottom w:w="0" w:type="dxa"/>
-          </w:tblCellMar>
-        </w:tblPrEx>
         <w:trPr>
           <w:cantSplit/>
         </w:trPr>
@@ -7232,12 +6969,6 @@
         </w:tc>
       </w:tr>
       <w:tr>
-        <w:tblPrEx>
-          <w:tblCellMar>
-            <w:top w:w="0" w:type="dxa"/>
-            <w:bottom w:w="0" w:type="dxa"/>
-          </w:tblCellMar>
-        </w:tblPrEx>
         <w:trPr>
           <w:cantSplit/>
         </w:trPr>
@@ -7303,12 +7034,6 @@
         </w:tc>
       </w:tr>
       <w:tr>
-        <w:tblPrEx>
-          <w:tblCellMar>
-            <w:top w:w="0" w:type="dxa"/>
-            <w:bottom w:w="0" w:type="dxa"/>
-          </w:tblCellMar>
-        </w:tblPrEx>
         <w:trPr>
           <w:cantSplit/>
         </w:trPr>
@@ -7362,12 +7087,6 @@
         </w:tc>
       </w:tr>
       <w:tr>
-        <w:tblPrEx>
-          <w:tblCellMar>
-            <w:top w:w="0" w:type="dxa"/>
-            <w:bottom w:w="0" w:type="dxa"/>
-          </w:tblCellMar>
-        </w:tblPrEx>
         <w:trPr>
           <w:cantSplit/>
         </w:trPr>
@@ -7474,20 +7193,13 @@
           <w:b/>
           <w:bCs/>
         </w:rPr>
-        <w:t>¿Por qué el total es unos céntimos menor que la suma?</w:t>
-      </w:r>
-      <w:r>
-        <w:t xml:space="preserve"> Por el redondeo hacia abajo a 10 céntimos. La rebaja se ve en la línea </w:t>
-      </w:r>
-      <w:r>
-        <w:rPr>
-          <w:b/>
-          <w:bCs/>
-        </w:rPr>
-        <w:t>Redondeo</w:t>
-      </w:r>
-      <w:r>
-        <w:t>.</w:t>
+        <w:t>¿Por qué el total tiene céntimos sueltos?</w:t>
+      </w:r>
+      <w:r>
+        <w:t xml:space="preserve"> </w:t>
+      </w:r>
+      <w:r>
+        <w:t>Porque es exactamente la base más el IGV, sin redondeo a 10 céntimos: el negocio debe declarar exactamente el IGV cobrado. Entregue el vuelto exacto.</w:t>
       </w:r>
     </w:p>
     <w:p>
@@ -7608,12 +7320,6 @@
         <w:gridCol w:w="2702"/>
       </w:tblGrid>
       <w:tr>
-        <w:tblPrEx>
-          <w:tblCellMar>
-            <w:top w:w="0" w:type="dxa"/>
-            <w:bottom w:w="0" w:type="dxa"/>
-          </w:tblCellMar>
-        </w:tblPrEx>
         <w:trPr>
           <w:cantSplit/>
           <w:tblHeader/>
@@ -7640,7 +7346,6 @@
                 <w:color w:val="FFFFFF"/>
                 <w:sz w:val="19"/>
               </w:rPr>
-              <w:lastRenderedPageBreak/>
               <w:t>N°</w:t>
             </w:r>
           </w:p>
@@ -7725,12 +7430,6 @@
         </w:tc>
       </w:tr>
       <w:tr>
-        <w:tblPrEx>
-          <w:tblCellMar>
-            <w:top w:w="0" w:type="dxa"/>
-            <w:bottom w:w="0" w:type="dxa"/>
-          </w:tblCellMar>
-        </w:tblPrEx>
         <w:trPr>
           <w:cantSplit/>
         </w:trPr>
@@ -7828,12 +7527,6 @@
         </w:tc>
       </w:tr>
       <w:tr>
-        <w:tblPrEx>
-          <w:tblCellMar>
-            <w:top w:w="0" w:type="dxa"/>
-            <w:bottom w:w="0" w:type="dxa"/>
-          </w:tblCellMar>
-        </w:tblPrEx>
         <w:trPr>
           <w:cantSplit/>
         </w:trPr>
@@ -7935,12 +7628,6 @@
         </w:tc>
       </w:tr>
       <w:tr>
-        <w:tblPrEx>
-          <w:tblCellMar>
-            <w:top w:w="0" w:type="dxa"/>
-            <w:bottom w:w="0" w:type="dxa"/>
-          </w:tblCellMar>
-        </w:tblPrEx>
         <w:trPr>
           <w:cantSplit/>
         </w:trPr>
@@ -8038,12 +7725,6 @@
         </w:tc>
       </w:tr>
       <w:tr>
-        <w:tblPrEx>
-          <w:tblCellMar>
-            <w:top w:w="0" w:type="dxa"/>
-            <w:bottom w:w="0" w:type="dxa"/>
-          </w:tblCellMar>
-        </w:tblPrEx>
         <w:trPr>
           <w:cantSplit/>
         </w:trPr>
@@ -8115,7 +7796,13 @@
               <w:rPr>
                 <w:sz w:val="19"/>
               </w:rPr>
-              <w:t>Carrito con dos productos y el resumen Subtotal, Descuento, IGV 18%, Redondeo y TOTAL</w:t>
+              <w:t xml:space="preserve">Carrito con dos productos y el resumen Subtotal, Descuento, </w:t>
+            </w:r>
+            <w:r>
+              <w:rPr>
+                <w:sz w:val="19"/>
+              </w:rPr>
+              <w:t>IGV 18% y TOTAL</w:t>
             </w:r>
           </w:p>
         </w:tc>
@@ -8145,12 +7832,6 @@
         </w:tc>
       </w:tr>
       <w:tr>
-        <w:tblPrEx>
-          <w:tblCellMar>
-            <w:top w:w="0" w:type="dxa"/>
-            <w:bottom w:w="0" w:type="dxa"/>
-          </w:tblCellMar>
-        </w:tblPrEx>
         <w:trPr>
           <w:cantSplit/>
         </w:trPr>
@@ -8248,12 +7929,6 @@
         </w:tc>
       </w:tr>
       <w:tr>
-        <w:tblPrEx>
-          <w:tblCellMar>
-            <w:top w:w="0" w:type="dxa"/>
-            <w:bottom w:w="0" w:type="dxa"/>
-          </w:tblCellMar>
-        </w:tblPrEx>
         <w:trPr>
           <w:cantSplit/>
         </w:trPr>
@@ -8355,12 +8030,6 @@
         </w:tc>
       </w:tr>
       <w:tr>
-        <w:tblPrEx>
-          <w:tblCellMar>
-            <w:top w:w="0" w:type="dxa"/>
-            <w:bottom w:w="0" w:type="dxa"/>
-          </w:tblCellMar>
-        </w:tblPrEx>
         <w:trPr>
           <w:cantSplit/>
         </w:trPr>
@@ -8458,12 +8127,6 @@
         </w:tc>
       </w:tr>
       <w:tr>
-        <w:tblPrEx>
-          <w:tblCellMar>
-            <w:top w:w="0" w:type="dxa"/>
-            <w:bottom w:w="0" w:type="dxa"/>
-          </w:tblCellMar>
-        </w:tblPrEx>
         <w:trPr>
           <w:cantSplit/>
         </w:trPr>
@@ -8565,12 +8228,6 @@
         </w:tc>
       </w:tr>
       <w:tr>
-        <w:tblPrEx>
-          <w:tblCellMar>
-            <w:top w:w="0" w:type="dxa"/>
-            <w:bottom w:w="0" w:type="dxa"/>
-          </w:tblCellMar>
-        </w:tblPrEx>
         <w:trPr>
           <w:cantSplit/>
         </w:trPr>
@@ -8668,12 +8325,6 @@
         </w:tc>
       </w:tr>
       <w:tr>
-        <w:tblPrEx>
-          <w:tblCellMar>
-            <w:top w:w="0" w:type="dxa"/>
-            <w:bottom w:w="0" w:type="dxa"/>
-          </w:tblCellMar>
-        </w:tblPrEx>
         <w:trPr>
           <w:cantSplit/>
         </w:trPr>
@@ -8775,12 +8426,6 @@
         </w:tc>
       </w:tr>
       <w:tr>
-        <w:tblPrEx>
-          <w:tblCellMar>
-            <w:top w:w="0" w:type="dxa"/>
-            <w:bottom w:w="0" w:type="dxa"/>
-          </w:tblCellMar>
-        </w:tblPrEx>
         <w:trPr>
           <w:cantSplit/>
         </w:trPr>
@@ -8878,12 +8523,6 @@
         </w:tc>
       </w:tr>
       <w:tr>
-        <w:tblPrEx>
-          <w:tblCellMar>
-            <w:top w:w="0" w:type="dxa"/>
-            <w:bottom w:w="0" w:type="dxa"/>
-          </w:tblCellMar>
-        </w:tblPrEx>
         <w:trPr>
           <w:cantSplit/>
         </w:trPr>

--- a/docs/manuales/Manual_Personal.docx
+++ b/docs/manuales/Manual_Personal.docx
@@ -104,7 +104,7 @@
       <w:r>
         <w:fldChar w:fldCharType="separate"/>
       </w:r>
-      <w:hyperlink w:anchor="_Toc243346825" w:history="1">
+      <w:hyperlink w:anchor="_Toc244284784" w:history="1">
         <w:r>
           <w:rPr>
             <w:rStyle w:val="Hipervnculo"/>
@@ -131,7 +131,7 @@
             <w:noProof/>
             <w:webHidden/>
           </w:rPr>
-          <w:instrText xml:space="preserve"> PAGEREF _Toc243346825 \h </w:instrText>
+          <w:instrText xml:space="preserve"> PAGEREF _Toc244284784 \h </w:instrText>
         </w:r>
         <w:r>
           <w:rPr>
@@ -175,7 +175,7 @@
           <w14:ligatures w14:val="standardContextual"/>
         </w:rPr>
       </w:pPr>
-      <w:hyperlink w:anchor="_Toc243346826" w:history="1">
+      <w:hyperlink w:anchor="_Toc244284785" w:history="1">
         <w:r>
           <w:rPr>
             <w:rStyle w:val="Hipervnculo"/>
@@ -202,7 +202,7 @@
             <w:noProof/>
             <w:webHidden/>
           </w:rPr>
-          <w:instrText xml:space="preserve"> PAGEREF _Toc243346826 \h </w:instrText>
+          <w:instrText xml:space="preserve"> PAGEREF _Toc244284785 \h </w:instrText>
         </w:r>
         <w:r>
           <w:rPr>
@@ -245,7 +245,7 @@
           <w14:ligatures w14:val="standardContextual"/>
         </w:rPr>
       </w:pPr>
-      <w:hyperlink w:anchor="_Toc243346827" w:history="1">
+      <w:hyperlink w:anchor="_Toc244284786" w:history="1">
         <w:r>
           <w:rPr>
             <w:rStyle w:val="Hipervnculo"/>
@@ -272,7 +272,7 @@
             <w:noProof/>
             <w:webHidden/>
           </w:rPr>
-          <w:instrText xml:space="preserve"> PAGEREF _Toc243346827 \h </w:instrText>
+          <w:instrText xml:space="preserve"> PAGEREF _Toc244284786 \h </w:instrText>
         </w:r>
         <w:r>
           <w:rPr>
@@ -315,7 +315,7 @@
           <w14:ligatures w14:val="standardContextual"/>
         </w:rPr>
       </w:pPr>
-      <w:hyperlink w:anchor="_Toc243346828" w:history="1">
+      <w:hyperlink w:anchor="_Toc244284787" w:history="1">
         <w:r>
           <w:rPr>
             <w:rStyle w:val="Hipervnculo"/>
@@ -342,7 +342,7 @@
             <w:noProof/>
             <w:webHidden/>
           </w:rPr>
-          <w:instrText xml:space="preserve"> PAGEREF _Toc243346828 \h </w:instrText>
+          <w:instrText xml:space="preserve"> PAGEREF _Toc244284787 \h </w:instrText>
         </w:r>
         <w:r>
           <w:rPr>
@@ -386,7 +386,7 @@
           <w14:ligatures w14:val="standardContextual"/>
         </w:rPr>
       </w:pPr>
-      <w:hyperlink w:anchor="_Toc243346829" w:history="1">
+      <w:hyperlink w:anchor="_Toc244284788" w:history="1">
         <w:r>
           <w:rPr>
             <w:rStyle w:val="Hipervnculo"/>
@@ -413,7 +413,7 @@
             <w:noProof/>
             <w:webHidden/>
           </w:rPr>
-          <w:instrText xml:space="preserve"> PAGEREF _Toc243346829 \h </w:instrText>
+          <w:instrText xml:space="preserve"> PAGEREF _Toc244284788 \h </w:instrText>
         </w:r>
         <w:r>
           <w:rPr>
@@ -457,7 +457,7 @@
           <w14:ligatures w14:val="standardContextual"/>
         </w:rPr>
       </w:pPr>
-      <w:hyperlink w:anchor="_Toc243346830" w:history="1">
+      <w:hyperlink w:anchor="_Toc244284789" w:history="1">
         <w:r>
           <w:rPr>
             <w:rStyle w:val="Hipervnculo"/>
@@ -484,7 +484,7 @@
             <w:noProof/>
             <w:webHidden/>
           </w:rPr>
-          <w:instrText xml:space="preserve"> PAGEREF _Toc243346830 \h </w:instrText>
+          <w:instrText xml:space="preserve"> PAGEREF _Toc244284789 \h </w:instrText>
         </w:r>
         <w:r>
           <w:rPr>
@@ -527,7 +527,7 @@
           <w14:ligatures w14:val="standardContextual"/>
         </w:rPr>
       </w:pPr>
-      <w:hyperlink w:anchor="_Toc243346831" w:history="1">
+      <w:hyperlink w:anchor="_Toc244284790" w:history="1">
         <w:r>
           <w:rPr>
             <w:rStyle w:val="Hipervnculo"/>
@@ -554,7 +554,7 @@
             <w:noProof/>
             <w:webHidden/>
           </w:rPr>
-          <w:instrText xml:space="preserve"> PAGEREF _Toc243346831 \h </w:instrText>
+          <w:instrText xml:space="preserve"> PAGEREF _Toc244284790 \h </w:instrText>
         </w:r>
         <w:r>
           <w:rPr>
@@ -597,7 +597,7 @@
           <w14:ligatures w14:val="standardContextual"/>
         </w:rPr>
       </w:pPr>
-      <w:hyperlink w:anchor="_Toc243346832" w:history="1">
+      <w:hyperlink w:anchor="_Toc244284791" w:history="1">
         <w:r>
           <w:rPr>
             <w:rStyle w:val="Hipervnculo"/>
@@ -624,7 +624,7 @@
             <w:noProof/>
             <w:webHidden/>
           </w:rPr>
-          <w:instrText xml:space="preserve"> PAGEREF _Toc243346832 \h </w:instrText>
+          <w:instrText xml:space="preserve"> PAGEREF _Toc244284791 \h </w:instrText>
         </w:r>
         <w:r>
           <w:rPr>
@@ -667,7 +667,7 @@
           <w14:ligatures w14:val="standardContextual"/>
         </w:rPr>
       </w:pPr>
-      <w:hyperlink w:anchor="_Toc243346833" w:history="1">
+      <w:hyperlink w:anchor="_Toc244284792" w:history="1">
         <w:r>
           <w:rPr>
             <w:rStyle w:val="Hipervnculo"/>
@@ -694,7 +694,7 @@
             <w:noProof/>
             <w:webHidden/>
           </w:rPr>
-          <w:instrText xml:space="preserve"> PAGEREF _Toc243346833 \h </w:instrText>
+          <w:instrText xml:space="preserve"> PAGEREF _Toc244284792 \h </w:instrText>
         </w:r>
         <w:r>
           <w:rPr>
@@ -737,7 +737,7 @@
           <w14:ligatures w14:val="standardContextual"/>
         </w:rPr>
       </w:pPr>
-      <w:hyperlink w:anchor="_Toc243346834" w:history="1">
+      <w:hyperlink w:anchor="_Toc244284793" w:history="1">
         <w:r>
           <w:rPr>
             <w:rStyle w:val="Hipervnculo"/>
@@ -764,7 +764,7 @@
             <w:noProof/>
             <w:webHidden/>
           </w:rPr>
-          <w:instrText xml:space="preserve"> PAGEREF _Toc243346834 \h </w:instrText>
+          <w:instrText xml:space="preserve"> PAGEREF _Toc244284793 \h </w:instrText>
         </w:r>
         <w:r>
           <w:rPr>
@@ -807,7 +807,7 @@
           <w14:ligatures w14:val="standardContextual"/>
         </w:rPr>
       </w:pPr>
-      <w:hyperlink w:anchor="_Toc243346835" w:history="1">
+      <w:hyperlink w:anchor="_Toc244284794" w:history="1">
         <w:r>
           <w:rPr>
             <w:rStyle w:val="Hipervnculo"/>
@@ -834,7 +834,7 @@
             <w:noProof/>
             <w:webHidden/>
           </w:rPr>
-          <w:instrText xml:space="preserve"> PAGEREF _Toc243346835 \h </w:instrText>
+          <w:instrText xml:space="preserve"> PAGEREF _Toc244284794 \h </w:instrText>
         </w:r>
         <w:r>
           <w:rPr>
@@ -877,7 +877,7 @@
           <w14:ligatures w14:val="standardContextual"/>
         </w:rPr>
       </w:pPr>
-      <w:hyperlink w:anchor="_Toc243346836" w:history="1">
+      <w:hyperlink w:anchor="_Toc244284795" w:history="1">
         <w:r>
           <w:rPr>
             <w:rStyle w:val="Hipervnculo"/>
@@ -904,7 +904,7 @@
             <w:noProof/>
             <w:webHidden/>
           </w:rPr>
-          <w:instrText xml:space="preserve"> PAGEREF _Toc243346836 \h </w:instrText>
+          <w:instrText xml:space="preserve"> PAGEREF _Toc244284795 \h </w:instrText>
         </w:r>
         <w:r>
           <w:rPr>
@@ -947,7 +947,7 @@
           <w14:ligatures w14:val="standardContextual"/>
         </w:rPr>
       </w:pPr>
-      <w:hyperlink w:anchor="_Toc243346837" w:history="1">
+      <w:hyperlink w:anchor="_Toc244284796" w:history="1">
         <w:r>
           <w:rPr>
             <w:rStyle w:val="Hipervnculo"/>
@@ -974,7 +974,7 @@
             <w:noProof/>
             <w:webHidden/>
           </w:rPr>
-          <w:instrText xml:space="preserve"> PAGEREF _Toc243346837 \h </w:instrText>
+          <w:instrText xml:space="preserve"> PAGEREF _Toc244284796 \h </w:instrText>
         </w:r>
         <w:r>
           <w:rPr>
@@ -1017,7 +1017,7 @@
           <w14:ligatures w14:val="standardContextual"/>
         </w:rPr>
       </w:pPr>
-      <w:hyperlink w:anchor="_Toc243346838" w:history="1">
+      <w:hyperlink w:anchor="_Toc244284797" w:history="1">
         <w:r>
           <w:rPr>
             <w:rStyle w:val="Hipervnculo"/>
@@ -1044,7 +1044,7 @@
             <w:noProof/>
             <w:webHidden/>
           </w:rPr>
-          <w:instrText xml:space="preserve"> PAGEREF _Toc243346838 \h </w:instrText>
+          <w:instrText xml:space="preserve"> PAGEREF _Toc244284797 \h </w:instrText>
         </w:r>
         <w:r>
           <w:rPr>
@@ -1087,7 +1087,7 @@
           <w14:ligatures w14:val="standardContextual"/>
         </w:rPr>
       </w:pPr>
-      <w:hyperlink w:anchor="_Toc243346839" w:history="1">
+      <w:hyperlink w:anchor="_Toc244284798" w:history="1">
         <w:r>
           <w:rPr>
             <w:rStyle w:val="Hipervnculo"/>
@@ -1114,7 +1114,7 @@
             <w:noProof/>
             <w:webHidden/>
           </w:rPr>
-          <w:instrText xml:space="preserve"> PAGEREF _Toc243346839 \h </w:instrText>
+          <w:instrText xml:space="preserve"> PAGEREF _Toc244284798 \h </w:instrText>
         </w:r>
         <w:r>
           <w:rPr>
@@ -1157,7 +1157,7 @@
           <w14:ligatures w14:val="standardContextual"/>
         </w:rPr>
       </w:pPr>
-      <w:hyperlink w:anchor="_Toc243346840" w:history="1">
+      <w:hyperlink w:anchor="_Toc244284799" w:history="1">
         <w:r>
           <w:rPr>
             <w:rStyle w:val="Hipervnculo"/>
@@ -1184,7 +1184,77 @@
             <w:noProof/>
             <w:webHidden/>
           </w:rPr>
-          <w:instrText xml:space="preserve"> PAGEREF _Toc243346840 \h </w:instrText>
+          <w:instrText xml:space="preserve"> PAGEREF _Toc244284799 \h </w:instrText>
+        </w:r>
+        <w:r>
+          <w:rPr>
+            <w:noProof/>
+            <w:webHidden/>
+          </w:rPr>
+        </w:r>
+        <w:r>
+          <w:rPr>
+            <w:noProof/>
+            <w:webHidden/>
+          </w:rPr>
+          <w:fldChar w:fldCharType="separate"/>
+        </w:r>
+        <w:r>
+          <w:rPr>
+            <w:noProof/>
+            <w:webHidden/>
+          </w:rPr>
+          <w:t>8</w:t>
+        </w:r>
+        <w:r>
+          <w:rPr>
+            <w:noProof/>
+            <w:webHidden/>
+          </w:rPr>
+          <w:fldChar w:fldCharType="end"/>
+        </w:r>
+      </w:hyperlink>
+    </w:p>
+    <w:p>
+      <w:pPr>
+        <w:pStyle w:val="TDC2"/>
+        <w:rPr>
+          <w:rFonts w:asciiTheme="minorHAnsi" w:eastAsiaTheme="minorEastAsia" w:hAnsiTheme="minorHAnsi" w:cstheme="minorBidi"/>
+          <w:noProof/>
+          <w:kern w:val="2"/>
+          <w:sz w:val="24"/>
+          <w:szCs w:val="24"/>
+          <w14:ligatures w14:val="standardContextual"/>
+        </w:rPr>
+      </w:pPr>
+      <w:hyperlink w:anchor="_Toc244284800" w:history="1">
+        <w:r>
+          <w:rPr>
+            <w:rStyle w:val="Hipervnculo"/>
+            <w:noProof/>
+          </w:rPr>
+          <w:t>4.11 Anular una venta</w:t>
+        </w:r>
+        <w:r>
+          <w:rPr>
+            <w:noProof/>
+            <w:webHidden/>
+          </w:rPr>
+          <w:tab/>
+        </w:r>
+        <w:r>
+          <w:rPr>
+            <w:noProof/>
+            <w:webHidden/>
+          </w:rPr>
+          <w:fldChar w:fldCharType="begin"/>
+        </w:r>
+        <w:r>
+          <w:rPr>
+            <w:noProof/>
+            <w:webHidden/>
+          </w:rPr>
+          <w:instrText xml:space="preserve"> PAGEREF _Toc244284800 \h </w:instrText>
         </w:r>
         <w:r>
           <w:rPr>
@@ -1228,7 +1298,7 @@
           <w14:ligatures w14:val="standardContextual"/>
         </w:rPr>
       </w:pPr>
-      <w:hyperlink w:anchor="_Toc243346841" w:history="1">
+      <w:hyperlink w:anchor="_Toc244284801" w:history="1">
         <w:r>
           <w:rPr>
             <w:rStyle w:val="Hipervnculo"/>
@@ -1255,7 +1325,7 @@
             <w:noProof/>
             <w:webHidden/>
           </w:rPr>
-          <w:instrText xml:space="preserve"> PAGEREF _Toc243346841 \h </w:instrText>
+          <w:instrText xml:space="preserve"> PAGEREF _Toc244284801 \h </w:instrText>
         </w:r>
         <w:r>
           <w:rPr>
@@ -1275,7 +1345,7 @@
             <w:noProof/>
             <w:webHidden/>
           </w:rPr>
-          <w:t>8</w:t>
+          <w:t>9</w:t>
         </w:r>
         <w:r>
           <w:rPr>
@@ -1299,7 +1369,7 @@
           <w14:ligatures w14:val="standardContextual"/>
         </w:rPr>
       </w:pPr>
-      <w:hyperlink w:anchor="_Toc243346842" w:history="1">
+      <w:hyperlink w:anchor="_Toc244284802" w:history="1">
         <w:r>
           <w:rPr>
             <w:rStyle w:val="Hipervnculo"/>
@@ -1326,7 +1396,7 @@
             <w:noProof/>
             <w:webHidden/>
           </w:rPr>
-          <w:instrText xml:space="preserve"> PAGEREF _Toc243346842 \h </w:instrText>
+          <w:instrText xml:space="preserve"> PAGEREF _Toc244284802 \h </w:instrText>
         </w:r>
         <w:r>
           <w:rPr>
@@ -1370,7 +1440,7 @@
           <w14:ligatures w14:val="standardContextual"/>
         </w:rPr>
       </w:pPr>
-      <w:hyperlink w:anchor="_Toc243346843" w:history="1">
+      <w:hyperlink w:anchor="_Toc244284803" w:history="1">
         <w:r>
           <w:rPr>
             <w:rStyle w:val="Hipervnculo"/>
@@ -1397,7 +1467,7 @@
             <w:noProof/>
             <w:webHidden/>
           </w:rPr>
-          <w:instrText xml:space="preserve"> PAGEREF _Toc243346843 \h </w:instrText>
+          <w:instrText xml:space="preserve"> PAGEREF _Toc244284803 \h </w:instrText>
         </w:r>
         <w:r>
           <w:rPr>
@@ -1417,7 +1487,7 @@
             <w:noProof/>
             <w:webHidden/>
           </w:rPr>
-          <w:t>9</w:t>
+          <w:t>10</w:t>
         </w:r>
         <w:r>
           <w:rPr>
@@ -1441,7 +1511,7 @@
           <w14:ligatures w14:val="standardContextual"/>
         </w:rPr>
       </w:pPr>
-      <w:hyperlink w:anchor="_Toc243346844" w:history="1">
+      <w:hyperlink w:anchor="_Toc244284804" w:history="1">
         <w:r>
           <w:rPr>
             <w:rStyle w:val="Hipervnculo"/>
@@ -1468,7 +1538,7 @@
             <w:noProof/>
             <w:webHidden/>
           </w:rPr>
-          <w:instrText xml:space="preserve"> PAGEREF _Toc243346844 \h </w:instrText>
+          <w:instrText xml:space="preserve"> PAGEREF _Toc244284804 \h </w:instrText>
         </w:r>
         <w:r>
           <w:rPr>
@@ -1488,7 +1558,7 @@
             <w:noProof/>
             <w:webHidden/>
           </w:rPr>
-          <w:t>9</w:t>
+          <w:t>10</w:t>
         </w:r>
         <w:r>
           <w:rPr>
@@ -1513,7 +1583,7 @@
       <w:pPr>
         <w:pStyle w:val="Ttulo1"/>
       </w:pPr>
-      <w:bookmarkStart w:id="0" w:name="_Toc243346825"/>
+      <w:bookmarkStart w:id="0" w:name="_Toc244284784"/>
       <w:r>
         <w:lastRenderedPageBreak/>
         <w:t>1. Introducción</w:t>
@@ -1537,14 +1607,20 @@
         <w:t>personal de tienda</w:t>
       </w:r>
       <w:r>
-        <w:t>: las personas que venden, cobran, reciben mercadería y registran productos dañados o vencidos. Explica, paso a paso, solo las tareas que su cuenta tiene permitidas. Las tareas del administrador (anular ventas, aprobar mermas y órdenes de compra, reportes, datos del negocio y usuarios) están en el Manual del Administrador.</w:t>
+        <w:t xml:space="preserve">: las personas que venden, cobran, reciben mercadería y registran productos dañados o vencidos. Explica, paso a paso, solo las tareas que su cuenta tiene permitidas. </w:t>
+      </w:r>
+      <w:r>
+        <w:t>Las tareas del administrador (anular ventas de otros usuarios, aprobar</w:t>
+      </w:r>
+      <w:r>
+        <w:t xml:space="preserve"> mermas y órdenes de compra, reportes, datos del negocio y usuarios) están en el Manual del Administrador.</w:t>
       </w:r>
     </w:p>
     <w:p>
       <w:pPr>
         <w:pStyle w:val="Ttulo1"/>
       </w:pPr>
-      <w:bookmarkStart w:id="1" w:name="_Toc243346826"/>
+      <w:bookmarkStart w:id="1" w:name="_Toc244284785"/>
       <w:r>
         <w:t>2. Requisitos y cómo ingresar</w:t>
       </w:r>
@@ -1566,7 +1642,7 @@
       <w:pPr>
         <w:pStyle w:val="Ttulo2"/>
       </w:pPr>
-      <w:bookmarkStart w:id="2" w:name="_Toc243346827"/>
+      <w:bookmarkStart w:id="2" w:name="_Toc244284786"/>
       <w:r>
         <w:t>2.1 Iniciar sesión</w:t>
       </w:r>
@@ -1766,7 +1842,7 @@
       <w:pPr>
         <w:pStyle w:val="Ttulo2"/>
       </w:pPr>
-      <w:bookmarkStart w:id="3" w:name="_Toc243346828"/>
+      <w:bookmarkStart w:id="3" w:name="_Toc244284787"/>
       <w:r>
         <w:t>2.2 Si olvidó su clave o no puede entrar</w:t>
       </w:r>
@@ -1833,7 +1909,7 @@
       <w:pPr>
         <w:pStyle w:val="Ttulo1"/>
       </w:pPr>
-      <w:bookmarkStart w:id="4" w:name="_Toc243346829"/>
+      <w:bookmarkStart w:id="4" w:name="_Toc244284788"/>
       <w:r>
         <w:t>3. La pantalla principal y el menú</w:t>
       </w:r>
@@ -1956,6 +2032,7 @@
         <w:pStyle w:val="Marcadordecaptura"/>
       </w:pPr>
       <w:r>
+        <w:lastRenderedPageBreak/>
         <w:t>[CAPTURA 3.1: Pantalla principal — menú lateral del personal con OPERACIÓN e INVENTARIO y la sección Ventas abierta]</w:t>
       </w:r>
     </w:p>
@@ -2138,7 +2215,7 @@
               <w:rPr>
                 <w:sz w:val="19"/>
               </w:rPr>
-              <w:t>Apertura y cierre de turno, cuadre de caja y ventas del turno.</w:t>
+              <w:t>Apertura y cierre de turno, cuadre de caja, ventas del turno, anulación de sus ventas y registro de sus anulaciones.</w:t>
             </w:r>
           </w:p>
         </w:tc>
@@ -2475,7 +2552,7 @@
       <w:pPr>
         <w:pStyle w:val="Ttulo1"/>
       </w:pPr>
-      <w:bookmarkStart w:id="5" w:name="_Toc243346830"/>
+      <w:bookmarkStart w:id="5" w:name="_Toc244284789"/>
       <w:r>
         <w:t>4. Procedimientos paso a paso</w:t>
       </w:r>
@@ -2485,7 +2562,7 @@
       <w:pPr>
         <w:pStyle w:val="Ttulo2"/>
       </w:pPr>
-      <w:bookmarkStart w:id="6" w:name="_Toc243346831"/>
+      <w:bookmarkStart w:id="6" w:name="_Toc244284790"/>
       <w:r>
         <w:t>4.1 Abrir el turno de caja</w:t>
       </w:r>
@@ -2721,7 +2798,7 @@
       <w:pPr>
         <w:pStyle w:val="Ttulo2"/>
       </w:pPr>
-      <w:bookmarkStart w:id="7" w:name="_Toc243346832"/>
+      <w:bookmarkStart w:id="7" w:name="_Toc244284791"/>
       <w:r>
         <w:t>4.2 Registrar una venta</w:t>
       </w:r>
@@ -2870,6 +2947,7 @@
           <w:b/>
           <w:color w:val="1F3864"/>
         </w:rPr>
+        <w:lastRenderedPageBreak/>
         <w:t>4.</w:t>
       </w:r>
       <w:r>
@@ -3073,7 +3151,7 @@
       <w:pPr>
         <w:pStyle w:val="Ttulo2"/>
       </w:pPr>
-      <w:bookmarkStart w:id="8" w:name="_Toc243346833"/>
+      <w:bookmarkStart w:id="8" w:name="_Toc244284792"/>
       <w:r>
         <w:t>4.3 Elegir al cliente y aplicar el descuento VIP</w:t>
       </w:r>
@@ -3801,7 +3879,7 @@
       <w:pPr>
         <w:pStyle w:val="Ttulo2"/>
       </w:pPr>
-      <w:bookmarkStart w:id="9" w:name="_Toc243346834"/>
+      <w:bookmarkStart w:id="9" w:name="_Toc244284793"/>
       <w:r>
         <w:t>4.4 Cobrar en efectivo y dar el vuelto</w:t>
       </w:r>
@@ -4022,6 +4100,7 @@
         <w:pStyle w:val="Marcadordecaptura"/>
       </w:pPr>
       <w:r>
+        <w:lastRenderedPageBreak/>
         <w:t>[CAPTURA 4.4.1: Ventana "Cobro en efectivo" — monto recibido y vuelto calculado]</w:t>
       </w:r>
     </w:p>
@@ -4067,7 +4146,7 @@
       <w:pPr>
         <w:pStyle w:val="Ttulo2"/>
       </w:pPr>
-      <w:bookmarkStart w:id="10" w:name="_Toc243346835"/>
+      <w:bookmarkStart w:id="10" w:name="_Toc244284794"/>
       <w:r>
         <w:t>4.5 Cobrar con Yape o con Plin</w:t>
       </w:r>
@@ -4289,7 +4368,7 @@
       <w:pPr>
         <w:pStyle w:val="Ttulo2"/>
       </w:pPr>
-      <w:bookmarkStart w:id="11" w:name="_Toc243346836"/>
+      <w:bookmarkStart w:id="11" w:name="_Toc244284795"/>
       <w:r>
         <w:t>4.6 Emitir la boleta o la factura</w:t>
       </w:r>
@@ -4531,7 +4610,7 @@
       <w:pPr>
         <w:pStyle w:val="Ttulo2"/>
       </w:pPr>
-      <w:bookmarkStart w:id="12" w:name="_Toc243346837"/>
+      <w:bookmarkStart w:id="12" w:name="_Toc244284796"/>
       <w:r>
         <w:t>4.7 Registrar una merma</w:t>
       </w:r>
@@ -4640,6 +4719,7 @@
           <w:b/>
           <w:color w:val="1F3864"/>
         </w:rPr>
+        <w:lastRenderedPageBreak/>
         <w:t>2.</w:t>
       </w:r>
       <w:r>
@@ -4821,7 +4901,7 @@
       <w:pPr>
         <w:pStyle w:val="Ttulo2"/>
       </w:pPr>
-      <w:bookmarkStart w:id="13" w:name="_Toc243346838"/>
+      <w:bookmarkStart w:id="13" w:name="_Toc244284797"/>
       <w:r>
         <w:t>4.8 Consultar el stock y las alertas</w:t>
       </w:r>
@@ -5218,7 +5298,7 @@
       <w:pPr>
         <w:pStyle w:val="Ttulo2"/>
       </w:pPr>
-      <w:bookmarkStart w:id="14" w:name="_Toc243346839"/>
+      <w:bookmarkStart w:id="14" w:name="_Toc244284798"/>
       <w:r>
         <w:t>4.9 Recibir mercadería</w:t>
       </w:r>
@@ -5477,6 +5557,7 @@
           <w:b/>
           <w:bCs/>
         </w:rPr>
+        <w:lastRenderedPageBreak/>
         <w:t>Resultado esperado:</w:t>
       </w:r>
       <w:r>
@@ -5510,7 +5591,7 @@
       <w:pPr>
         <w:pStyle w:val="Ttulo2"/>
       </w:pPr>
-      <w:bookmarkStart w:id="15" w:name="_Toc243346840"/>
+      <w:bookmarkStart w:id="15" w:name="_Toc244284799"/>
       <w:r>
         <w:t>4.10 Cerrar el turno y cuadrar la caja</w:t>
       </w:r>
@@ -5823,18 +5904,428 @@
         <w:t>Cerrar sesión</w:t>
       </w:r>
       <w:r>
-        <w:t xml:space="preserve"> con el turno abierto, el sistema se lo recuerda. Para anular una venta, pida autorización al administrador.</w:t>
+        <w:t xml:space="preserve"> con el turno abierto, el sistema se lo recuerda. </w:t>
+      </w:r>
+      <w:r>
+        <w:t>Si debe anular una venta, hágalo antes de cerrar (punto 4.11): con el turno cerrado ya no se puede anular.</w:t>
+      </w:r>
+    </w:p>
+    <w:p>
+      <w:pPr>
+        <w:pStyle w:val="Ttulo2"/>
+      </w:pPr>
+      <w:bookmarkStart w:id="16" w:name="_Toc244284800"/>
+      <w:r>
+        <w:t>4.11 Anular una venta</w:t>
+      </w:r>
+      <w:bookmarkEnd w:id="16"/>
+    </w:p>
+    <w:p>
+      <w:r>
+        <w:rPr>
+          <w:b/>
+          <w:bCs/>
+        </w:rPr>
+        <w:t>Objetivo:</w:t>
+      </w:r>
+      <w:r>
+        <w:rPr>
+          <w:bCs/>
+        </w:rPr>
+        <w:t xml:space="preserve"> dejar sin efecto una venta que usted registró por error. </w:t>
+      </w:r>
+      <w:r>
+        <w:rPr>
+          <w:b/>
+          <w:bCs/>
+        </w:rPr>
+        <w:t>Cuándo se usa:</w:t>
+      </w:r>
+      <w:r>
+        <w:rPr>
+          <w:bCs/>
+        </w:rPr>
+        <w:t xml:space="preserve"> solo mientras su turno de caja siga abierto.</w:t>
+      </w:r>
+    </w:p>
+    <w:p>
+      <w:pPr>
+        <w:pStyle w:val="Pasonumerado"/>
+        <w:tabs>
+          <w:tab w:val="left" w:pos="720"/>
+        </w:tabs>
+      </w:pPr>
+      <w:r>
+        <w:rPr>
+          <w:b/>
+          <w:color w:val="1F3864"/>
+        </w:rPr>
+        <w:t>1.</w:t>
+      </w:r>
+      <w:r>
+        <w:tab/>
+        <w:t xml:space="preserve">Entre a </w:t>
+      </w:r>
+      <w:r>
+        <w:rPr>
+          <w:b/>
+        </w:rPr>
+        <w:t>Caja</w:t>
+      </w:r>
+      <w:r>
+        <w:t xml:space="preserve"> → </w:t>
+      </w:r>
+      <w:r>
+        <w:rPr>
+          <w:b/>
+        </w:rPr>
+        <w:t>Mi turno</w:t>
+      </w:r>
+      <w:r>
+        <w:t>.</w:t>
+      </w:r>
+    </w:p>
+    <w:p>
+      <w:pPr>
+        <w:pStyle w:val="Pasonumerado"/>
+        <w:tabs>
+          <w:tab w:val="left" w:pos="720"/>
+        </w:tabs>
+      </w:pPr>
+      <w:r>
+        <w:rPr>
+          <w:b/>
+          <w:color w:val="1F3864"/>
+        </w:rPr>
+        <w:t>2.</w:t>
+      </w:r>
+      <w:r>
+        <w:tab/>
+        <w:t xml:space="preserve">Seleccione la venta en la tabla. El botón </w:t>
+      </w:r>
+      <w:r>
+        <w:rPr>
+          <w:b/>
+        </w:rPr>
+        <w:t>Anular venta</w:t>
+      </w:r>
+      <w:r>
+        <w:t xml:space="preserve"> se activa solo si usted registró esa venta, es de su turno y el turno sigue abierto.</w:t>
+      </w:r>
+    </w:p>
+    <w:p>
+      <w:pPr>
+        <w:pStyle w:val="Pasonumerado"/>
+        <w:tabs>
+          <w:tab w:val="left" w:pos="720"/>
+        </w:tabs>
+      </w:pPr>
+      <w:r>
+        <w:rPr>
+          <w:b/>
+          <w:color w:val="1F3864"/>
+        </w:rPr>
+        <w:t>3.</w:t>
+      </w:r>
+      <w:r>
+        <w:tab/>
+        <w:t xml:space="preserve">Pulse </w:t>
+      </w:r>
+      <w:r>
+        <w:rPr>
+          <w:b/>
+        </w:rPr>
+        <w:t>Anular venta</w:t>
+      </w:r>
+      <w:r>
+        <w:t xml:space="preserve"> y lea el aviso con el número, el monto y la forma de pago de la venta.</w:t>
+      </w:r>
+    </w:p>
+    <w:p>
+      <w:pPr>
+        <w:pStyle w:val="Pasonumerado"/>
+        <w:tabs>
+          <w:tab w:val="left" w:pos="720"/>
+        </w:tabs>
+      </w:pPr>
+      <w:r>
+        <w:rPr>
+          <w:b/>
+          <w:color w:val="1F3864"/>
+        </w:rPr>
+        <w:t>4.</w:t>
+      </w:r>
+      <w:r>
+        <w:tab/>
+        <w:t xml:space="preserve">Elija el </w:t>
+      </w:r>
+      <w:r>
+        <w:rPr>
+          <w:b/>
+        </w:rPr>
+        <w:t>Motivo de la anulación</w:t>
+      </w:r>
+      <w:r>
+        <w:t xml:space="preserve"> de la lista: </w:t>
+      </w:r>
+      <w:r>
+        <w:rPr>
+          <w:b/>
+        </w:rPr>
+        <w:t>Error de registro</w:t>
+      </w:r>
+      <w:r>
+        <w:t xml:space="preserve">, </w:t>
+      </w:r>
+      <w:r>
+        <w:rPr>
+          <w:b/>
+        </w:rPr>
+        <w:t>Cliente desistió</w:t>
+      </w:r>
+      <w:r>
+        <w:t xml:space="preserve">, </w:t>
+      </w:r>
+      <w:r>
+        <w:rPr>
+          <w:b/>
+        </w:rPr>
+        <w:t>Producto equivocado</w:t>
+      </w:r>
+      <w:r>
+        <w:t xml:space="preserve">, </w:t>
+      </w:r>
+      <w:r>
+        <w:rPr>
+          <w:b/>
+        </w:rPr>
+        <w:t>Error en el cobro</w:t>
+      </w:r>
+      <w:r>
+        <w:t xml:space="preserve"> u </w:t>
+      </w:r>
+      <w:r>
+        <w:rPr>
+          <w:b/>
+        </w:rPr>
+        <w:t>Otro</w:t>
+      </w:r>
+      <w:r>
+        <w:t xml:space="preserve"> (cualquier otro caso).</w:t>
+      </w:r>
+    </w:p>
+    <w:p>
+      <w:pPr>
+        <w:pStyle w:val="Pasonumerado"/>
+        <w:tabs>
+          <w:tab w:val="left" w:pos="720"/>
+        </w:tabs>
+      </w:pPr>
+      <w:r>
+        <w:rPr>
+          <w:b/>
+          <w:color w:val="1F3864"/>
+        </w:rPr>
+        <w:t>5.</w:t>
+      </w:r>
+      <w:r>
+        <w:tab/>
+        <w:t xml:space="preserve">Escriba el </w:t>
+      </w:r>
+      <w:r>
+        <w:rPr>
+          <w:b/>
+        </w:rPr>
+        <w:t>Detalle</w:t>
+      </w:r>
+      <w:r>
+        <w:t xml:space="preserve">. Es opcional, salvo con </w:t>
+      </w:r>
+      <w:r>
+        <w:rPr>
+          <w:b/>
+        </w:rPr>
+        <w:t>Otro</w:t>
+      </w:r>
+      <w:r>
+        <w:t>: entonces debe explicar el caso con al menos 5 caracteres.</w:t>
+      </w:r>
+    </w:p>
+    <w:p>
+      <w:pPr>
+        <w:pStyle w:val="Pasonumerado"/>
+        <w:tabs>
+          <w:tab w:val="left" w:pos="720"/>
+        </w:tabs>
+      </w:pPr>
+      <w:r>
+        <w:rPr>
+          <w:b/>
+          <w:color w:val="1F3864"/>
+        </w:rPr>
+        <w:t>6.</w:t>
+      </w:r>
+      <w:r>
+        <w:tab/>
+        <w:t xml:space="preserve">Pulse </w:t>
+      </w:r>
+      <w:r>
+        <w:rPr>
+          <w:b/>
+        </w:rPr>
+        <w:t>Aceptar</w:t>
+      </w:r>
+      <w:r>
+        <w:t>.</w:t>
+      </w:r>
+    </w:p>
+    <w:p>
+      <w:pPr>
+        <w:pStyle w:val="Marcadordecaptura"/>
+      </w:pPr>
+      <w:r>
+        <w:t>[CAPTURA 4.11.1: Ventana "Anular venta" — aviso con el monto, lista de motivos y detalle]</w:t>
+      </w:r>
+    </w:p>
+    <w:p>
+      <w:r>
+        <w:rPr>
+          <w:b/>
+          <w:bCs/>
+        </w:rPr>
+        <w:t>Resultado esperado:</w:t>
+      </w:r>
+      <w:r>
+        <w:rPr>
+          <w:bCs/>
+        </w:rPr>
+        <w:t xml:space="preserve"> el mensaje "Venta N° … anulada. El stock volvió a sus lotes." La venta queda </w:t>
+      </w:r>
+      <w:r>
+        <w:rPr>
+          <w:b/>
+          <w:bCs/>
+        </w:rPr>
+        <w:t>Anulada</w:t>
+      </w:r>
+      <w:r>
+        <w:rPr>
+          <w:bCs/>
+        </w:rPr>
+        <w:t xml:space="preserve">, el monto sale del cuadre del turno y su comprobante muestra </w:t>
+      </w:r>
+      <w:r>
+        <w:rPr>
+          <w:b/>
+          <w:bCs/>
+        </w:rPr>
+        <w:t>ANULADO</w:t>
+      </w:r>
+      <w:r>
+        <w:rPr>
+          <w:bCs/>
+        </w:rPr>
+        <w:t xml:space="preserve"> con el motivo. Devuelva el dinero al cliente: si pagó en efectivo, desde la caja; si pagó con Yape o Plin, desde el celular del negocio, porque el sistema no lo devuelve.</w:t>
+      </w:r>
+    </w:p>
+    <w:p>
+      <w:r>
+        <w:rPr>
+          <w:b/>
+          <w:bCs/>
+        </w:rPr>
+        <w:t>Ver sus anulaciones:</w:t>
+      </w:r>
+      <w:r>
+        <w:rPr>
+          <w:bCs/>
+        </w:rPr>
+        <w:t xml:space="preserve"> entre a </w:t>
+      </w:r>
+      <w:r>
+        <w:rPr>
+          <w:b/>
+          <w:bCs/>
+        </w:rPr>
+        <w:t>Caja</w:t>
+      </w:r>
+      <w:r>
+        <w:rPr>
+          <w:bCs/>
+        </w:rPr>
+        <w:t xml:space="preserve"> → </w:t>
+      </w:r>
+      <w:r>
+        <w:rPr>
+          <w:b/>
+          <w:bCs/>
+        </w:rPr>
+        <w:t>Anulaciones</w:t>
+      </w:r>
+      <w:r>
+        <w:rPr>
+          <w:bCs/>
+        </w:rPr>
+        <w:t xml:space="preserve">. Verá la fecha y hora, la venta, el motivo, el detalle y el monto de cada anulación suya; con </w:t>
+      </w:r>
+      <w:r>
+        <w:rPr>
+          <w:b/>
+          <w:bCs/>
+        </w:rPr>
+        <w:t>Período</w:t>
+      </w:r>
+      <w:r>
+        <w:rPr>
+          <w:bCs/>
+        </w:rPr>
+        <w:t xml:space="preserve"> elige el rango (Hoy, Últimos 7 días, Últimos 30 días o Este año).</w:t>
+      </w:r>
+    </w:p>
+    <w:p>
+      <w:pPr>
+        <w:pStyle w:val="Marcadordecaptura"/>
+      </w:pPr>
+      <w:r>
+        <w:t>[CAPTURA 4.11.2: Caja, pestaña Anulaciones — sus anulaciones con motivo, detalle y monto]</w:t>
+      </w:r>
+    </w:p>
+    <w:p>
+      <w:pPr>
+        <w:pBdr>
+          <w:top w:val="single" w:sz="4" w:space="4" w:color="D9822B"/>
+          <w:left w:val="single" w:sz="24" w:space="6" w:color="D9822B"/>
+          <w:bottom w:val="single" w:sz="4" w:space="4" w:color="D9822B"/>
+          <w:right w:val="single" w:sz="4" w:space="4" w:color="D9822B"/>
+        </w:pBdr>
+        <w:shd w:val="clear" w:color="auto" w:fill="FFF4E5"/>
+        <w:spacing w:before="120" w:after="160"/>
+        <w:ind w:left="140" w:right="140"/>
+      </w:pPr>
+      <w:r>
+        <w:rPr>
+          <w:b/>
+          <w:bCs/>
+        </w:rPr>
+        <w:lastRenderedPageBreak/>
+        <w:t>Advertencia:</w:t>
+      </w:r>
+      <w:r>
+        <w:rPr>
+          <w:bCs/>
+        </w:rPr>
+        <w:t xml:space="preserve"> no puede anular ventas de otro usuario. Si su turno ya se cerró, el botón queda desactivado y el sistema responde "Solo se pueden anular ventas de un turno abierto: el cuadre de este turno ya se cerró.": la venta ya no se puede anular, ni siquiera el administrador, porque el cuadre está cerrado. Avise al administrador para que deje constancia del caso. La anulación no se puede deshacer.</w:t>
       </w:r>
     </w:p>
     <w:p>
       <w:pPr>
         <w:pStyle w:val="Ttulo1"/>
       </w:pPr>
-      <w:bookmarkStart w:id="16" w:name="_Toc243346841"/>
+      <w:bookmarkStart w:id="17" w:name="_Toc244284801"/>
       <w:r>
         <w:t>5. Reglas del negocio que debe conocer</w:t>
       </w:r>
-      <w:bookmarkEnd w:id="16"/>
+      <w:bookmarkEnd w:id="17"/>
     </w:p>
     <w:tbl>
       <w:tblPr>
@@ -5866,6 +6357,9 @@
         <w:tc>
           <w:tcPr>
             <w:tcW w:w="2405" w:type="dxa"/>
+            <w:tcBorders>
+              <w:bottom w:val="single" w:sz="4" w:space="0" w:color="A6A6A6"/>
+            </w:tcBorders>
             <w:shd w:val="clear" w:color="auto" w:fill="1F3864"/>
             <w:tcMar>
               <w:top w:w="50" w:type="dxa"/>
@@ -5892,6 +6386,9 @@
         <w:tc>
           <w:tcPr>
             <w:tcW w:w="7335" w:type="dxa"/>
+            <w:tcBorders>
+              <w:bottom w:val="single" w:sz="4" w:space="0" w:color="A6A6A6"/>
+            </w:tcBorders>
             <w:shd w:val="clear" w:color="auto" w:fill="1F3864"/>
             <w:tcMar>
               <w:top w:w="50" w:type="dxa"/>
@@ -5923,6 +6420,10 @@
         <w:tc>
           <w:tcPr>
             <w:tcW w:w="2405" w:type="dxa"/>
+            <w:tcBorders>
+              <w:bottom w:val="single" w:sz="4" w:space="0" w:color="A6A6A6"/>
+            </w:tcBorders>
+            <w:shd w:val="clear" w:color="auto" w:fill="auto"/>
             <w:tcMar>
               <w:top w:w="50" w:type="dxa"/>
               <w:left w:w="90" w:type="dxa"/>
@@ -5946,6 +6447,10 @@
         <w:tc>
           <w:tcPr>
             <w:tcW w:w="7335" w:type="dxa"/>
+            <w:tcBorders>
+              <w:bottom w:val="single" w:sz="4" w:space="0" w:color="A6A6A6"/>
+            </w:tcBorders>
+            <w:shd w:val="clear" w:color="auto" w:fill="auto"/>
             <w:tcMar>
               <w:top w:w="50" w:type="dxa"/>
               <w:left w:w="90" w:type="dxa"/>
@@ -5974,6 +6479,9 @@
         <w:tc>
           <w:tcPr>
             <w:tcW w:w="2405" w:type="dxa"/>
+            <w:tcBorders>
+              <w:bottom w:val="single" w:sz="4" w:space="0" w:color="A6A6A6"/>
+            </w:tcBorders>
             <w:shd w:val="clear" w:color="auto" w:fill="F2F2F2"/>
             <w:tcMar>
               <w:top w:w="50" w:type="dxa"/>
@@ -5998,6 +6506,9 @@
         <w:tc>
           <w:tcPr>
             <w:tcW w:w="7335" w:type="dxa"/>
+            <w:tcBorders>
+              <w:bottom w:val="single" w:sz="4" w:space="0" w:color="A6A6A6"/>
+            </w:tcBorders>
             <w:shd w:val="clear" w:color="auto" w:fill="F2F2F2"/>
             <w:tcMar>
               <w:top w:w="50" w:type="dxa"/>
@@ -6027,6 +6538,10 @@
         <w:tc>
           <w:tcPr>
             <w:tcW w:w="2405" w:type="dxa"/>
+            <w:tcBorders>
+              <w:bottom w:val="single" w:sz="4" w:space="0" w:color="A6A6A6"/>
+            </w:tcBorders>
+            <w:shd w:val="clear" w:color="auto" w:fill="auto"/>
             <w:tcMar>
               <w:top w:w="50" w:type="dxa"/>
               <w:left w:w="90" w:type="dxa"/>
@@ -6050,6 +6565,10 @@
         <w:tc>
           <w:tcPr>
             <w:tcW w:w="7335" w:type="dxa"/>
+            <w:tcBorders>
+              <w:bottom w:val="single" w:sz="4" w:space="0" w:color="A6A6A6"/>
+            </w:tcBorders>
+            <w:shd w:val="clear" w:color="auto" w:fill="auto"/>
             <w:tcMar>
               <w:top w:w="50" w:type="dxa"/>
               <w:left w:w="90" w:type="dxa"/>
@@ -6078,6 +6597,9 @@
         <w:tc>
           <w:tcPr>
             <w:tcW w:w="2405" w:type="dxa"/>
+            <w:tcBorders>
+              <w:bottom w:val="single" w:sz="4" w:space="0" w:color="A6A6A6"/>
+            </w:tcBorders>
             <w:shd w:val="clear" w:color="auto" w:fill="F2F2F2"/>
             <w:tcMar>
               <w:top w:w="50" w:type="dxa"/>
@@ -6102,6 +6624,9 @@
         <w:tc>
           <w:tcPr>
             <w:tcW w:w="7335" w:type="dxa"/>
+            <w:tcBorders>
+              <w:bottom w:val="single" w:sz="4" w:space="0" w:color="A6A6A6"/>
+            </w:tcBorders>
             <w:shd w:val="clear" w:color="auto" w:fill="F2F2F2"/>
             <w:tcMar>
               <w:top w:w="50" w:type="dxa"/>
@@ -6131,6 +6656,10 @@
         <w:tc>
           <w:tcPr>
             <w:tcW w:w="2405" w:type="dxa"/>
+            <w:tcBorders>
+              <w:bottom w:val="single" w:sz="4" w:space="0" w:color="A6A6A6"/>
+            </w:tcBorders>
+            <w:shd w:val="clear" w:color="auto" w:fill="auto"/>
             <w:tcMar>
               <w:top w:w="50" w:type="dxa"/>
               <w:left w:w="90" w:type="dxa"/>
@@ -6154,6 +6683,10 @@
         <w:tc>
           <w:tcPr>
             <w:tcW w:w="7335" w:type="dxa"/>
+            <w:tcBorders>
+              <w:bottom w:val="single" w:sz="4" w:space="0" w:color="A6A6A6"/>
+            </w:tcBorders>
+            <w:shd w:val="clear" w:color="auto" w:fill="auto"/>
             <w:tcMar>
               <w:top w:w="50" w:type="dxa"/>
               <w:left w:w="90" w:type="dxa"/>
@@ -6196,6 +6729,9 @@
         <w:tc>
           <w:tcPr>
             <w:tcW w:w="2405" w:type="dxa"/>
+            <w:tcBorders>
+              <w:bottom w:val="single" w:sz="4" w:space="0" w:color="A6A6A6"/>
+            </w:tcBorders>
             <w:shd w:val="clear" w:color="auto" w:fill="F2F2F2"/>
             <w:tcMar>
               <w:top w:w="50" w:type="dxa"/>
@@ -6220,6 +6756,9 @@
         <w:tc>
           <w:tcPr>
             <w:tcW w:w="7335" w:type="dxa"/>
+            <w:tcBorders>
+              <w:bottom w:val="single" w:sz="4" w:space="0" w:color="A6A6A6"/>
+            </w:tcBorders>
             <w:shd w:val="clear" w:color="auto" w:fill="F2F2F2"/>
             <w:tcMar>
               <w:top w:w="50" w:type="dxa"/>
@@ -6249,7 +6788,10 @@
         <w:tc>
           <w:tcPr>
             <w:tcW w:w="2405" w:type="dxa"/>
-            <w:shd w:val="clear" w:color="auto" w:fill="F2F2F2"/>
+            <w:tcBorders>
+              <w:bottom w:val="single" w:sz="4" w:space="0" w:color="A6A6A6"/>
+            </w:tcBorders>
+            <w:shd w:val="clear" w:color="auto" w:fill="auto"/>
             <w:tcMar>
               <w:top w:w="50" w:type="dxa"/>
               <w:left w:w="90" w:type="dxa"/>
@@ -6273,7 +6815,10 @@
         <w:tc>
           <w:tcPr>
             <w:tcW w:w="7335" w:type="dxa"/>
-            <w:shd w:val="clear" w:color="auto" w:fill="F2F2F2"/>
+            <w:tcBorders>
+              <w:bottom w:val="single" w:sz="4" w:space="0" w:color="A6A6A6"/>
+            </w:tcBorders>
+            <w:shd w:val="clear" w:color="auto" w:fill="auto"/>
             <w:tcMar>
               <w:top w:w="50" w:type="dxa"/>
               <w:left w:w="90" w:type="dxa"/>
@@ -6308,6 +6853,10 @@
         <w:tc>
           <w:tcPr>
             <w:tcW w:w="2405" w:type="dxa"/>
+            <w:tcBorders>
+              <w:bottom w:val="single" w:sz="4" w:space="0" w:color="A6A6A6"/>
+            </w:tcBorders>
+            <w:shd w:val="clear" w:color="auto" w:fill="F2F2F2"/>
             <w:tcMar>
               <w:top w:w="50" w:type="dxa"/>
               <w:left w:w="90" w:type="dxa"/>
@@ -6331,6 +6880,10 @@
         <w:tc>
           <w:tcPr>
             <w:tcW w:w="7335" w:type="dxa"/>
+            <w:tcBorders>
+              <w:bottom w:val="single" w:sz="4" w:space="0" w:color="A6A6A6"/>
+            </w:tcBorders>
+            <w:shd w:val="clear" w:color="auto" w:fill="F2F2F2"/>
             <w:tcMar>
               <w:top w:w="50" w:type="dxa"/>
               <w:left w:w="90" w:type="dxa"/>
@@ -6359,7 +6912,10 @@
         <w:tc>
           <w:tcPr>
             <w:tcW w:w="2405" w:type="dxa"/>
-            <w:shd w:val="clear" w:color="auto" w:fill="F2F2F2"/>
+            <w:tcBorders>
+              <w:bottom w:val="single" w:sz="4" w:space="0" w:color="A6A6A6"/>
+            </w:tcBorders>
+            <w:shd w:val="clear" w:color="auto" w:fill="auto"/>
             <w:tcMar>
               <w:top w:w="50" w:type="dxa"/>
               <w:left w:w="90" w:type="dxa"/>
@@ -6383,7 +6939,10 @@
         <w:tc>
           <w:tcPr>
             <w:tcW w:w="7335" w:type="dxa"/>
-            <w:shd w:val="clear" w:color="auto" w:fill="F2F2F2"/>
+            <w:tcBorders>
+              <w:bottom w:val="single" w:sz="4" w:space="0" w:color="A6A6A6"/>
+            </w:tcBorders>
+            <w:shd w:val="clear" w:color="auto" w:fill="auto"/>
             <w:tcMar>
               <w:top w:w="50" w:type="dxa"/>
               <w:left w:w="90" w:type="dxa"/>
@@ -6412,6 +6971,7 @@
         <w:tc>
           <w:tcPr>
             <w:tcW w:w="2405" w:type="dxa"/>
+            <w:shd w:val="clear" w:color="auto" w:fill="F2F2F2"/>
             <w:tcMar>
               <w:top w:w="50" w:type="dxa"/>
               <w:left w:w="90" w:type="dxa"/>
@@ -6435,23 +6995,37 @@
         <w:tc>
           <w:tcPr>
             <w:tcW w:w="7335" w:type="dxa"/>
-            <w:tcMar>
-              <w:top w:w="50" w:type="dxa"/>
-              <w:left w:w="90" w:type="dxa"/>
-              <w:bottom w:w="50" w:type="dxa"/>
-              <w:right w:w="90" w:type="dxa"/>
-            </w:tcMar>
-          </w:tcPr>
-          <w:p>
-            <w:pPr>
-              <w:spacing w:after="0" w:line="250" w:lineRule="auto"/>
-              <w:jc w:val="left"/>
-            </w:pPr>
-            <w:r>
-              <w:rPr>
-                <w:sz w:val="19"/>
-              </w:rPr>
-              <w:t>Solo el administrador anula ventas, y solo mientras el turno siga abierto.</w:t>
+            <w:shd w:val="clear" w:color="auto" w:fill="F2F2F2"/>
+            <w:tcMar>
+              <w:top w:w="50" w:type="dxa"/>
+              <w:left w:w="90" w:type="dxa"/>
+              <w:bottom w:w="50" w:type="dxa"/>
+              <w:right w:w="90" w:type="dxa"/>
+            </w:tcMar>
+          </w:tcPr>
+          <w:p>
+            <w:pPr>
+              <w:spacing w:after="0" w:line="250" w:lineRule="auto"/>
+              <w:jc w:val="left"/>
+            </w:pPr>
+            <w:r>
+              <w:rPr>
+                <w:sz w:val="19"/>
+              </w:rPr>
+              <w:t xml:space="preserve">Usted puede anular solo las ventas que registró en su turno, mientras siga abierto, eligiendo un motivo de la lista (con </w:t>
+            </w:r>
+            <w:r>
+              <w:rPr>
+                <w:b/>
+                <w:sz w:val="19"/>
+              </w:rPr>
+              <w:t>Otro</w:t>
+            </w:r>
+            <w:r>
+              <w:rPr>
+                <w:sz w:val="19"/>
+              </w:rPr>
+              <w:t>, el detalle es obligatorio). El administrador puede anular cualquier venta de un turno abierto. Cada anulación queda registrada con su usuario, fecha, motivo y monto.</w:t>
             </w:r>
           </w:p>
         </w:tc>
@@ -6466,11 +7040,11 @@
       <w:pPr>
         <w:pStyle w:val="Ttulo1"/>
       </w:pPr>
-      <w:bookmarkStart w:id="17" w:name="_Toc243346842"/>
+      <w:bookmarkStart w:id="18" w:name="_Toc244284802"/>
       <w:r>
         <w:t>6. Mensajes de error frecuentes</w:t>
       </w:r>
-      <w:bookmarkEnd w:id="17"/>
+      <w:bookmarkEnd w:id="18"/>
     </w:p>
     <w:tbl>
       <w:tblPr>
@@ -6502,6 +7076,9 @@
         <w:tc>
           <w:tcPr>
             <w:tcW w:w="5123" w:type="dxa"/>
+            <w:tcBorders>
+              <w:bottom w:val="single" w:sz="4" w:space="0" w:color="A6A6A6"/>
+            </w:tcBorders>
             <w:shd w:val="clear" w:color="auto" w:fill="1F3864"/>
             <w:tcMar>
               <w:top w:w="50" w:type="dxa"/>
@@ -6528,6 +7105,9 @@
         <w:tc>
           <w:tcPr>
             <w:tcW w:w="4617" w:type="dxa"/>
+            <w:tcBorders>
+              <w:bottom w:val="single" w:sz="4" w:space="0" w:color="A6A6A6"/>
+            </w:tcBorders>
             <w:shd w:val="clear" w:color="auto" w:fill="1F3864"/>
             <w:tcMar>
               <w:top w:w="50" w:type="dxa"/>
@@ -6559,6 +7139,10 @@
         <w:tc>
           <w:tcPr>
             <w:tcW w:w="5123" w:type="dxa"/>
+            <w:tcBorders>
+              <w:bottom w:val="single" w:sz="4" w:space="0" w:color="A6A6A6"/>
+            </w:tcBorders>
+            <w:shd w:val="clear" w:color="auto" w:fill="auto"/>
             <w:tcMar>
               <w:top w:w="50" w:type="dxa"/>
               <w:left w:w="90" w:type="dxa"/>
@@ -6582,6 +7166,10 @@
         <w:tc>
           <w:tcPr>
             <w:tcW w:w="4617" w:type="dxa"/>
+            <w:tcBorders>
+              <w:bottom w:val="single" w:sz="4" w:space="0" w:color="A6A6A6"/>
+            </w:tcBorders>
+            <w:shd w:val="clear" w:color="auto" w:fill="auto"/>
             <w:tcMar>
               <w:top w:w="50" w:type="dxa"/>
               <w:left w:w="90" w:type="dxa"/>
@@ -6610,6 +7198,9 @@
         <w:tc>
           <w:tcPr>
             <w:tcW w:w="5123" w:type="dxa"/>
+            <w:tcBorders>
+              <w:bottom w:val="single" w:sz="4" w:space="0" w:color="A6A6A6"/>
+            </w:tcBorders>
             <w:shd w:val="clear" w:color="auto" w:fill="F2F2F2"/>
             <w:tcMar>
               <w:top w:w="50" w:type="dxa"/>
@@ -6634,6 +7225,9 @@
         <w:tc>
           <w:tcPr>
             <w:tcW w:w="4617" w:type="dxa"/>
+            <w:tcBorders>
+              <w:bottom w:val="single" w:sz="4" w:space="0" w:color="A6A6A6"/>
+            </w:tcBorders>
             <w:shd w:val="clear" w:color="auto" w:fill="F2F2F2"/>
             <w:tcMar>
               <w:top w:w="50" w:type="dxa"/>
@@ -6663,6 +7257,10 @@
         <w:tc>
           <w:tcPr>
             <w:tcW w:w="5123" w:type="dxa"/>
+            <w:tcBorders>
+              <w:bottom w:val="single" w:sz="4" w:space="0" w:color="A6A6A6"/>
+            </w:tcBorders>
+            <w:shd w:val="clear" w:color="auto" w:fill="auto"/>
             <w:tcMar>
               <w:top w:w="50" w:type="dxa"/>
               <w:left w:w="90" w:type="dxa"/>
@@ -6686,6 +7284,10 @@
         <w:tc>
           <w:tcPr>
             <w:tcW w:w="4617" w:type="dxa"/>
+            <w:tcBorders>
+              <w:bottom w:val="single" w:sz="4" w:space="0" w:color="A6A6A6"/>
+            </w:tcBorders>
+            <w:shd w:val="clear" w:color="auto" w:fill="auto"/>
             <w:tcMar>
               <w:top w:w="50" w:type="dxa"/>
               <w:left w:w="90" w:type="dxa"/>
@@ -6714,6 +7316,9 @@
         <w:tc>
           <w:tcPr>
             <w:tcW w:w="5123" w:type="dxa"/>
+            <w:tcBorders>
+              <w:bottom w:val="single" w:sz="4" w:space="0" w:color="A6A6A6"/>
+            </w:tcBorders>
             <w:shd w:val="clear" w:color="auto" w:fill="F2F2F2"/>
             <w:tcMar>
               <w:top w:w="50" w:type="dxa"/>
@@ -6738,6 +7343,9 @@
         <w:tc>
           <w:tcPr>
             <w:tcW w:w="4617" w:type="dxa"/>
+            <w:tcBorders>
+              <w:bottom w:val="single" w:sz="4" w:space="0" w:color="A6A6A6"/>
+            </w:tcBorders>
             <w:shd w:val="clear" w:color="auto" w:fill="F2F2F2"/>
             <w:tcMar>
               <w:top w:w="50" w:type="dxa"/>
@@ -6767,6 +7375,10 @@
         <w:tc>
           <w:tcPr>
             <w:tcW w:w="5123" w:type="dxa"/>
+            <w:tcBorders>
+              <w:bottom w:val="single" w:sz="4" w:space="0" w:color="A6A6A6"/>
+            </w:tcBorders>
+            <w:shd w:val="clear" w:color="auto" w:fill="auto"/>
             <w:tcMar>
               <w:top w:w="50" w:type="dxa"/>
               <w:left w:w="90" w:type="dxa"/>
@@ -6790,6 +7402,10 @@
         <w:tc>
           <w:tcPr>
             <w:tcW w:w="4617" w:type="dxa"/>
+            <w:tcBorders>
+              <w:bottom w:val="single" w:sz="4" w:space="0" w:color="A6A6A6"/>
+            </w:tcBorders>
+            <w:shd w:val="clear" w:color="auto" w:fill="auto"/>
             <w:tcMar>
               <w:top w:w="50" w:type="dxa"/>
               <w:left w:w="90" w:type="dxa"/>
@@ -6818,6 +7434,9 @@
         <w:tc>
           <w:tcPr>
             <w:tcW w:w="5123" w:type="dxa"/>
+            <w:tcBorders>
+              <w:bottom w:val="single" w:sz="4" w:space="0" w:color="A6A6A6"/>
+            </w:tcBorders>
             <w:shd w:val="clear" w:color="auto" w:fill="F2F2F2"/>
             <w:tcMar>
               <w:top w:w="50" w:type="dxa"/>
@@ -6842,6 +7461,9 @@
         <w:tc>
           <w:tcPr>
             <w:tcW w:w="4617" w:type="dxa"/>
+            <w:tcBorders>
+              <w:bottom w:val="single" w:sz="4" w:space="0" w:color="A6A6A6"/>
+            </w:tcBorders>
             <w:shd w:val="clear" w:color="auto" w:fill="F2F2F2"/>
             <w:tcMar>
               <w:top w:w="50" w:type="dxa"/>
@@ -6871,6 +7493,10 @@
         <w:tc>
           <w:tcPr>
             <w:tcW w:w="5123" w:type="dxa"/>
+            <w:tcBorders>
+              <w:bottom w:val="single" w:sz="4" w:space="0" w:color="A6A6A6"/>
+            </w:tcBorders>
+            <w:shd w:val="clear" w:color="auto" w:fill="auto"/>
             <w:tcMar>
               <w:top w:w="50" w:type="dxa"/>
               <w:left w:w="90" w:type="dxa"/>
@@ -6894,6 +7520,10 @@
         <w:tc>
           <w:tcPr>
             <w:tcW w:w="4617" w:type="dxa"/>
+            <w:tcBorders>
+              <w:bottom w:val="single" w:sz="4" w:space="0" w:color="A6A6A6"/>
+            </w:tcBorders>
+            <w:shd w:val="clear" w:color="auto" w:fill="auto"/>
             <w:tcMar>
               <w:top w:w="50" w:type="dxa"/>
               <w:left w:w="90" w:type="dxa"/>
@@ -6922,6 +7552,9 @@
         <w:tc>
           <w:tcPr>
             <w:tcW w:w="5123" w:type="dxa"/>
+            <w:tcBorders>
+              <w:bottom w:val="single" w:sz="4" w:space="0" w:color="A6A6A6"/>
+            </w:tcBorders>
             <w:shd w:val="clear" w:color="auto" w:fill="F2F2F2"/>
             <w:tcMar>
               <w:top w:w="50" w:type="dxa"/>
@@ -6934,18 +7567,25 @@
             <w:pPr>
               <w:spacing w:after="0" w:line="250" w:lineRule="auto"/>
               <w:jc w:val="left"/>
-            </w:pPr>
-            <w:r>
-              <w:rPr>
-                <w:sz w:val="19"/>
-              </w:rPr>
-              <w:t>Describa en la observación qué le ocurrió al producto.</w:t>
+              <w:rPr>
+                <w:sz w:val="19"/>
+              </w:rPr>
+            </w:pPr>
+            <w:r>
+              <w:rPr>
+                <w:sz w:val="19"/>
+              </w:rPr>
+              <w:lastRenderedPageBreak/>
+              <w:t>Solo puede anular las ventas que usted registró en su propio turno de caja.</w:t>
             </w:r>
           </w:p>
         </w:tc>
         <w:tc>
           <w:tcPr>
             <w:tcW w:w="4617" w:type="dxa"/>
+            <w:tcBorders>
+              <w:bottom w:val="single" w:sz="4" w:space="0" w:color="A6A6A6"/>
+            </w:tcBorders>
             <w:shd w:val="clear" w:color="auto" w:fill="F2F2F2"/>
             <w:tcMar>
               <w:top w:w="50" w:type="dxa"/>
@@ -6958,12 +7598,15 @@
             <w:pPr>
               <w:spacing w:after="0" w:line="250" w:lineRule="auto"/>
               <w:jc w:val="left"/>
-            </w:pPr>
-            <w:r>
-              <w:rPr>
-                <w:sz w:val="19"/>
-              </w:rPr>
-              <w:t>Complete la observación de la merma.</w:t>
+              <w:rPr>
+                <w:sz w:val="19"/>
+              </w:rPr>
+            </w:pPr>
+            <w:r>
+              <w:rPr>
+                <w:sz w:val="19"/>
+              </w:rPr>
+              <w:t>Esa venta es de otro usuario. Pida que la anule quien la registró, o el administrador.</w:t>
             </w:r>
           </w:p>
         </w:tc>
@@ -6975,60 +7618,73 @@
         <w:tc>
           <w:tcPr>
             <w:tcW w:w="5123" w:type="dxa"/>
-            <w:tcMar>
-              <w:top w:w="50" w:type="dxa"/>
-              <w:left w:w="90" w:type="dxa"/>
-              <w:bottom w:w="50" w:type="dxa"/>
-              <w:right w:w="90" w:type="dxa"/>
-            </w:tcMar>
-          </w:tcPr>
-          <w:p>
-            <w:pPr>
-              <w:spacing w:after="0" w:line="250" w:lineRule="auto"/>
-              <w:jc w:val="left"/>
-            </w:pPr>
-            <w:r>
-              <w:rPr>
-                <w:sz w:val="19"/>
-              </w:rPr>
-              <w:t>Hay una diferencia de caja: explique el motivo en la observación.</w:t>
+            <w:tcBorders>
+              <w:bottom w:val="single" w:sz="4" w:space="0" w:color="A6A6A6"/>
+            </w:tcBorders>
+            <w:shd w:val="clear" w:color="auto" w:fill="auto"/>
+            <w:tcMar>
+              <w:top w:w="50" w:type="dxa"/>
+              <w:left w:w="90" w:type="dxa"/>
+              <w:bottom w:w="50" w:type="dxa"/>
+              <w:right w:w="90" w:type="dxa"/>
+            </w:tcMar>
+          </w:tcPr>
+          <w:p>
+            <w:pPr>
+              <w:spacing w:after="0" w:line="250" w:lineRule="auto"/>
+              <w:jc w:val="left"/>
+              <w:rPr>
+                <w:sz w:val="19"/>
+              </w:rPr>
+            </w:pPr>
+            <w:r>
+              <w:rPr>
+                <w:sz w:val="19"/>
+              </w:rPr>
+              <w:t>Con el motivo "Otro", escriba el detalle (mínimo 5 caracteres).</w:t>
             </w:r>
           </w:p>
         </w:tc>
         <w:tc>
           <w:tcPr>
             <w:tcW w:w="4617" w:type="dxa"/>
-            <w:tcMar>
-              <w:top w:w="50" w:type="dxa"/>
-              <w:left w:w="90" w:type="dxa"/>
-              <w:bottom w:w="50" w:type="dxa"/>
-              <w:right w:w="90" w:type="dxa"/>
-            </w:tcMar>
-          </w:tcPr>
-          <w:p>
-            <w:pPr>
-              <w:spacing w:after="0" w:line="250" w:lineRule="auto"/>
-              <w:jc w:val="left"/>
-            </w:pPr>
-            <w:r>
-              <w:rPr>
-                <w:sz w:val="19"/>
-              </w:rPr>
-              <w:t xml:space="preserve">Escriba el motivo del faltante o sobrante y pulse </w:t>
+            <w:tcBorders>
+              <w:bottom w:val="single" w:sz="4" w:space="0" w:color="A6A6A6"/>
+            </w:tcBorders>
+            <w:shd w:val="clear" w:color="auto" w:fill="auto"/>
+            <w:tcMar>
+              <w:top w:w="50" w:type="dxa"/>
+              <w:left w:w="90" w:type="dxa"/>
+              <w:bottom w:w="50" w:type="dxa"/>
+              <w:right w:w="90" w:type="dxa"/>
+            </w:tcMar>
+          </w:tcPr>
+          <w:p>
+            <w:pPr>
+              <w:spacing w:after="0" w:line="250" w:lineRule="auto"/>
+              <w:jc w:val="left"/>
+              <w:rPr>
+                <w:sz w:val="19"/>
+              </w:rPr>
+            </w:pPr>
+            <w:r>
+              <w:rPr>
+                <w:sz w:val="19"/>
+              </w:rPr>
+              <w:t xml:space="preserve">Explique el caso en </w:t>
             </w:r>
             <w:r>
               <w:rPr>
                 <w:b/>
-                <w:bCs/>
-                <w:sz w:val="19"/>
-              </w:rPr>
-              <w:t>Aceptar</w:t>
-            </w:r>
-            <w:r>
-              <w:rPr>
-                <w:sz w:val="19"/>
-              </w:rPr>
-              <w:t>.</w:t>
+                <w:sz w:val="19"/>
+              </w:rPr>
+              <w:t>Detalle</w:t>
+            </w:r>
+            <w:r>
+              <w:rPr>
+                <w:sz w:val="19"/>
+              </w:rPr>
+              <w:t xml:space="preserve"> o elija otro motivo de la lista.</w:t>
             </w:r>
           </w:p>
         </w:tc>
@@ -7040,6 +7696,9 @@
         <w:tc>
           <w:tcPr>
             <w:tcW w:w="5123" w:type="dxa"/>
+            <w:tcBorders>
+              <w:bottom w:val="single" w:sz="4" w:space="0" w:color="A6A6A6"/>
+            </w:tcBorders>
             <w:shd w:val="clear" w:color="auto" w:fill="F2F2F2"/>
             <w:tcMar>
               <w:top w:w="50" w:type="dxa"/>
@@ -7052,18 +7711,24 @@
             <w:pPr>
               <w:spacing w:after="0" w:line="250" w:lineRule="auto"/>
               <w:jc w:val="left"/>
-            </w:pPr>
-            <w:r>
-              <w:rPr>
-                <w:sz w:val="19"/>
-              </w:rPr>
-              <w:t>Nombre obligatorio y DNI (8 dígitos) o RUC (11 dígitos).</w:t>
+              <w:rPr>
+                <w:sz w:val="19"/>
+              </w:rPr>
+            </w:pPr>
+            <w:r>
+              <w:rPr>
+                <w:sz w:val="19"/>
+              </w:rPr>
+              <w:t>Solo se pueden anular ventas de un turno abierto: el cuadre de este turno ya se cerró.</w:t>
             </w:r>
           </w:p>
         </w:tc>
         <w:tc>
           <w:tcPr>
             <w:tcW w:w="4617" w:type="dxa"/>
+            <w:tcBorders>
+              <w:bottom w:val="single" w:sz="4" w:space="0" w:color="A6A6A6"/>
+            </w:tcBorders>
             <w:shd w:val="clear" w:color="auto" w:fill="F2F2F2"/>
             <w:tcMar>
               <w:top w:w="50" w:type="dxa"/>
@@ -7076,12 +7741,15 @@
             <w:pPr>
               <w:spacing w:after="0" w:line="250" w:lineRule="auto"/>
               <w:jc w:val="left"/>
-            </w:pPr>
-            <w:r>
-              <w:rPr>
-                <w:sz w:val="19"/>
-              </w:rPr>
-              <w:t>Corrija los datos del cliente.</w:t>
+              <w:rPr>
+                <w:sz w:val="19"/>
+              </w:rPr>
+            </w:pPr>
+            <w:r>
+              <w:rPr>
+                <w:sz w:val="19"/>
+              </w:rPr>
+              <w:t>La venta ya no se puede anular. Avise al administrador.</w:t>
             </w:r>
           </w:p>
         </w:tc>
@@ -7093,6 +7761,198 @@
         <w:tc>
           <w:tcPr>
             <w:tcW w:w="5123" w:type="dxa"/>
+            <w:tcBorders>
+              <w:bottom w:val="single" w:sz="4" w:space="0" w:color="A6A6A6"/>
+            </w:tcBorders>
+            <w:shd w:val="clear" w:color="auto" w:fill="auto"/>
+            <w:tcMar>
+              <w:top w:w="50" w:type="dxa"/>
+              <w:left w:w="90" w:type="dxa"/>
+              <w:bottom w:w="50" w:type="dxa"/>
+              <w:right w:w="90" w:type="dxa"/>
+            </w:tcMar>
+          </w:tcPr>
+          <w:p>
+            <w:pPr>
+              <w:spacing w:after="0" w:line="250" w:lineRule="auto"/>
+              <w:jc w:val="left"/>
+            </w:pPr>
+            <w:r>
+              <w:rPr>
+                <w:sz w:val="19"/>
+              </w:rPr>
+              <w:t>Describa en la observación qué le ocurrió al producto.</w:t>
+            </w:r>
+          </w:p>
+        </w:tc>
+        <w:tc>
+          <w:tcPr>
+            <w:tcW w:w="4617" w:type="dxa"/>
+            <w:tcBorders>
+              <w:bottom w:val="single" w:sz="4" w:space="0" w:color="A6A6A6"/>
+            </w:tcBorders>
+            <w:shd w:val="clear" w:color="auto" w:fill="auto"/>
+            <w:tcMar>
+              <w:top w:w="50" w:type="dxa"/>
+              <w:left w:w="90" w:type="dxa"/>
+              <w:bottom w:w="50" w:type="dxa"/>
+              <w:right w:w="90" w:type="dxa"/>
+            </w:tcMar>
+          </w:tcPr>
+          <w:p>
+            <w:pPr>
+              <w:spacing w:after="0" w:line="250" w:lineRule="auto"/>
+              <w:jc w:val="left"/>
+            </w:pPr>
+            <w:r>
+              <w:rPr>
+                <w:sz w:val="19"/>
+              </w:rPr>
+              <w:t>Complete la observación de la merma.</w:t>
+            </w:r>
+          </w:p>
+        </w:tc>
+      </w:tr>
+      <w:tr>
+        <w:trPr>
+          <w:cantSplit/>
+        </w:trPr>
+        <w:tc>
+          <w:tcPr>
+            <w:tcW w:w="5123" w:type="dxa"/>
+            <w:tcBorders>
+              <w:bottom w:val="single" w:sz="4" w:space="0" w:color="A6A6A6"/>
+            </w:tcBorders>
+            <w:shd w:val="clear" w:color="auto" w:fill="F2F2F2"/>
+            <w:tcMar>
+              <w:top w:w="50" w:type="dxa"/>
+              <w:left w:w="90" w:type="dxa"/>
+              <w:bottom w:w="50" w:type="dxa"/>
+              <w:right w:w="90" w:type="dxa"/>
+            </w:tcMar>
+          </w:tcPr>
+          <w:p>
+            <w:pPr>
+              <w:spacing w:after="0" w:line="250" w:lineRule="auto"/>
+              <w:jc w:val="left"/>
+            </w:pPr>
+            <w:r>
+              <w:rPr>
+                <w:sz w:val="19"/>
+              </w:rPr>
+              <w:t>Hay una diferencia de caja: explique el motivo en la observación.</w:t>
+            </w:r>
+          </w:p>
+        </w:tc>
+        <w:tc>
+          <w:tcPr>
+            <w:tcW w:w="4617" w:type="dxa"/>
+            <w:tcBorders>
+              <w:bottom w:val="single" w:sz="4" w:space="0" w:color="A6A6A6"/>
+            </w:tcBorders>
+            <w:shd w:val="clear" w:color="auto" w:fill="F2F2F2"/>
+            <w:tcMar>
+              <w:top w:w="50" w:type="dxa"/>
+              <w:left w:w="90" w:type="dxa"/>
+              <w:bottom w:w="50" w:type="dxa"/>
+              <w:right w:w="90" w:type="dxa"/>
+            </w:tcMar>
+          </w:tcPr>
+          <w:p>
+            <w:pPr>
+              <w:spacing w:after="0" w:line="250" w:lineRule="auto"/>
+              <w:jc w:val="left"/>
+            </w:pPr>
+            <w:r>
+              <w:rPr>
+                <w:sz w:val="19"/>
+              </w:rPr>
+              <w:t xml:space="preserve">Escriba el motivo del faltante o sobrante y pulse </w:t>
+            </w:r>
+            <w:r>
+              <w:rPr>
+                <w:b/>
+                <w:bCs/>
+                <w:sz w:val="19"/>
+              </w:rPr>
+              <w:t>Aceptar</w:t>
+            </w:r>
+            <w:r>
+              <w:rPr>
+                <w:sz w:val="19"/>
+              </w:rPr>
+              <w:t>.</w:t>
+            </w:r>
+          </w:p>
+        </w:tc>
+      </w:tr>
+      <w:tr>
+        <w:trPr>
+          <w:cantSplit/>
+        </w:trPr>
+        <w:tc>
+          <w:tcPr>
+            <w:tcW w:w="5123" w:type="dxa"/>
+            <w:tcBorders>
+              <w:bottom w:val="single" w:sz="4" w:space="0" w:color="A6A6A6"/>
+            </w:tcBorders>
+            <w:shd w:val="clear" w:color="auto" w:fill="auto"/>
+            <w:tcMar>
+              <w:top w:w="50" w:type="dxa"/>
+              <w:left w:w="90" w:type="dxa"/>
+              <w:bottom w:w="50" w:type="dxa"/>
+              <w:right w:w="90" w:type="dxa"/>
+            </w:tcMar>
+          </w:tcPr>
+          <w:p>
+            <w:pPr>
+              <w:spacing w:after="0" w:line="250" w:lineRule="auto"/>
+              <w:jc w:val="left"/>
+            </w:pPr>
+            <w:r>
+              <w:rPr>
+                <w:sz w:val="19"/>
+              </w:rPr>
+              <w:t>Nombre obligatorio y DNI (8 dígitos) o RUC (11 dígitos).</w:t>
+            </w:r>
+          </w:p>
+        </w:tc>
+        <w:tc>
+          <w:tcPr>
+            <w:tcW w:w="4617" w:type="dxa"/>
+            <w:tcBorders>
+              <w:bottom w:val="single" w:sz="4" w:space="0" w:color="A6A6A6"/>
+            </w:tcBorders>
+            <w:shd w:val="clear" w:color="auto" w:fill="auto"/>
+            <w:tcMar>
+              <w:top w:w="50" w:type="dxa"/>
+              <w:left w:w="90" w:type="dxa"/>
+              <w:bottom w:w="50" w:type="dxa"/>
+              <w:right w:w="90" w:type="dxa"/>
+            </w:tcMar>
+          </w:tcPr>
+          <w:p>
+            <w:pPr>
+              <w:spacing w:after="0" w:line="250" w:lineRule="auto"/>
+              <w:jc w:val="left"/>
+            </w:pPr>
+            <w:r>
+              <w:rPr>
+                <w:sz w:val="19"/>
+              </w:rPr>
+              <w:t>Corrija los datos del cliente.</w:t>
+            </w:r>
+          </w:p>
+        </w:tc>
+      </w:tr>
+      <w:tr>
+        <w:trPr>
+          <w:cantSplit/>
+        </w:trPr>
+        <w:tc>
+          <w:tcPr>
+            <w:tcW w:w="5123" w:type="dxa"/>
+            <w:shd w:val="clear" w:color="auto" w:fill="F2F2F2"/>
             <w:tcMar>
               <w:top w:w="50" w:type="dxa"/>
               <w:left w:w="90" w:type="dxa"/>
@@ -7116,6 +7976,7 @@
         <w:tc>
           <w:tcPr>
             <w:tcW w:w="4617" w:type="dxa"/>
+            <w:shd w:val="clear" w:color="auto" w:fill="F2F2F2"/>
             <w:tcMar>
               <w:top w:w="50" w:type="dxa"/>
               <w:left w:w="90" w:type="dxa"/>
@@ -7147,11 +8008,11 @@
       <w:pPr>
         <w:pStyle w:val="Ttulo1"/>
       </w:pPr>
-      <w:bookmarkStart w:id="18" w:name="_Toc243346843"/>
+      <w:bookmarkStart w:id="19" w:name="_Toc244284803"/>
       <w:r>
         <w:t>7. Preguntas frecuentes</w:t>
       </w:r>
-      <w:bookmarkEnd w:id="18"/>
+      <w:bookmarkEnd w:id="19"/>
     </w:p>
     <w:p>
       <w:r>
@@ -7211,7 +8072,49 @@
         <w:t>Me equivoqué en una venta ya cobrada, ¿puedo anularla?</w:t>
       </w:r>
       <w:r>
-        <w:t xml:space="preserve"> No con su cuenta. Pida al administrador que la anule mientras su turno siga abierto.</w:t>
+        <w:rPr>
+          <w:bCs/>
+        </w:rPr>
+        <w:t xml:space="preserve"> Sí, mientras su turno siga abierto: </w:t>
+      </w:r>
+      <w:r>
+        <w:rPr>
+          <w:b/>
+          <w:bCs/>
+        </w:rPr>
+        <w:t>Caja</w:t>
+      </w:r>
+      <w:r>
+        <w:rPr>
+          <w:bCs/>
+        </w:rPr>
+        <w:t xml:space="preserve"> → </w:t>
+      </w:r>
+      <w:r>
+        <w:rPr>
+          <w:b/>
+          <w:bCs/>
+        </w:rPr>
+        <w:t>Mi turno</w:t>
+      </w:r>
+      <w:r>
+        <w:rPr>
+          <w:bCs/>
+        </w:rPr>
+        <w:t xml:space="preserve">, seleccione la venta y pulse </w:t>
+      </w:r>
+      <w:r>
+        <w:rPr>
+          <w:b/>
+          <w:bCs/>
+        </w:rPr>
+        <w:t>Anular venta</w:t>
+      </w:r>
+      <w:r>
+        <w:rPr>
+          <w:bCs/>
+        </w:rPr>
+        <w:t xml:space="preserve"> (punto 4.11). Si el turno ya se cerró, avise al administrador.</w:t>
       </w:r>
     </w:p>
     <w:p>
@@ -7274,11 +8177,11 @@
       <w:pPr>
         <w:pStyle w:val="Ttulo1"/>
       </w:pPr>
-      <w:bookmarkStart w:id="19" w:name="_Toc243346844"/>
+      <w:bookmarkStart w:id="20" w:name="_Toc244284804"/>
       <w:r>
         <w:t>Lista de capturas pendientes</w:t>
       </w:r>
-      <w:bookmarkEnd w:id="19"/>
+      <w:bookmarkEnd w:id="20"/>
     </w:p>
     <w:p>
       <w:r>
@@ -7289,7 +8192,7 @@
           <w:b/>
           <w:bCs/>
         </w:rPr>
-        <w:t>12 capturas</w:t>
+        <w:t>14 capturas</w:t>
       </w:r>
       <w:r>
         <w:t>. Tome cada una con datos de demostración y reemplace el marcador correspondiente.</w:t>
@@ -7327,6 +8230,9 @@
         <w:tc>
           <w:tcPr>
             <w:tcW w:w="807" w:type="dxa"/>
+            <w:tcBorders>
+              <w:bottom w:val="single" w:sz="4" w:space="0" w:color="A6A6A6"/>
+            </w:tcBorders>
             <w:shd w:val="clear" w:color="auto" w:fill="1F3864"/>
             <w:tcMar>
               <w:top w:w="50" w:type="dxa"/>
@@ -7353,6 +8259,9 @@
         <w:tc>
           <w:tcPr>
             <w:tcW w:w="2189" w:type="dxa"/>
+            <w:tcBorders>
+              <w:bottom w:val="single" w:sz="4" w:space="0" w:color="A6A6A6"/>
+            </w:tcBorders>
             <w:shd w:val="clear" w:color="auto" w:fill="1F3864"/>
             <w:tcMar>
               <w:top w:w="50" w:type="dxa"/>
@@ -7379,6 +8288,9 @@
         <w:tc>
           <w:tcPr>
             <w:tcW w:w="4042" w:type="dxa"/>
+            <w:tcBorders>
+              <w:bottom w:val="single" w:sz="4" w:space="0" w:color="A6A6A6"/>
+            </w:tcBorders>
             <w:shd w:val="clear" w:color="auto" w:fill="1F3864"/>
             <w:tcMar>
               <w:top w:w="50" w:type="dxa"/>
@@ -7405,6 +8317,9 @@
         <w:tc>
           <w:tcPr>
             <w:tcW w:w="2702" w:type="dxa"/>
+            <w:tcBorders>
+              <w:bottom w:val="single" w:sz="4" w:space="0" w:color="A6A6A6"/>
+            </w:tcBorders>
             <w:shd w:val="clear" w:color="auto" w:fill="1F3864"/>
             <w:tcMar>
               <w:top w:w="50" w:type="dxa"/>
@@ -7436,6 +8351,10 @@
         <w:tc>
           <w:tcPr>
             <w:tcW w:w="807" w:type="dxa"/>
+            <w:tcBorders>
+              <w:bottom w:val="single" w:sz="4" w:space="0" w:color="A6A6A6"/>
+            </w:tcBorders>
+            <w:shd w:val="clear" w:color="auto" w:fill="auto"/>
             <w:tcMar>
               <w:top w:w="50" w:type="dxa"/>
               <w:left w:w="90" w:type="dxa"/>
@@ -7459,6 +8378,10 @@
         <w:tc>
           <w:tcPr>
             <w:tcW w:w="2189" w:type="dxa"/>
+            <w:tcBorders>
+              <w:bottom w:val="single" w:sz="4" w:space="0" w:color="A6A6A6"/>
+            </w:tcBorders>
+            <w:shd w:val="clear" w:color="auto" w:fill="auto"/>
             <w:tcMar>
               <w:top w:w="50" w:type="dxa"/>
               <w:left w:w="90" w:type="dxa"/>
@@ -7482,6 +8405,10 @@
         <w:tc>
           <w:tcPr>
             <w:tcW w:w="4042" w:type="dxa"/>
+            <w:tcBorders>
+              <w:bottom w:val="single" w:sz="4" w:space="0" w:color="A6A6A6"/>
+            </w:tcBorders>
+            <w:shd w:val="clear" w:color="auto" w:fill="auto"/>
             <w:tcMar>
               <w:top w:w="50" w:type="dxa"/>
               <w:left w:w="90" w:type="dxa"/>
@@ -7505,6 +8432,10 @@
         <w:tc>
           <w:tcPr>
             <w:tcW w:w="2702" w:type="dxa"/>
+            <w:tcBorders>
+              <w:bottom w:val="single" w:sz="4" w:space="0" w:color="A6A6A6"/>
+            </w:tcBorders>
+            <w:shd w:val="clear" w:color="auto" w:fill="auto"/>
             <w:tcMar>
               <w:top w:w="50" w:type="dxa"/>
               <w:left w:w="90" w:type="dxa"/>
@@ -7533,6 +8464,9 @@
         <w:tc>
           <w:tcPr>
             <w:tcW w:w="807" w:type="dxa"/>
+            <w:tcBorders>
+              <w:bottom w:val="single" w:sz="4" w:space="0" w:color="A6A6A6"/>
+            </w:tcBorders>
             <w:shd w:val="clear" w:color="auto" w:fill="F2F2F2"/>
             <w:tcMar>
               <w:top w:w="50" w:type="dxa"/>
@@ -7557,6 +8491,9 @@
         <w:tc>
           <w:tcPr>
             <w:tcW w:w="2189" w:type="dxa"/>
+            <w:tcBorders>
+              <w:bottom w:val="single" w:sz="4" w:space="0" w:color="A6A6A6"/>
+            </w:tcBorders>
             <w:shd w:val="clear" w:color="auto" w:fill="F2F2F2"/>
             <w:tcMar>
               <w:top w:w="50" w:type="dxa"/>
@@ -7581,6 +8518,9 @@
         <w:tc>
           <w:tcPr>
             <w:tcW w:w="4042" w:type="dxa"/>
+            <w:tcBorders>
+              <w:bottom w:val="single" w:sz="4" w:space="0" w:color="A6A6A6"/>
+            </w:tcBorders>
             <w:shd w:val="clear" w:color="auto" w:fill="F2F2F2"/>
             <w:tcMar>
               <w:top w:w="50" w:type="dxa"/>
@@ -7605,6 +8545,9 @@
         <w:tc>
           <w:tcPr>
             <w:tcW w:w="2702" w:type="dxa"/>
+            <w:tcBorders>
+              <w:bottom w:val="single" w:sz="4" w:space="0" w:color="A6A6A6"/>
+            </w:tcBorders>
             <w:shd w:val="clear" w:color="auto" w:fill="F2F2F2"/>
             <w:tcMar>
               <w:top w:w="50" w:type="dxa"/>
@@ -7634,6 +8577,10 @@
         <w:tc>
           <w:tcPr>
             <w:tcW w:w="807" w:type="dxa"/>
+            <w:tcBorders>
+              <w:bottom w:val="single" w:sz="4" w:space="0" w:color="A6A6A6"/>
+            </w:tcBorders>
+            <w:shd w:val="clear" w:color="auto" w:fill="auto"/>
             <w:tcMar>
               <w:top w:w="50" w:type="dxa"/>
               <w:left w:w="90" w:type="dxa"/>
@@ -7657,6 +8604,10 @@
         <w:tc>
           <w:tcPr>
             <w:tcW w:w="2189" w:type="dxa"/>
+            <w:tcBorders>
+              <w:bottom w:val="single" w:sz="4" w:space="0" w:color="A6A6A6"/>
+            </w:tcBorders>
+            <w:shd w:val="clear" w:color="auto" w:fill="auto"/>
             <w:tcMar>
               <w:top w:w="50" w:type="dxa"/>
               <w:left w:w="90" w:type="dxa"/>
@@ -7680,6 +8631,10 @@
         <w:tc>
           <w:tcPr>
             <w:tcW w:w="4042" w:type="dxa"/>
+            <w:tcBorders>
+              <w:bottom w:val="single" w:sz="4" w:space="0" w:color="A6A6A6"/>
+            </w:tcBorders>
+            <w:shd w:val="clear" w:color="auto" w:fill="auto"/>
             <w:tcMar>
               <w:top w:w="50" w:type="dxa"/>
               <w:left w:w="90" w:type="dxa"/>
@@ -7703,6 +8658,10 @@
         <w:tc>
           <w:tcPr>
             <w:tcW w:w="2702" w:type="dxa"/>
+            <w:tcBorders>
+              <w:bottom w:val="single" w:sz="4" w:space="0" w:color="A6A6A6"/>
+            </w:tcBorders>
+            <w:shd w:val="clear" w:color="auto" w:fill="auto"/>
             <w:tcMar>
               <w:top w:w="50" w:type="dxa"/>
               <w:left w:w="90" w:type="dxa"/>
@@ -7731,6 +8690,9 @@
         <w:tc>
           <w:tcPr>
             <w:tcW w:w="807" w:type="dxa"/>
+            <w:tcBorders>
+              <w:bottom w:val="single" w:sz="4" w:space="0" w:color="A6A6A6"/>
+            </w:tcBorders>
             <w:shd w:val="clear" w:color="auto" w:fill="F2F2F2"/>
             <w:tcMar>
               <w:top w:w="50" w:type="dxa"/>
@@ -7748,6 +8710,7 @@
               <w:rPr>
                 <w:sz w:val="19"/>
               </w:rPr>
+              <w:lastRenderedPageBreak/>
               <w:t>4.2.1</w:t>
             </w:r>
           </w:p>
@@ -7755,6 +8718,9 @@
         <w:tc>
           <w:tcPr>
             <w:tcW w:w="2189" w:type="dxa"/>
+            <w:tcBorders>
+              <w:bottom w:val="single" w:sz="4" w:space="0" w:color="A6A6A6"/>
+            </w:tcBorders>
             <w:shd w:val="clear" w:color="auto" w:fill="F2F2F2"/>
             <w:tcMar>
               <w:top w:w="50" w:type="dxa"/>
@@ -7779,6 +8745,9 @@
         <w:tc>
           <w:tcPr>
             <w:tcW w:w="4042" w:type="dxa"/>
+            <w:tcBorders>
+              <w:bottom w:val="single" w:sz="4" w:space="0" w:color="A6A6A6"/>
+            </w:tcBorders>
             <w:shd w:val="clear" w:color="auto" w:fill="F2F2F2"/>
             <w:tcMar>
               <w:top w:w="50" w:type="dxa"/>
@@ -7809,6 +8778,9 @@
         <w:tc>
           <w:tcPr>
             <w:tcW w:w="2702" w:type="dxa"/>
+            <w:tcBorders>
+              <w:bottom w:val="single" w:sz="4" w:space="0" w:color="A6A6A6"/>
+            </w:tcBorders>
             <w:shd w:val="clear" w:color="auto" w:fill="F2F2F2"/>
             <w:tcMar>
               <w:top w:w="50" w:type="dxa"/>
@@ -7838,6 +8810,10 @@
         <w:tc>
           <w:tcPr>
             <w:tcW w:w="807" w:type="dxa"/>
+            <w:tcBorders>
+              <w:bottom w:val="single" w:sz="4" w:space="0" w:color="A6A6A6"/>
+            </w:tcBorders>
+            <w:shd w:val="clear" w:color="auto" w:fill="auto"/>
             <w:tcMar>
               <w:top w:w="50" w:type="dxa"/>
               <w:left w:w="90" w:type="dxa"/>
@@ -7861,6 +8837,10 @@
         <w:tc>
           <w:tcPr>
             <w:tcW w:w="2189" w:type="dxa"/>
+            <w:tcBorders>
+              <w:bottom w:val="single" w:sz="4" w:space="0" w:color="A6A6A6"/>
+            </w:tcBorders>
+            <w:shd w:val="clear" w:color="auto" w:fill="auto"/>
             <w:tcMar>
               <w:top w:w="50" w:type="dxa"/>
               <w:left w:w="90" w:type="dxa"/>
@@ -7884,6 +8864,10 @@
         <w:tc>
           <w:tcPr>
             <w:tcW w:w="4042" w:type="dxa"/>
+            <w:tcBorders>
+              <w:bottom w:val="single" w:sz="4" w:space="0" w:color="A6A6A6"/>
+            </w:tcBorders>
+            <w:shd w:val="clear" w:color="auto" w:fill="auto"/>
             <w:tcMar>
               <w:top w:w="50" w:type="dxa"/>
               <w:left w:w="90" w:type="dxa"/>
@@ -7907,6 +8891,10 @@
         <w:tc>
           <w:tcPr>
             <w:tcW w:w="2702" w:type="dxa"/>
+            <w:tcBorders>
+              <w:bottom w:val="single" w:sz="4" w:space="0" w:color="A6A6A6"/>
+            </w:tcBorders>
+            <w:shd w:val="clear" w:color="auto" w:fill="auto"/>
             <w:tcMar>
               <w:top w:w="50" w:type="dxa"/>
               <w:left w:w="90" w:type="dxa"/>
@@ -7935,6 +8923,9 @@
         <w:tc>
           <w:tcPr>
             <w:tcW w:w="807" w:type="dxa"/>
+            <w:tcBorders>
+              <w:bottom w:val="single" w:sz="4" w:space="0" w:color="A6A6A6"/>
+            </w:tcBorders>
             <w:shd w:val="clear" w:color="auto" w:fill="F2F2F2"/>
             <w:tcMar>
               <w:top w:w="50" w:type="dxa"/>
@@ -7959,6 +8950,9 @@
         <w:tc>
           <w:tcPr>
             <w:tcW w:w="2189" w:type="dxa"/>
+            <w:tcBorders>
+              <w:bottom w:val="single" w:sz="4" w:space="0" w:color="A6A6A6"/>
+            </w:tcBorders>
             <w:shd w:val="clear" w:color="auto" w:fill="F2F2F2"/>
             <w:tcMar>
               <w:top w:w="50" w:type="dxa"/>
@@ -7983,6 +8977,9 @@
         <w:tc>
           <w:tcPr>
             <w:tcW w:w="4042" w:type="dxa"/>
+            <w:tcBorders>
+              <w:bottom w:val="single" w:sz="4" w:space="0" w:color="A6A6A6"/>
+            </w:tcBorders>
             <w:shd w:val="clear" w:color="auto" w:fill="F2F2F2"/>
             <w:tcMar>
               <w:top w:w="50" w:type="dxa"/>
@@ -8007,6 +9004,9 @@
         <w:tc>
           <w:tcPr>
             <w:tcW w:w="2702" w:type="dxa"/>
+            <w:tcBorders>
+              <w:bottom w:val="single" w:sz="4" w:space="0" w:color="A6A6A6"/>
+            </w:tcBorders>
             <w:shd w:val="clear" w:color="auto" w:fill="F2F2F2"/>
             <w:tcMar>
               <w:top w:w="50" w:type="dxa"/>
@@ -8036,6 +9036,10 @@
         <w:tc>
           <w:tcPr>
             <w:tcW w:w="807" w:type="dxa"/>
+            <w:tcBorders>
+              <w:bottom w:val="single" w:sz="4" w:space="0" w:color="A6A6A6"/>
+            </w:tcBorders>
+            <w:shd w:val="clear" w:color="auto" w:fill="auto"/>
             <w:tcMar>
               <w:top w:w="50" w:type="dxa"/>
               <w:left w:w="90" w:type="dxa"/>
@@ -8059,6 +9063,10 @@
         <w:tc>
           <w:tcPr>
             <w:tcW w:w="2189" w:type="dxa"/>
+            <w:tcBorders>
+              <w:bottom w:val="single" w:sz="4" w:space="0" w:color="A6A6A6"/>
+            </w:tcBorders>
+            <w:shd w:val="clear" w:color="auto" w:fill="auto"/>
             <w:tcMar>
               <w:top w:w="50" w:type="dxa"/>
               <w:left w:w="90" w:type="dxa"/>
@@ -8082,6 +9090,10 @@
         <w:tc>
           <w:tcPr>
             <w:tcW w:w="4042" w:type="dxa"/>
+            <w:tcBorders>
+              <w:bottom w:val="single" w:sz="4" w:space="0" w:color="A6A6A6"/>
+            </w:tcBorders>
+            <w:shd w:val="clear" w:color="auto" w:fill="auto"/>
             <w:tcMar>
               <w:top w:w="50" w:type="dxa"/>
               <w:left w:w="90" w:type="dxa"/>
@@ -8105,6 +9117,10 @@
         <w:tc>
           <w:tcPr>
             <w:tcW w:w="2702" w:type="dxa"/>
+            <w:tcBorders>
+              <w:bottom w:val="single" w:sz="4" w:space="0" w:color="A6A6A6"/>
+            </w:tcBorders>
+            <w:shd w:val="clear" w:color="auto" w:fill="auto"/>
             <w:tcMar>
               <w:top w:w="50" w:type="dxa"/>
               <w:left w:w="90" w:type="dxa"/>
@@ -8133,6 +9149,9 @@
         <w:tc>
           <w:tcPr>
             <w:tcW w:w="807" w:type="dxa"/>
+            <w:tcBorders>
+              <w:bottom w:val="single" w:sz="4" w:space="0" w:color="A6A6A6"/>
+            </w:tcBorders>
             <w:shd w:val="clear" w:color="auto" w:fill="F2F2F2"/>
             <w:tcMar>
               <w:top w:w="50" w:type="dxa"/>
@@ -8157,6 +9176,9 @@
         <w:tc>
           <w:tcPr>
             <w:tcW w:w="2189" w:type="dxa"/>
+            <w:tcBorders>
+              <w:bottom w:val="single" w:sz="4" w:space="0" w:color="A6A6A6"/>
+            </w:tcBorders>
             <w:shd w:val="clear" w:color="auto" w:fill="F2F2F2"/>
             <w:tcMar>
               <w:top w:w="50" w:type="dxa"/>
@@ -8181,6 +9203,9 @@
         <w:tc>
           <w:tcPr>
             <w:tcW w:w="4042" w:type="dxa"/>
+            <w:tcBorders>
+              <w:bottom w:val="single" w:sz="4" w:space="0" w:color="A6A6A6"/>
+            </w:tcBorders>
             <w:shd w:val="clear" w:color="auto" w:fill="F2F2F2"/>
             <w:tcMar>
               <w:top w:w="50" w:type="dxa"/>
@@ -8205,6 +9230,9 @@
         <w:tc>
           <w:tcPr>
             <w:tcW w:w="2702" w:type="dxa"/>
+            <w:tcBorders>
+              <w:bottom w:val="single" w:sz="4" w:space="0" w:color="A6A6A6"/>
+            </w:tcBorders>
             <w:shd w:val="clear" w:color="auto" w:fill="F2F2F2"/>
             <w:tcMar>
               <w:top w:w="50" w:type="dxa"/>
@@ -8234,6 +9262,10 @@
         <w:tc>
           <w:tcPr>
             <w:tcW w:w="807" w:type="dxa"/>
+            <w:tcBorders>
+              <w:bottom w:val="single" w:sz="4" w:space="0" w:color="A6A6A6"/>
+            </w:tcBorders>
+            <w:shd w:val="clear" w:color="auto" w:fill="auto"/>
             <w:tcMar>
               <w:top w:w="50" w:type="dxa"/>
               <w:left w:w="90" w:type="dxa"/>
@@ -8257,6 +9289,10 @@
         <w:tc>
           <w:tcPr>
             <w:tcW w:w="2189" w:type="dxa"/>
+            <w:tcBorders>
+              <w:bottom w:val="single" w:sz="4" w:space="0" w:color="A6A6A6"/>
+            </w:tcBorders>
+            <w:shd w:val="clear" w:color="auto" w:fill="auto"/>
             <w:tcMar>
               <w:top w:w="50" w:type="dxa"/>
               <w:left w:w="90" w:type="dxa"/>
@@ -8280,6 +9316,10 @@
         <w:tc>
           <w:tcPr>
             <w:tcW w:w="4042" w:type="dxa"/>
+            <w:tcBorders>
+              <w:bottom w:val="single" w:sz="4" w:space="0" w:color="A6A6A6"/>
+            </w:tcBorders>
+            <w:shd w:val="clear" w:color="auto" w:fill="auto"/>
             <w:tcMar>
               <w:top w:w="50" w:type="dxa"/>
               <w:left w:w="90" w:type="dxa"/>
@@ -8303,6 +9343,10 @@
         <w:tc>
           <w:tcPr>
             <w:tcW w:w="2702" w:type="dxa"/>
+            <w:tcBorders>
+              <w:bottom w:val="single" w:sz="4" w:space="0" w:color="A6A6A6"/>
+            </w:tcBorders>
+            <w:shd w:val="clear" w:color="auto" w:fill="auto"/>
             <w:tcMar>
               <w:top w:w="50" w:type="dxa"/>
               <w:left w:w="90" w:type="dxa"/>
@@ -8331,6 +9375,9 @@
         <w:tc>
           <w:tcPr>
             <w:tcW w:w="807" w:type="dxa"/>
+            <w:tcBorders>
+              <w:bottom w:val="single" w:sz="4" w:space="0" w:color="A6A6A6"/>
+            </w:tcBorders>
             <w:shd w:val="clear" w:color="auto" w:fill="F2F2F2"/>
             <w:tcMar>
               <w:top w:w="50" w:type="dxa"/>
@@ -8355,6 +9402,9 @@
         <w:tc>
           <w:tcPr>
             <w:tcW w:w="2189" w:type="dxa"/>
+            <w:tcBorders>
+              <w:bottom w:val="single" w:sz="4" w:space="0" w:color="A6A6A6"/>
+            </w:tcBorders>
             <w:shd w:val="clear" w:color="auto" w:fill="F2F2F2"/>
             <w:tcMar>
               <w:top w:w="50" w:type="dxa"/>
@@ -8379,6 +9429,9 @@
         <w:tc>
           <w:tcPr>
             <w:tcW w:w="4042" w:type="dxa"/>
+            <w:tcBorders>
+              <w:bottom w:val="single" w:sz="4" w:space="0" w:color="A6A6A6"/>
+            </w:tcBorders>
             <w:shd w:val="clear" w:color="auto" w:fill="F2F2F2"/>
             <w:tcMar>
               <w:top w:w="50" w:type="dxa"/>
@@ -8403,6 +9456,9 @@
         <w:tc>
           <w:tcPr>
             <w:tcW w:w="2702" w:type="dxa"/>
+            <w:tcBorders>
+              <w:bottom w:val="single" w:sz="4" w:space="0" w:color="A6A6A6"/>
+            </w:tcBorders>
             <w:shd w:val="clear" w:color="auto" w:fill="F2F2F2"/>
             <w:tcMar>
               <w:top w:w="50" w:type="dxa"/>
@@ -8432,6 +9488,10 @@
         <w:tc>
           <w:tcPr>
             <w:tcW w:w="807" w:type="dxa"/>
+            <w:tcBorders>
+              <w:bottom w:val="single" w:sz="4" w:space="0" w:color="A6A6A6"/>
+            </w:tcBorders>
+            <w:shd w:val="clear" w:color="auto" w:fill="auto"/>
             <w:tcMar>
               <w:top w:w="50" w:type="dxa"/>
               <w:left w:w="90" w:type="dxa"/>
@@ -8455,6 +9515,10 @@
         <w:tc>
           <w:tcPr>
             <w:tcW w:w="2189" w:type="dxa"/>
+            <w:tcBorders>
+              <w:bottom w:val="single" w:sz="4" w:space="0" w:color="A6A6A6"/>
+            </w:tcBorders>
+            <w:shd w:val="clear" w:color="auto" w:fill="auto"/>
             <w:tcMar>
               <w:top w:w="50" w:type="dxa"/>
               <w:left w:w="90" w:type="dxa"/>
@@ -8478,6 +9542,10 @@
         <w:tc>
           <w:tcPr>
             <w:tcW w:w="4042" w:type="dxa"/>
+            <w:tcBorders>
+              <w:bottom w:val="single" w:sz="4" w:space="0" w:color="A6A6A6"/>
+            </w:tcBorders>
+            <w:shd w:val="clear" w:color="auto" w:fill="auto"/>
             <w:tcMar>
               <w:top w:w="50" w:type="dxa"/>
               <w:left w:w="90" w:type="dxa"/>
@@ -8501,6 +9569,10 @@
         <w:tc>
           <w:tcPr>
             <w:tcW w:w="2702" w:type="dxa"/>
+            <w:tcBorders>
+              <w:bottom w:val="single" w:sz="4" w:space="0" w:color="A6A6A6"/>
+            </w:tcBorders>
+            <w:shd w:val="clear" w:color="auto" w:fill="auto"/>
             <w:tcMar>
               <w:top w:w="50" w:type="dxa"/>
               <w:left w:w="90" w:type="dxa"/>
@@ -8529,6 +9601,9 @@
         <w:tc>
           <w:tcPr>
             <w:tcW w:w="807" w:type="dxa"/>
+            <w:tcBorders>
+              <w:bottom w:val="single" w:sz="4" w:space="0" w:color="A6A6A6"/>
+            </w:tcBorders>
             <w:shd w:val="clear" w:color="auto" w:fill="F2F2F2"/>
             <w:tcMar>
               <w:top w:w="50" w:type="dxa"/>
@@ -8547,6 +9622,244 @@
                 <w:sz w:val="19"/>
               </w:rPr>
               <w:t>4.10.1</w:t>
+            </w:r>
+          </w:p>
+        </w:tc>
+        <w:tc>
+          <w:tcPr>
+            <w:tcW w:w="2189" w:type="dxa"/>
+            <w:tcBorders>
+              <w:bottom w:val="single" w:sz="4" w:space="0" w:color="A6A6A6"/>
+            </w:tcBorders>
+            <w:shd w:val="clear" w:color="auto" w:fill="F2F2F2"/>
+            <w:tcMar>
+              <w:top w:w="50" w:type="dxa"/>
+              <w:left w:w="90" w:type="dxa"/>
+              <w:bottom w:w="50" w:type="dxa"/>
+              <w:right w:w="90" w:type="dxa"/>
+            </w:tcMar>
+          </w:tcPr>
+          <w:p>
+            <w:pPr>
+              <w:spacing w:after="0" w:line="250" w:lineRule="auto"/>
+              <w:jc w:val="left"/>
+            </w:pPr>
+            <w:r>
+              <w:rPr>
+                <w:sz w:val="19"/>
+              </w:rPr>
+              <w:t>Ventana "Cerrar turno N°"</w:t>
+            </w:r>
+          </w:p>
+        </w:tc>
+        <w:tc>
+          <w:tcPr>
+            <w:tcW w:w="4042" w:type="dxa"/>
+            <w:tcBorders>
+              <w:bottom w:val="single" w:sz="4" w:space="0" w:color="A6A6A6"/>
+            </w:tcBorders>
+            <w:shd w:val="clear" w:color="auto" w:fill="F2F2F2"/>
+            <w:tcMar>
+              <w:top w:w="50" w:type="dxa"/>
+              <w:left w:w="90" w:type="dxa"/>
+              <w:bottom w:w="50" w:type="dxa"/>
+              <w:right w:w="90" w:type="dxa"/>
+            </w:tcMar>
+          </w:tcPr>
+          <w:p>
+            <w:pPr>
+              <w:spacing w:after="0" w:line="250" w:lineRule="auto"/>
+              <w:jc w:val="left"/>
+            </w:pPr>
+            <w:r>
+              <w:rPr>
+                <w:sz w:val="19"/>
+              </w:rPr>
+              <w:t>Efectivo esperado, efectivo contado y diferencia</w:t>
+            </w:r>
+          </w:p>
+        </w:tc>
+        <w:tc>
+          <w:tcPr>
+            <w:tcW w:w="2702" w:type="dxa"/>
+            <w:tcBorders>
+              <w:bottom w:val="single" w:sz="4" w:space="0" w:color="A6A6A6"/>
+            </w:tcBorders>
+            <w:shd w:val="clear" w:color="auto" w:fill="F2F2F2"/>
+            <w:tcMar>
+              <w:top w:w="50" w:type="dxa"/>
+              <w:left w:w="90" w:type="dxa"/>
+              <w:bottom w:w="50" w:type="dxa"/>
+              <w:right w:w="90" w:type="dxa"/>
+            </w:tcMar>
+          </w:tcPr>
+          <w:p>
+            <w:pPr>
+              <w:spacing w:after="0" w:line="250" w:lineRule="auto"/>
+              <w:jc w:val="left"/>
+            </w:pPr>
+            <w:r>
+              <w:rPr>
+                <w:sz w:val="19"/>
+              </w:rPr>
+              <w:t>4.10 Cerrar el turno y cuadrar la caja</w:t>
+            </w:r>
+          </w:p>
+        </w:tc>
+      </w:tr>
+      <w:tr>
+        <w:trPr>
+          <w:cantSplit/>
+        </w:trPr>
+        <w:tc>
+          <w:tcPr>
+            <w:tcW w:w="807" w:type="dxa"/>
+            <w:tcBorders>
+              <w:bottom w:val="single" w:sz="4" w:space="0" w:color="A6A6A6"/>
+            </w:tcBorders>
+            <w:shd w:val="clear" w:color="auto" w:fill="auto"/>
+            <w:tcMar>
+              <w:top w:w="50" w:type="dxa"/>
+              <w:left w:w="90" w:type="dxa"/>
+              <w:bottom w:w="50" w:type="dxa"/>
+              <w:right w:w="90" w:type="dxa"/>
+            </w:tcMar>
+          </w:tcPr>
+          <w:p>
+            <w:pPr>
+              <w:spacing w:after="0" w:line="250" w:lineRule="auto"/>
+              <w:jc w:val="left"/>
+              <w:rPr>
+                <w:sz w:val="19"/>
+              </w:rPr>
+            </w:pPr>
+            <w:r>
+              <w:rPr>
+                <w:sz w:val="19"/>
+              </w:rPr>
+              <w:t>4.11.1</w:t>
+            </w:r>
+          </w:p>
+        </w:tc>
+        <w:tc>
+          <w:tcPr>
+            <w:tcW w:w="2189" w:type="dxa"/>
+            <w:tcBorders>
+              <w:bottom w:val="single" w:sz="4" w:space="0" w:color="A6A6A6"/>
+            </w:tcBorders>
+            <w:shd w:val="clear" w:color="auto" w:fill="auto"/>
+            <w:tcMar>
+              <w:top w:w="50" w:type="dxa"/>
+              <w:left w:w="90" w:type="dxa"/>
+              <w:bottom w:w="50" w:type="dxa"/>
+              <w:right w:w="90" w:type="dxa"/>
+            </w:tcMar>
+          </w:tcPr>
+          <w:p>
+            <w:pPr>
+              <w:spacing w:after="0" w:line="250" w:lineRule="auto"/>
+              <w:jc w:val="left"/>
+              <w:rPr>
+                <w:sz w:val="19"/>
+              </w:rPr>
+            </w:pPr>
+            <w:r>
+              <w:rPr>
+                <w:sz w:val="19"/>
+              </w:rPr>
+              <w:t>Ventana "Anular venta"</w:t>
+            </w:r>
+          </w:p>
+        </w:tc>
+        <w:tc>
+          <w:tcPr>
+            <w:tcW w:w="4042" w:type="dxa"/>
+            <w:tcBorders>
+              <w:bottom w:val="single" w:sz="4" w:space="0" w:color="A6A6A6"/>
+            </w:tcBorders>
+            <w:shd w:val="clear" w:color="auto" w:fill="auto"/>
+            <w:tcMar>
+              <w:top w:w="50" w:type="dxa"/>
+              <w:left w:w="90" w:type="dxa"/>
+              <w:bottom w:w="50" w:type="dxa"/>
+              <w:right w:w="90" w:type="dxa"/>
+            </w:tcMar>
+          </w:tcPr>
+          <w:p>
+            <w:pPr>
+              <w:spacing w:after="0" w:line="250" w:lineRule="auto"/>
+              <w:jc w:val="left"/>
+              <w:rPr>
+                <w:sz w:val="19"/>
+              </w:rPr>
+            </w:pPr>
+            <w:r>
+              <w:rPr>
+                <w:sz w:val="19"/>
+              </w:rPr>
+              <w:t>Aviso con el monto, lista de motivos y detalle</w:t>
+            </w:r>
+          </w:p>
+        </w:tc>
+        <w:tc>
+          <w:tcPr>
+            <w:tcW w:w="2702" w:type="dxa"/>
+            <w:tcBorders>
+              <w:bottom w:val="single" w:sz="4" w:space="0" w:color="A6A6A6"/>
+            </w:tcBorders>
+            <w:shd w:val="clear" w:color="auto" w:fill="auto"/>
+            <w:tcMar>
+              <w:top w:w="50" w:type="dxa"/>
+              <w:left w:w="90" w:type="dxa"/>
+              <w:bottom w:w="50" w:type="dxa"/>
+              <w:right w:w="90" w:type="dxa"/>
+            </w:tcMar>
+          </w:tcPr>
+          <w:p>
+            <w:pPr>
+              <w:spacing w:after="0" w:line="250" w:lineRule="auto"/>
+              <w:jc w:val="left"/>
+              <w:rPr>
+                <w:sz w:val="19"/>
+              </w:rPr>
+            </w:pPr>
+            <w:r>
+              <w:rPr>
+                <w:sz w:val="19"/>
+              </w:rPr>
+              <w:t>4.11 Anular una venta</w:t>
+            </w:r>
+          </w:p>
+        </w:tc>
+      </w:tr>
+      <w:tr>
+        <w:trPr>
+          <w:cantSplit/>
+        </w:trPr>
+        <w:tc>
+          <w:tcPr>
+            <w:tcW w:w="807" w:type="dxa"/>
+            <w:shd w:val="clear" w:color="auto" w:fill="F2F2F2"/>
+            <w:tcMar>
+              <w:top w:w="50" w:type="dxa"/>
+              <w:left w:w="90" w:type="dxa"/>
+              <w:bottom w:w="50" w:type="dxa"/>
+              <w:right w:w="90" w:type="dxa"/>
+            </w:tcMar>
+          </w:tcPr>
+          <w:p>
+            <w:pPr>
+              <w:spacing w:after="0" w:line="250" w:lineRule="auto"/>
+              <w:jc w:val="left"/>
+              <w:rPr>
+                <w:sz w:val="19"/>
+              </w:rPr>
+            </w:pPr>
+            <w:r>
+              <w:rPr>
+                <w:sz w:val="19"/>
+              </w:rPr>
+              <w:t>4.11.2</w:t>
             </w:r>
           </w:p>
         </w:tc>
@@ -8565,12 +9878,15 @@
             <w:pPr>
               <w:spacing w:after="0" w:line="250" w:lineRule="auto"/>
               <w:jc w:val="left"/>
-            </w:pPr>
-            <w:r>
-              <w:rPr>
-                <w:sz w:val="19"/>
-              </w:rPr>
-              <w:t>Ventana "Cerrar turno N°"</w:t>
+              <w:rPr>
+                <w:sz w:val="19"/>
+              </w:rPr>
+            </w:pPr>
+            <w:r>
+              <w:rPr>
+                <w:sz w:val="19"/>
+              </w:rPr>
+              <w:t>Caja, pestaña Anulaciones</w:t>
             </w:r>
           </w:p>
         </w:tc>
@@ -8589,12 +9905,15 @@
             <w:pPr>
               <w:spacing w:after="0" w:line="250" w:lineRule="auto"/>
               <w:jc w:val="left"/>
-            </w:pPr>
-            <w:r>
-              <w:rPr>
-                <w:sz w:val="19"/>
-              </w:rPr>
-              <w:t>Efectivo esperado, efectivo contado y diferencia</w:t>
+              <w:rPr>
+                <w:sz w:val="19"/>
+              </w:rPr>
+            </w:pPr>
+            <w:r>
+              <w:rPr>
+                <w:sz w:val="19"/>
+              </w:rPr>
+              <w:t>Sus anulaciones con motivo, detalle y monto</w:t>
             </w:r>
           </w:p>
         </w:tc>
@@ -8613,12 +9932,15 @@
             <w:pPr>
               <w:spacing w:after="0" w:line="250" w:lineRule="auto"/>
               <w:jc w:val="left"/>
-            </w:pPr>
-            <w:r>
-              <w:rPr>
-                <w:sz w:val="19"/>
-              </w:rPr>
-              <w:t>4.10 Cerrar el turno y cuadrar la caja</w:t>
+              <w:rPr>
+                <w:sz w:val="19"/>
+              </w:rPr>
+            </w:pPr>
+            <w:r>
+              <w:rPr>
+                <w:sz w:val="19"/>
+              </w:rPr>
+              <w:t>4.11 Anular una venta</w:t>
             </w:r>
           </w:p>
         </w:tc>
